--- a/doc/SmartDent_Avance_1.docx
+++ b/doc/SmartDent_Avance_1.docx
@@ -2,6 +2,2253 @@
 <file path=word/document.xml><?xml version="1.0" encoding="utf-8"?>
 <w:document xmlns:wpc="http://schemas.microsoft.com/office/word/2010/wordprocessingCanvas" xmlns:cx="http://schemas.microsoft.com/office/drawing/2014/chartex" xmlns:cx1="http://schemas.microsoft.com/office/drawing/2015/9/8/chartex" xmlns:cx2="http://schemas.microsoft.com/office/drawing/2015/10/21/chartex" xmlns:cx3="http://schemas.microsoft.com/office/drawing/2016/5/9/chartex" xmlns:cx4="http://schemas.microsoft.com/office/drawing/2016/5/10/chartex" xmlns:cx5="http://schemas.microsoft.com/office/drawing/2016/5/11/chartex" xmlns:cx6="http://schemas.microsoft.com/office/drawing/2016/5/12/chartex" xmlns:cx7="http://schemas.microsoft.com/office/drawing/2016/5/13/chartex" xmlns:cx8="http://schemas.microsoft.com/office/drawing/2016/5/14/chartex" xmlns:mc="http://schemas.openxmlformats.org/markup-compatibility/2006" xmlns:aink="http://schemas.microsoft.com/office/drawing/2016/ink" xmlns:am3d="http://schemas.microsoft.com/office/drawing/2017/model3d" xmlns:o="urn:schemas-microsoft-com:office:office" xmlns:oel="http://schemas.microsoft.com/office/2019/extlst" xmlns:r="http://schemas.openxmlformats.org/officeDocument/2006/relationships" xmlns:m="http://schemas.openxmlformats.org/officeDocument/2006/math" xmlns:v="urn:schemas-microsoft-com:vml" xmlns:wp14="http://schemas.microsoft.com/office/word/2010/wordprocessingDrawing" xmlns:wp="http://schemas.openxmlformats.org/drawingml/2006/wordprocessingDrawing" xmlns:w10="urn:schemas-microsoft-com:office:word" xmlns:w="http://schemas.openxmlformats.org/wordprocessingml/2006/main" xmlns:w14="http://schemas.microsoft.com/office/word/2010/wordml" xmlns:w15="http://schemas.microsoft.com/office/word/2012/wordml" xmlns:w16cex="http://schemas.microsoft.com/office/word/2018/wordml/cex" xmlns:w16cid="http://schemas.microsoft.com/office/word/2016/wordml/cid" xmlns:w16="http://schemas.microsoft.com/office/word/2018/wordml" xmlns:w16sdtdh="http://schemas.microsoft.com/office/word/2020/wordml/sdtdatahash" xmlns:w16se="http://schemas.microsoft.com/office/word/2015/wordml/symex" xmlns:wpg="http://schemas.microsoft.com/office/word/2010/wordprocessingGroup" xmlns:wpi="http://schemas.microsoft.com/office/word/2010/wordprocessingInk" xmlns:wne="http://schemas.microsoft.com/office/word/2006/wordml" xmlns:wps="http://schemas.microsoft.com/office/word/2010/wordprocessingShape" mc:Ignorable="w14 w15 w16se w16cid w16 w16cex w16sdtdh wp14">
   <w:body>
+    <w:p>
+      <w:pPr>
+        <w:rPr>
+          <w:rFonts w:cs="Arial"/>
+          <w:b/>
+          <w:bCs/>
+          <w:lang w:val="es-ES"/>
+        </w:rPr>
+      </w:pPr>
+    </w:p>
+    <w:p>
+      <w:pPr>
+        <w:pStyle w:val="Textoindependiente"/>
+        <w:rPr>
+          <w:rFonts w:cs="Arial"/>
+        </w:rPr>
+      </w:pPr>
+      <w:r>
+        <w:rPr>
+          <w:rFonts w:cs="Arial"/>
+          <w:noProof/>
+        </w:rPr>
+        <mc:AlternateContent>
+          <mc:Choice Requires="wps">
+            <w:drawing>
+              <wp:anchor distT="0" distB="0" distL="114300" distR="114300" simplePos="0" relativeHeight="251658752" behindDoc="0" locked="0" layoutInCell="1" allowOverlap="1" wp14:anchorId="4A82843A" wp14:editId="0C178F52">
+                <wp:simplePos x="0" y="0"/>
+                <wp:positionH relativeFrom="column">
+                  <wp:posOffset>2987039</wp:posOffset>
+                </wp:positionH>
+                <wp:positionV relativeFrom="paragraph">
+                  <wp:posOffset>-897255</wp:posOffset>
+                </wp:positionV>
+                <wp:extent cx="3471545" cy="4617720"/>
+                <wp:effectExtent l="0" t="0" r="0" b="0"/>
+                <wp:wrapNone/>
+                <wp:docPr id="2" name="Medio marco 2"/>
+                <wp:cNvGraphicFramePr/>
+                <a:graphic xmlns:a="http://schemas.openxmlformats.org/drawingml/2006/main">
+                  <a:graphicData uri="http://schemas.microsoft.com/office/word/2010/wordprocessingShape">
+                    <wps:wsp>
+                      <wps:cNvSpPr/>
+                      <wps:spPr>
+                        <a:xfrm flipH="1">
+                          <a:off x="0" y="0"/>
+                          <a:ext cx="3471545" cy="4617720"/>
+                        </a:xfrm>
+                        <a:prstGeom prst="halfFrame">
+                          <a:avLst>
+                            <a:gd name="adj1" fmla="val 1763"/>
+                            <a:gd name="adj2" fmla="val 1560"/>
+                          </a:avLst>
+                        </a:prstGeom>
+                        <a:solidFill>
+                          <a:srgbClr val="C00000"/>
+                        </a:solidFill>
+                        <a:ln>
+                          <a:noFill/>
+                        </a:ln>
+                      </wps:spPr>
+                      <wps:style>
+                        <a:lnRef idx="2">
+                          <a:schemeClr val="accent1">
+                            <a:shade val="50000"/>
+                          </a:schemeClr>
+                        </a:lnRef>
+                        <a:fillRef idx="1">
+                          <a:schemeClr val="accent1"/>
+                        </a:fillRef>
+                        <a:effectRef idx="0">
+                          <a:schemeClr val="accent1"/>
+                        </a:effectRef>
+                        <a:fontRef idx="minor">
+                          <a:schemeClr val="lt1"/>
+                        </a:fontRef>
+                      </wps:style>
+                      <wps:bodyPr rot="0" spcFirstLastPara="0" vertOverflow="overflow" horzOverflow="overflow" vert="horz" wrap="square" lIns="91440" tIns="45720" rIns="91440" bIns="45720" numCol="1" spcCol="0" rtlCol="0" fromWordArt="0" anchor="ctr" anchorCtr="0" forceAA="0" compatLnSpc="1">
+                        <a:prstTxWarp prst="textNoShape">
+                          <a:avLst/>
+                        </a:prstTxWarp>
+                        <a:noAutofit/>
+                      </wps:bodyPr>
+                    </wps:wsp>
+                  </a:graphicData>
+                </a:graphic>
+                <wp14:sizeRelH relativeFrom="margin">
+                  <wp14:pctWidth>0</wp14:pctWidth>
+                </wp14:sizeRelH>
+                <wp14:sizeRelV relativeFrom="margin">
+                  <wp14:pctHeight>0</wp14:pctHeight>
+                </wp14:sizeRelV>
+              </wp:anchor>
+            </w:drawing>
+          </mc:Choice>
+          <mc:Fallback>
+            <w:pict>
+              <v:shape w14:anchorId="05C4720F" id="Medio marco 2" o:spid="_x0000_s1026" style="position:absolute;margin-left:235.2pt;margin-top:-70.65pt;width:273.35pt;height:363.6pt;flip:x;z-index:251658752;visibility:visible;mso-wrap-style:square;mso-width-percent:0;mso-height-percent:0;mso-wrap-distance-left:9pt;mso-wrap-distance-top:0;mso-wrap-distance-right:9pt;mso-wrap-distance-bottom:0;mso-position-horizontal:absolute;mso-position-horizontal-relative:text;mso-position-vertical:absolute;mso-position-vertical-relative:text;mso-width-percent:0;mso-height-percent:0;mso-width-relative:margin;mso-height-relative:margin;v-text-anchor:middle" coordsize="3471545,4617720" o:gfxdata="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" path="m,l3471545,r-46012,61203l54156,61203r,4484481l,4617720,,xe" fillcolor="#c00000" stroked="f" strokeweight="2pt">
+                <v:path arrowok="t" o:connecttype="custom" o:connectlocs="0,0;3471545,0;3425533,61203;54156,61203;54156,4545684;0,4617720;0,0" o:connectangles="0,0,0,0,0,0,0"/>
+              </v:shape>
+            </w:pict>
+          </mc:Fallback>
+        </mc:AlternateContent>
+      </w:r>
+      <w:r>
+        <w:rPr>
+          <w:rFonts w:cs="Arial"/>
+          <w:noProof/>
+        </w:rPr>
+        <mc:AlternateContent>
+          <mc:Choice Requires="wpg">
+            <w:drawing>
+              <wp:anchor distT="0" distB="0" distL="114300" distR="114300" simplePos="0" relativeHeight="251668992" behindDoc="1" locked="0" layoutInCell="1" allowOverlap="1" wp14:anchorId="7EE205FE" wp14:editId="400CCCDF">
+                <wp:simplePos x="0" y="0"/>
+                <wp:positionH relativeFrom="page">
+                  <wp:posOffset>0</wp:posOffset>
+                </wp:positionH>
+                <wp:positionV relativeFrom="page">
+                  <wp:posOffset>0</wp:posOffset>
+                </wp:positionV>
+                <wp:extent cx="4016375" cy="3438525"/>
+                <wp:effectExtent l="0" t="0" r="0" b="0"/>
+                <wp:wrapNone/>
+                <wp:docPr id="829447821" name="Group 2"/>
+                <wp:cNvGraphicFramePr>
+                  <a:graphicFrameLocks xmlns:a="http://schemas.openxmlformats.org/drawingml/2006/main"/>
+                </wp:cNvGraphicFramePr>
+                <a:graphic xmlns:a="http://schemas.openxmlformats.org/drawingml/2006/main">
+                  <a:graphicData uri="http://schemas.microsoft.com/office/word/2010/wordprocessingGroup">
+                    <wpg:wgp>
+                      <wpg:cNvGrpSpPr>
+                        <a:grpSpLocks/>
+                      </wpg:cNvGrpSpPr>
+                      <wpg:grpSpPr bwMode="auto">
+                        <a:xfrm>
+                          <a:off x="0" y="0"/>
+                          <a:ext cx="4016375" cy="3438525"/>
+                          <a:chOff x="0" y="0"/>
+                          <a:chExt cx="6325" cy="5415"/>
+                        </a:xfrm>
+                      </wpg:grpSpPr>
+                      <wps:wsp>
+                        <wps:cNvPr id="1340813033" name="Freeform 6"/>
+                        <wps:cNvSpPr>
+                          <a:spLocks/>
+                        </wps:cNvSpPr>
+                        <wps:spPr bwMode="auto">
+                          <a:xfrm>
+                            <a:off x="2931" y="0"/>
+                            <a:ext cx="3393" cy="2939"/>
+                          </a:xfrm>
+                          <a:custGeom>
+                            <a:avLst/>
+                            <a:gdLst>
+                              <a:gd name="T0" fmla="+- 0 6324 2932"/>
+                              <a:gd name="T1" fmla="*/ T0 w 3393"/>
+                              <a:gd name="T2" fmla="*/ 0 h 2939"/>
+                              <a:gd name="T3" fmla="+- 0 3386 2932"/>
+                              <a:gd name="T4" fmla="*/ T3 w 3393"/>
+                              <a:gd name="T5" fmla="*/ 2939 h 2939"/>
+                              <a:gd name="T6" fmla="+- 0 2932 2932"/>
+                              <a:gd name="T7" fmla="*/ T6 w 3393"/>
+                              <a:gd name="T8" fmla="*/ 2484 h 2939"/>
+                              <a:gd name="T9" fmla="+- 0 5416 2932"/>
+                              <a:gd name="T10" fmla="*/ T9 w 3393"/>
+                              <a:gd name="T11" fmla="*/ 0 h 2939"/>
+                              <a:gd name="T12" fmla="+- 0 6324 2932"/>
+                              <a:gd name="T13" fmla="*/ T12 w 3393"/>
+                              <a:gd name="T14" fmla="*/ 0 h 2939"/>
+                            </a:gdLst>
+                            <a:ahLst/>
+                            <a:cxnLst>
+                              <a:cxn ang="0">
+                                <a:pos x="T1" y="T2"/>
+                              </a:cxn>
+                              <a:cxn ang="0">
+                                <a:pos x="T4" y="T5"/>
+                              </a:cxn>
+                              <a:cxn ang="0">
+                                <a:pos x="T7" y="T8"/>
+                              </a:cxn>
+                              <a:cxn ang="0">
+                                <a:pos x="T10" y="T11"/>
+                              </a:cxn>
+                              <a:cxn ang="0">
+                                <a:pos x="T13" y="T14"/>
+                              </a:cxn>
+                            </a:cxnLst>
+                            <a:rect l="0" t="0" r="r" b="b"/>
+                            <a:pathLst>
+                              <a:path w="3393" h="2939">
+                                <a:moveTo>
+                                  <a:pt x="3392" y="0"/>
+                                </a:moveTo>
+                                <a:lnTo>
+                                  <a:pt x="454" y="2939"/>
+                                </a:lnTo>
+                                <a:lnTo>
+                                  <a:pt x="0" y="2484"/>
+                                </a:lnTo>
+                                <a:lnTo>
+                                  <a:pt x="2484" y="0"/>
+                                </a:lnTo>
+                                <a:lnTo>
+                                  <a:pt x="3392" y="0"/>
+                                </a:lnTo>
+                                <a:close/>
+                              </a:path>
+                            </a:pathLst>
+                          </a:custGeom>
+                          <a:solidFill>
+                            <a:srgbClr val="D9D9D9"/>
+                          </a:solidFill>
+                          <a:ln>
+                            <a:noFill/>
+                          </a:ln>
+                          <a:extLst>
+                            <a:ext uri="{91240B29-F687-4F45-9708-019B960494DF}">
+                              <a14:hiddenLine xmlns:a14="http://schemas.microsoft.com/office/drawing/2010/main" w="9525">
+                                <a:solidFill>
+                                  <a:srgbClr val="000000"/>
+                                </a:solidFill>
+                                <a:round/>
+                                <a:headEnd/>
+                                <a:tailEnd/>
+                              </a14:hiddenLine>
+                            </a:ext>
+                          </a:extLst>
+                        </wps:spPr>
+                        <wps:bodyPr rot="0" vert="horz" wrap="square" lIns="91440" tIns="45720" rIns="91440" bIns="45720" anchor="t" anchorCtr="0" upright="1">
+                          <a:noAutofit/>
+                        </wps:bodyPr>
+                      </wps:wsp>
+                      <wps:wsp>
+                        <wps:cNvPr id="730091615" name="Freeform 5"/>
+                        <wps:cNvSpPr>
+                          <a:spLocks/>
+                        </wps:cNvSpPr>
+                        <wps:spPr bwMode="auto">
+                          <a:xfrm>
+                            <a:off x="0" y="0"/>
+                            <a:ext cx="4097" cy="4103"/>
+                          </a:xfrm>
+                          <a:custGeom>
+                            <a:avLst/>
+                            <a:gdLst>
+                              <a:gd name="T0" fmla="*/ 0 w 4097"/>
+                              <a:gd name="T1" fmla="*/ 4103 h 4103"/>
+                              <a:gd name="T2" fmla="*/ 0 w 4097"/>
+                              <a:gd name="T3" fmla="*/ 0 h 4103"/>
+                              <a:gd name="T4" fmla="*/ 4096 w 4097"/>
+                              <a:gd name="T5" fmla="*/ 0 h 4103"/>
+                              <a:gd name="T6" fmla="*/ 0 w 4097"/>
+                              <a:gd name="T7" fmla="*/ 4103 h 4103"/>
+                            </a:gdLst>
+                            <a:ahLst/>
+                            <a:cxnLst>
+                              <a:cxn ang="0">
+                                <a:pos x="T0" y="T1"/>
+                              </a:cxn>
+                              <a:cxn ang="0">
+                                <a:pos x="T2" y="T3"/>
+                              </a:cxn>
+                              <a:cxn ang="0">
+                                <a:pos x="T4" y="T5"/>
+                              </a:cxn>
+                              <a:cxn ang="0">
+                                <a:pos x="T6" y="T7"/>
+                              </a:cxn>
+                            </a:cxnLst>
+                            <a:rect l="0" t="0" r="r" b="b"/>
+                            <a:pathLst>
+                              <a:path w="4097" h="4103">
+                                <a:moveTo>
+                                  <a:pt x="0" y="4103"/>
+                                </a:moveTo>
+                                <a:lnTo>
+                                  <a:pt x="0" y="0"/>
+                                </a:lnTo>
+                                <a:lnTo>
+                                  <a:pt x="4096" y="0"/>
+                                </a:lnTo>
+                                <a:lnTo>
+                                  <a:pt x="0" y="4103"/>
+                                </a:lnTo>
+                                <a:close/>
+                              </a:path>
+                            </a:pathLst>
+                          </a:custGeom>
+                          <a:solidFill>
+                            <a:srgbClr val="1B2020"/>
+                          </a:solidFill>
+                          <a:ln>
+                            <a:noFill/>
+                          </a:ln>
+                          <a:extLst>
+                            <a:ext uri="{91240B29-F687-4F45-9708-019B960494DF}">
+                              <a14:hiddenLine xmlns:a14="http://schemas.microsoft.com/office/drawing/2010/main" w="9525">
+                                <a:solidFill>
+                                  <a:srgbClr val="000000"/>
+                                </a:solidFill>
+                                <a:round/>
+                                <a:headEnd/>
+                                <a:tailEnd/>
+                              </a14:hiddenLine>
+                            </a:ext>
+                          </a:extLst>
+                        </wps:spPr>
+                        <wps:bodyPr rot="0" vert="horz" wrap="square" lIns="91440" tIns="45720" rIns="91440" bIns="45720" anchor="t" anchorCtr="0" upright="1">
+                          <a:noAutofit/>
+                        </wps:bodyPr>
+                      </wps:wsp>
+                      <wps:wsp>
+                        <wps:cNvPr id="221616824" name="Freeform 4"/>
+                        <wps:cNvSpPr>
+                          <a:spLocks/>
+                        </wps:cNvSpPr>
+                        <wps:spPr bwMode="auto">
+                          <a:xfrm>
+                            <a:off x="2421" y="2432"/>
+                            <a:ext cx="1021" cy="511"/>
+                          </a:xfrm>
+                          <a:custGeom>
+                            <a:avLst/>
+                            <a:gdLst>
+                              <a:gd name="T0" fmla="+- 0 2422 2422"/>
+                              <a:gd name="T1" fmla="*/ T0 w 1021"/>
+                              <a:gd name="T2" fmla="+- 0 2943 2432"/>
+                              <a:gd name="T3" fmla="*/ 2943 h 511"/>
+                              <a:gd name="T4" fmla="+- 0 2932 2422"/>
+                              <a:gd name="T5" fmla="*/ T4 w 1021"/>
+                              <a:gd name="T6" fmla="+- 0 2432 2432"/>
+                              <a:gd name="T7" fmla="*/ 2432 h 511"/>
+                              <a:gd name="T8" fmla="+- 0 3442 2422"/>
+                              <a:gd name="T9" fmla="*/ T8 w 1021"/>
+                              <a:gd name="T10" fmla="+- 0 2942 2432"/>
+                              <a:gd name="T11" fmla="*/ 2942 h 511"/>
+                              <a:gd name="T12" fmla="+- 0 2422 2422"/>
+                              <a:gd name="T13" fmla="*/ T12 w 1021"/>
+                              <a:gd name="T14" fmla="+- 0 2943 2432"/>
+                              <a:gd name="T15" fmla="*/ 2943 h 511"/>
+                            </a:gdLst>
+                            <a:ahLst/>
+                            <a:cxnLst>
+                              <a:cxn ang="0">
+                                <a:pos x="T1" y="T3"/>
+                              </a:cxn>
+                              <a:cxn ang="0">
+                                <a:pos x="T5" y="T7"/>
+                              </a:cxn>
+                              <a:cxn ang="0">
+                                <a:pos x="T9" y="T11"/>
+                              </a:cxn>
+                              <a:cxn ang="0">
+                                <a:pos x="T13" y="T15"/>
+                              </a:cxn>
+                            </a:cxnLst>
+                            <a:rect l="0" t="0" r="r" b="b"/>
+                            <a:pathLst>
+                              <a:path w="1021" h="511">
+                                <a:moveTo>
+                                  <a:pt x="0" y="511"/>
+                                </a:moveTo>
+                                <a:lnTo>
+                                  <a:pt x="510" y="0"/>
+                                </a:lnTo>
+                                <a:lnTo>
+                                  <a:pt x="1020" y="510"/>
+                                </a:lnTo>
+                                <a:lnTo>
+                                  <a:pt x="0" y="511"/>
+                                </a:lnTo>
+                                <a:close/>
+                              </a:path>
+                            </a:pathLst>
+                          </a:custGeom>
+                          <a:solidFill>
+                            <a:srgbClr val="D9D9D9"/>
+                          </a:solidFill>
+                          <a:ln>
+                            <a:noFill/>
+                          </a:ln>
+                          <a:extLst>
+                            <a:ext uri="{91240B29-F687-4F45-9708-019B960494DF}">
+                              <a14:hiddenLine xmlns:a14="http://schemas.microsoft.com/office/drawing/2010/main" w="9525">
+                                <a:solidFill>
+                                  <a:srgbClr val="000000"/>
+                                </a:solidFill>
+                                <a:round/>
+                                <a:headEnd/>
+                                <a:tailEnd/>
+                              </a14:hiddenLine>
+                            </a:ext>
+                          </a:extLst>
+                        </wps:spPr>
+                        <wps:bodyPr rot="0" vert="horz" wrap="square" lIns="91440" tIns="45720" rIns="91440" bIns="45720" anchor="t" anchorCtr="0" upright="1">
+                          <a:noAutofit/>
+                        </wps:bodyPr>
+                      </wps:wsp>
+                      <wps:wsp>
+                        <wps:cNvPr id="1378204144" name="Freeform 3"/>
+                        <wps:cNvSpPr>
+                          <a:spLocks/>
+                        </wps:cNvSpPr>
+                        <wps:spPr bwMode="auto">
+                          <a:xfrm>
+                            <a:off x="0" y="0"/>
+                            <a:ext cx="5415" cy="5415"/>
+                          </a:xfrm>
+                          <a:custGeom>
+                            <a:avLst/>
+                            <a:gdLst>
+                              <a:gd name="T0" fmla="*/ 5415 w 5415"/>
+                              <a:gd name="T1" fmla="*/ 0 h 5415"/>
+                              <a:gd name="T2" fmla="*/ 0 w 5415"/>
+                              <a:gd name="T3" fmla="*/ 5415 h 5415"/>
+                              <a:gd name="T4" fmla="*/ 0 w 5415"/>
+                              <a:gd name="T5" fmla="*/ 4376 h 5415"/>
+                              <a:gd name="T6" fmla="*/ 4376 w 5415"/>
+                              <a:gd name="T7" fmla="*/ 0 h 5415"/>
+                              <a:gd name="T8" fmla="*/ 5415 w 5415"/>
+                              <a:gd name="T9" fmla="*/ 0 h 5415"/>
+                            </a:gdLst>
+                            <a:ahLst/>
+                            <a:cxnLst>
+                              <a:cxn ang="0">
+                                <a:pos x="T0" y="T1"/>
+                              </a:cxn>
+                              <a:cxn ang="0">
+                                <a:pos x="T2" y="T3"/>
+                              </a:cxn>
+                              <a:cxn ang="0">
+                                <a:pos x="T4" y="T5"/>
+                              </a:cxn>
+                              <a:cxn ang="0">
+                                <a:pos x="T6" y="T7"/>
+                              </a:cxn>
+                              <a:cxn ang="0">
+                                <a:pos x="T8" y="T9"/>
+                              </a:cxn>
+                            </a:cxnLst>
+                            <a:rect l="0" t="0" r="r" b="b"/>
+                            <a:pathLst>
+                              <a:path w="5415" h="5415">
+                                <a:moveTo>
+                                  <a:pt x="5415" y="0"/>
+                                </a:moveTo>
+                                <a:lnTo>
+                                  <a:pt x="0" y="5415"/>
+                                </a:lnTo>
+                                <a:lnTo>
+                                  <a:pt x="0" y="4376"/>
+                                </a:lnTo>
+                                <a:lnTo>
+                                  <a:pt x="4376" y="0"/>
+                                </a:lnTo>
+                                <a:lnTo>
+                                  <a:pt x="5415" y="0"/>
+                                </a:lnTo>
+                                <a:close/>
+                              </a:path>
+                            </a:pathLst>
+                          </a:custGeom>
+                          <a:solidFill>
+                            <a:srgbClr val="A6A6A6"/>
+                          </a:solidFill>
+                          <a:ln>
+                            <a:noFill/>
+                          </a:ln>
+                          <a:extLst>
+                            <a:ext uri="{91240B29-F687-4F45-9708-019B960494DF}">
+                              <a14:hiddenLine xmlns:a14="http://schemas.microsoft.com/office/drawing/2010/main" w="9525">
+                                <a:solidFill>
+                                  <a:srgbClr val="000000"/>
+                                </a:solidFill>
+                                <a:round/>
+                                <a:headEnd/>
+                                <a:tailEnd/>
+                              </a14:hiddenLine>
+                            </a:ext>
+                          </a:extLst>
+                        </wps:spPr>
+                        <wps:bodyPr rot="0" vert="horz" wrap="square" lIns="91440" tIns="45720" rIns="91440" bIns="45720" anchor="t" anchorCtr="0" upright="1">
+                          <a:noAutofit/>
+                        </wps:bodyPr>
+                      </wps:wsp>
+                    </wpg:wgp>
+                  </a:graphicData>
+                </a:graphic>
+                <wp14:sizeRelH relativeFrom="page">
+                  <wp14:pctWidth>0</wp14:pctWidth>
+                </wp14:sizeRelH>
+                <wp14:sizeRelV relativeFrom="page">
+                  <wp14:pctHeight>0</wp14:pctHeight>
+                </wp14:sizeRelV>
+              </wp:anchor>
+            </w:drawing>
+          </mc:Choice>
+          <mc:Fallback>
+            <w:pict>
+              <v:group w14:anchorId="4DD08FB1" id="Group 2" o:spid="_x0000_s1026" style="position:absolute;margin-left:0;margin-top:0;width:316.25pt;height:270.75pt;z-index:-251647488;mso-position-horizontal-relative:page;mso-position-vertical-relative:page" coordsize="6325,5415" o:gfxdata="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">
+                <v:shape id="Freeform 6" o:spid="_x0000_s1027" style="position:absolute;left:2931;width:3393;height:2939;visibility:visible;mso-wrap-style:square;v-text-anchor:top" coordsize="3393,2939" o:gfxdata="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" path="m3392,l454,2939,,2484,2484,r908,xe" fillcolor="#d9d9d9" stroked="f">
+                  <v:path arrowok="t" o:connecttype="custom" o:connectlocs="3392,0;454,2939;0,2484;2484,0;3392,0" o:connectangles="0,0,0,0,0"/>
+                </v:shape>
+                <v:shape id="Freeform 5" o:spid="_x0000_s1028" style="position:absolute;width:4097;height:4103;visibility:visible;mso-wrap-style:square;v-text-anchor:top" coordsize="4097,4103" o:gfxdata="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" path="m,4103l,,4096,,,4103xe" fillcolor="#1b2020" stroked="f">
+                  <v:path arrowok="t" o:connecttype="custom" o:connectlocs="0,4103;0,0;4096,0;0,4103" o:connectangles="0,0,0,0"/>
+                </v:shape>
+                <v:shape id="Freeform 4" o:spid="_x0000_s1029" style="position:absolute;left:2421;top:2432;width:1021;height:511;visibility:visible;mso-wrap-style:square;v-text-anchor:top" coordsize="1021,511" o:gfxdata="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" path="m,511l510,r510,510l,511xe" fillcolor="#d9d9d9" stroked="f">
+                  <v:path arrowok="t" o:connecttype="custom" o:connectlocs="0,2943;510,2432;1020,2942;0,2943" o:connectangles="0,0,0,0"/>
+                </v:shape>
+                <v:shape id="Freeform 3" o:spid="_x0000_s1030" style="position:absolute;width:5415;height:5415;visibility:visible;mso-wrap-style:square;v-text-anchor:top" coordsize="5415,5415" o:gfxdata="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" path="m5415,l,5415,,4376,4376,,5415,xe" fillcolor="#a6a6a6" stroked="f">
+                  <v:path arrowok="t" o:connecttype="custom" o:connectlocs="5415,0;0,5415;0,4376;4376,0;5415,0" o:connectangles="0,0,0,0,0"/>
+                </v:shape>
+                <w10:wrap anchorx="page" anchory="page"/>
+              </v:group>
+            </w:pict>
+          </mc:Fallback>
+        </mc:AlternateContent>
+      </w:r>
+    </w:p>
+    <w:p>
+      <w:pPr>
+        <w:pStyle w:val="Textoindependiente"/>
+        <w:rPr>
+          <w:rFonts w:cs="Arial"/>
+        </w:rPr>
+      </w:pPr>
+    </w:p>
+    <w:p>
+      <w:pPr>
+        <w:pStyle w:val="Textoindependiente"/>
+        <w:rPr>
+          <w:rFonts w:cs="Arial"/>
+        </w:rPr>
+      </w:pPr>
+    </w:p>
+    <w:p>
+      <w:pPr>
+        <w:pStyle w:val="Textoindependiente"/>
+        <w:rPr>
+          <w:rFonts w:cs="Arial"/>
+        </w:rPr>
+      </w:pPr>
+    </w:p>
+    <w:p>
+      <w:pPr>
+        <w:pStyle w:val="Textoindependiente"/>
+        <w:rPr>
+          <w:rFonts w:cs="Arial"/>
+        </w:rPr>
+      </w:pPr>
+      <w:r>
+        <w:rPr>
+          <w:rFonts w:cs="Arial"/>
+          <w:noProof/>
+        </w:rPr>
+        <mc:AlternateContent>
+          <mc:Choice Requires="wps">
+            <w:drawing>
+              <wp:anchor distT="0" distB="0" distL="114300" distR="114300" simplePos="0" relativeHeight="251649536" behindDoc="0" locked="0" layoutInCell="1" allowOverlap="1" wp14:anchorId="461C5A8F" wp14:editId="5380B287">
+                <wp:simplePos x="0" y="0"/>
+                <wp:positionH relativeFrom="margin">
+                  <wp:posOffset>290195</wp:posOffset>
+                </wp:positionH>
+                <wp:positionV relativeFrom="paragraph">
+                  <wp:posOffset>5715</wp:posOffset>
+                </wp:positionV>
+                <wp:extent cx="5196840" cy="532014"/>
+                <wp:effectExtent l="0" t="0" r="0" b="1905"/>
+                <wp:wrapNone/>
+                <wp:docPr id="7" name="Cuadro de texto 7"/>
+                <wp:cNvGraphicFramePr/>
+                <a:graphic xmlns:a="http://schemas.openxmlformats.org/drawingml/2006/main">
+                  <a:graphicData uri="http://schemas.microsoft.com/office/word/2010/wordprocessingShape">
+                    <wps:wsp>
+                      <wps:cNvSpPr txBox="1"/>
+                      <wps:spPr>
+                        <a:xfrm>
+                          <a:off x="0" y="0"/>
+                          <a:ext cx="5196840" cy="532014"/>
+                        </a:xfrm>
+                        <a:prstGeom prst="rect">
+                          <a:avLst/>
+                        </a:prstGeom>
+                        <a:noFill/>
+                        <a:ln w="6350">
+                          <a:noFill/>
+                        </a:ln>
+                      </wps:spPr>
+                      <wps:txbx>
+                        <w:txbxContent>
+                          <w:p>
+                            <w:pPr>
+                              <w:jc w:val="center"/>
+                              <w:rPr>
+                                <w:rFonts w:cs="Arial"/>
+                                <w:sz w:val="28"/>
+                                <w:lang w:val="es-ES"/>
+                              </w:rPr>
+                            </w:pPr>
+                            <w:r>
+                              <w:rPr>
+                                <w:rFonts w:cs="Arial"/>
+                                <w:sz w:val="28"/>
+                                <w:lang w:val="es-ES"/>
+                              </w:rPr>
+                              <w:t>“Año de la Esperanza y el Fortalecimiento de la Democracia”</w:t>
+                            </w:r>
+                          </w:p>
+                        </w:txbxContent>
+                      </wps:txbx>
+                      <wps:bodyPr rot="0" spcFirstLastPara="0" vertOverflow="overflow" horzOverflow="overflow" vert="horz" wrap="square" lIns="91440" tIns="45720" rIns="91440" bIns="45720" numCol="1" spcCol="0" rtlCol="0" fromWordArt="0" anchor="t" anchorCtr="0" forceAA="0" compatLnSpc="1">
+                        <a:prstTxWarp prst="textNoShape">
+                          <a:avLst/>
+                        </a:prstTxWarp>
+                        <a:noAutofit/>
+                      </wps:bodyPr>
+                    </wps:wsp>
+                  </a:graphicData>
+                </a:graphic>
+                <wp14:sizeRelH relativeFrom="margin">
+                  <wp14:pctWidth>0</wp14:pctWidth>
+                </wp14:sizeRelH>
+                <wp14:sizeRelV relativeFrom="margin">
+                  <wp14:pctHeight>0</wp14:pctHeight>
+                </wp14:sizeRelV>
+              </wp:anchor>
+            </w:drawing>
+          </mc:Choice>
+          <mc:Fallback>
+            <w:pict>
+              <v:shapetype w14:anchorId="461C5A8F" id="_x0000_t202" coordsize="21600,21600" o:spt="202" path="m,l,21600r21600,l21600,xe">
+                <v:stroke joinstyle="miter"/>
+                <v:path gradientshapeok="t" o:connecttype="rect"/>
+              </v:shapetype>
+              <v:shape id="Cuadro de texto 7" o:spid="_x0000_s1026" type="#_x0000_t202" style="position:absolute;margin-left:22.85pt;margin-top:.45pt;width:409.2pt;height:41.9pt;z-index:251649536;visibility:visible;mso-wrap-style:square;mso-width-percent:0;mso-height-percent:0;mso-wrap-distance-left:9pt;mso-wrap-distance-top:0;mso-wrap-distance-right:9pt;mso-wrap-distance-bottom:0;mso-position-horizontal:absolute;mso-position-horizontal-relative:margin;mso-position-vertical:absolute;mso-position-vertical-relative:text;mso-width-percent:0;mso-height-percent:0;mso-width-relative:margin;mso-height-relative:margin;v-text-anchor:top" o:gfxdata="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" filled="f" stroked="f" strokeweight=".5pt">
+                <v:textbox>
+                  <w:txbxContent>
+                    <w:p>
+                      <w:pPr>
+                        <w:jc w:val="center"/>
+                        <w:rPr>
+                          <w:rFonts w:cs="Arial"/>
+                          <w:sz w:val="28"/>
+                          <w:lang w:val="es-ES"/>
+                        </w:rPr>
+                      </w:pPr>
+                      <w:r>
+                        <w:rPr>
+                          <w:rFonts w:cs="Arial"/>
+                          <w:sz w:val="28"/>
+                          <w:lang w:val="es-ES"/>
+                        </w:rPr>
+                        <w:t>“Año de la Esperanza y el Fortalecimiento de la Democracia”</w:t>
+                      </w:r>
+                    </w:p>
+                  </w:txbxContent>
+                </v:textbox>
+                <w10:wrap anchorx="margin"/>
+              </v:shape>
+            </w:pict>
+          </mc:Fallback>
+        </mc:AlternateContent>
+      </w:r>
+    </w:p>
+    <w:p>
+      <w:pPr>
+        <w:pStyle w:val="Textoindependiente"/>
+        <w:rPr>
+          <w:rFonts w:cs="Arial"/>
+        </w:rPr>
+      </w:pPr>
+    </w:p>
+    <w:p>
+      <w:pPr>
+        <w:pStyle w:val="Textoindependiente"/>
+        <w:rPr>
+          <w:rFonts w:cs="Arial"/>
+        </w:rPr>
+      </w:pPr>
+      <w:r>
+        <w:rPr>
+          <w:rFonts w:cs="Arial"/>
+          <w:noProof/>
+          <w:lang w:eastAsia="es-PE"/>
+        </w:rPr>
+        <w:drawing>
+          <wp:anchor distT="0" distB="0" distL="114300" distR="114300" simplePos="0" relativeHeight="251653632" behindDoc="0" locked="0" layoutInCell="1" allowOverlap="1" wp14:anchorId="2B28CB39" wp14:editId="03E8C7BA">
+            <wp:simplePos x="0" y="0"/>
+            <wp:positionH relativeFrom="margin">
+              <wp:posOffset>1906905</wp:posOffset>
+            </wp:positionH>
+            <wp:positionV relativeFrom="paragraph">
+              <wp:posOffset>5715</wp:posOffset>
+            </wp:positionV>
+            <wp:extent cx="1944370" cy="859790"/>
+            <wp:effectExtent l="0" t="0" r="0" b="0"/>
+            <wp:wrapSquare wrapText="bothSides"/>
+            <wp:docPr id="1135354535" name="Imagen 1135354535"/>
+            <wp:cNvGraphicFramePr>
+              <a:graphicFrameLocks xmlns:a="http://schemas.openxmlformats.org/drawingml/2006/main" noChangeAspect="1"/>
+            </wp:cNvGraphicFramePr>
+            <a:graphic xmlns:a="http://schemas.openxmlformats.org/drawingml/2006/main">
+              <a:graphicData uri="http://schemas.openxmlformats.org/drawingml/2006/picture">
+                <pic:pic xmlns:pic="http://schemas.openxmlformats.org/drawingml/2006/picture">
+                  <pic:nvPicPr>
+                    <pic:cNvPr id="0" name=""/>
+                    <pic:cNvPicPr/>
+                  </pic:nvPicPr>
+                  <pic:blipFill>
+                    <a:blip r:embed="rId8" cstate="print">
+                      <a:extLst>
+                        <a:ext uri="{28A0092B-C50C-407E-A947-70E740481C1C}">
+                          <a14:useLocalDpi xmlns:a14="http://schemas.microsoft.com/office/drawing/2010/main" val="0"/>
+                        </a:ext>
+                      </a:extLst>
+                    </a:blip>
+                    <a:stretch>
+                      <a:fillRect/>
+                    </a:stretch>
+                  </pic:blipFill>
+                  <pic:spPr>
+                    <a:xfrm>
+                      <a:off x="0" y="0"/>
+                      <a:ext cx="1944370" cy="859790"/>
+                    </a:xfrm>
+                    <a:prstGeom prst="rect">
+                      <a:avLst/>
+                    </a:prstGeom>
+                  </pic:spPr>
+                </pic:pic>
+              </a:graphicData>
+            </a:graphic>
+            <wp14:sizeRelH relativeFrom="page">
+              <wp14:pctWidth>0</wp14:pctWidth>
+            </wp14:sizeRelH>
+            <wp14:sizeRelV relativeFrom="page">
+              <wp14:pctHeight>0</wp14:pctHeight>
+            </wp14:sizeRelV>
+          </wp:anchor>
+        </w:drawing>
+      </w:r>
+    </w:p>
+    <w:p>
+      <w:pPr>
+        <w:pStyle w:val="Textoindependiente"/>
+        <w:rPr>
+          <w:rFonts w:cs="Arial"/>
+        </w:rPr>
+      </w:pPr>
+    </w:p>
+    <w:p>
+      <w:pPr>
+        <w:pStyle w:val="Textoindependiente"/>
+        <w:rPr>
+          <w:rFonts w:cs="Arial"/>
+        </w:rPr>
+      </w:pPr>
+    </w:p>
+    <w:p>
+      <w:pPr>
+        <w:pStyle w:val="Textoindependiente"/>
+        <w:rPr>
+          <w:rFonts w:cs="Arial"/>
+        </w:rPr>
+      </w:pPr>
+      <w:r>
+        <w:rPr>
+          <w:rFonts w:cs="Arial"/>
+          <w:noProof/>
+        </w:rPr>
+        <mc:AlternateContent>
+          <mc:Choice Requires="wps">
+            <w:drawing>
+              <wp:anchor distT="0" distB="0" distL="114300" distR="114300" simplePos="0" relativeHeight="251651584" behindDoc="0" locked="0" layoutInCell="1" allowOverlap="1" wp14:anchorId="39BC9090" wp14:editId="0DF97043">
+                <wp:simplePos x="0" y="0"/>
+                <wp:positionH relativeFrom="margin">
+                  <wp:posOffset>-114300</wp:posOffset>
+                </wp:positionH>
+                <wp:positionV relativeFrom="paragraph">
+                  <wp:posOffset>258445</wp:posOffset>
+                </wp:positionV>
+                <wp:extent cx="5798820" cy="1630680"/>
+                <wp:effectExtent l="0" t="0" r="0" b="7620"/>
+                <wp:wrapNone/>
+                <wp:docPr id="8" name="Cuadro de texto 8"/>
+                <wp:cNvGraphicFramePr/>
+                <a:graphic xmlns:a="http://schemas.openxmlformats.org/drawingml/2006/main">
+                  <a:graphicData uri="http://schemas.microsoft.com/office/word/2010/wordprocessingShape">
+                    <wps:wsp>
+                      <wps:cNvSpPr txBox="1"/>
+                      <wps:spPr>
+                        <a:xfrm>
+                          <a:off x="0" y="0"/>
+                          <a:ext cx="5798820" cy="1630680"/>
+                        </a:xfrm>
+                        <a:prstGeom prst="rect">
+                          <a:avLst/>
+                        </a:prstGeom>
+                        <a:noFill/>
+                        <a:ln w="6350">
+                          <a:noFill/>
+                        </a:ln>
+                      </wps:spPr>
+                      <wps:txbx>
+                        <w:txbxContent>
+                          <w:sdt>
+                            <w:sdtPr>
+                              <w:rPr>
+                                <w:rFonts w:ascii="Arial" w:eastAsiaTheme="majorEastAsia" w:hAnsi="Arial" w:cs="Arial"/>
+                                <w:b/>
+                                <w:caps/>
+                                <w:sz w:val="36"/>
+                                <w:szCs w:val="36"/>
+                                <w:lang w:val="es-ES"/>
+                              </w:rPr>
+                              <w:alias w:val="Título"/>
+                              <w:tag w:val=""/>
+                              <w:id w:val="1735040861"/>
+                              <w:placeholder>
+                                <w:docPart w:val="4471E38CB3B74F07AAE8D33804B74925"/>
+                              </w:placeholder>
+                              <w:dataBinding w:prefixMappings="xmlns:ns0='http://purl.org/dc/elements/1.1/' xmlns:ns1='http://schemas.openxmlformats.org/package/2006/metadata/core-properties' " w:xpath="/ns1:coreProperties[1]/ns0:title[1]" w:storeItemID="{6C3C8BC8-F283-45AE-878A-BAB7291924A1}"/>
+                              <w:text/>
+                            </w:sdtPr>
+                            <w:sdtContent>
+                              <w:p>
+                                <w:pPr>
+                                  <w:pStyle w:val="Sinespaciado"/>
+                                  <w:pBdr>
+                                    <w:top w:val="single" w:sz="6" w:space="0" w:color="4F81BD" w:themeColor="accent1"/>
+                                    <w:bottom w:val="single" w:sz="6" w:space="6" w:color="4F81BD" w:themeColor="accent1"/>
+                                  </w:pBdr>
+                                  <w:spacing w:after="240"/>
+                                  <w:rPr>
+                                    <w:rFonts w:ascii="Arial" w:eastAsiaTheme="majorEastAsia" w:hAnsi="Arial" w:cs="Arial"/>
+                                    <w:b/>
+                                    <w:caps/>
+                                    <w:sz w:val="36"/>
+                                    <w:szCs w:val="36"/>
+                                    <w:lang w:val="es-ES"/>
+                                  </w:rPr>
+                                </w:pPr>
+                                <w:r>
+                                  <w:rPr>
+                                    <w:rFonts w:ascii="Arial" w:eastAsiaTheme="majorEastAsia" w:hAnsi="Arial" w:cs="Arial"/>
+                                    <w:b/>
+                                    <w:caps/>
+                                    <w:sz w:val="36"/>
+                                    <w:szCs w:val="36"/>
+                                    <w:lang w:val="es-ES"/>
+                                  </w:rPr>
+                                  <w:t>SmartDent - Proyecto Final - Avance 1</w:t>
+                                </w:r>
+                              </w:p>
+                            </w:sdtContent>
+                          </w:sdt>
+                          <w:p>
+                            <w:pPr>
+                              <w:spacing w:after="360"/>
+                              <w:jc w:val="center"/>
+                              <w:rPr>
+                                <w:sz w:val="30"/>
+                                <w:lang w:val="es-ES"/>
+                              </w:rPr>
+                            </w:pPr>
+                            <w:r>
+                              <w:rPr>
+                                <w:sz w:val="30"/>
+                                <w:lang w:val="es-ES"/>
+                              </w:rPr>
+                              <w:t>Sistema web de gestión de citas y pacientes para una clínica odontológica</w:t>
+                            </w:r>
+                          </w:p>
+                          <w:p>
+                            <w:pPr>
+                              <w:spacing w:after="360"/>
+                              <w:jc w:val="center"/>
+                              <w:rPr>
+                                <w:b/>
+                                <w:bCs/>
+                                <w:sz w:val="36"/>
+                                <w:szCs w:val="28"/>
+                                <w:lang w:val="es-ES"/>
+                              </w:rPr>
+                            </w:pPr>
+                            <w:r>
+                              <w:rPr>
+                                <w:b/>
+                                <w:bCs/>
+                                <w:sz w:val="28"/>
+                                <w:szCs w:val="28"/>
+                              </w:rPr>
+                              <w:t>Desarrollo Web Integrado</w:t>
+                            </w:r>
+                          </w:p>
+                          <w:p>
+                            <w:pPr>
+                              <w:spacing w:after="360"/>
+                              <w:jc w:val="center"/>
+                              <w:rPr>
+                                <w:sz w:val="30"/>
+                                <w:lang w:val="es-ES"/>
+                              </w:rPr>
+                            </w:pPr>
+                          </w:p>
+                          <w:p>
+                            <w:pPr>
+                              <w:spacing w:after="360"/>
+                              <w:jc w:val="center"/>
+                              <w:rPr>
+                                <w:lang w:val="es-ES"/>
+                              </w:rPr>
+                            </w:pPr>
+                          </w:p>
+                          <w:p>
+                            <w:pPr>
+                              <w:jc w:val="center"/>
+                              <w:rPr>
+                                <w:rFonts w:ascii="Times New Roman" w:hAnsi="Times New Roman" w:cs="Times New Roman"/>
+                                <w:b/>
+                                <w:sz w:val="32"/>
+                                <w:u w:val="single"/>
+                                <w:lang w:val="es-ES"/>
+                              </w:rPr>
+                            </w:pPr>
+                          </w:p>
+                        </w:txbxContent>
+                      </wps:txbx>
+                      <wps:bodyPr rot="0" spcFirstLastPara="0" vertOverflow="overflow" horzOverflow="overflow" vert="horz" wrap="square" lIns="91440" tIns="45720" rIns="91440" bIns="45720" numCol="1" spcCol="0" rtlCol="0" fromWordArt="0" anchor="t" anchorCtr="0" forceAA="0" compatLnSpc="1">
+                        <a:prstTxWarp prst="textNoShape">
+                          <a:avLst/>
+                        </a:prstTxWarp>
+                        <a:noAutofit/>
+                      </wps:bodyPr>
+                    </wps:wsp>
+                  </a:graphicData>
+                </a:graphic>
+                <wp14:sizeRelH relativeFrom="margin">
+                  <wp14:pctWidth>0</wp14:pctWidth>
+                </wp14:sizeRelH>
+                <wp14:sizeRelV relativeFrom="margin">
+                  <wp14:pctHeight>0</wp14:pctHeight>
+                </wp14:sizeRelV>
+              </wp:anchor>
+            </w:drawing>
+          </mc:Choice>
+          <mc:Fallback>
+            <w:pict>
+              <v:shape w14:anchorId="39BC9090" id="Cuadro de texto 8" o:spid="_x0000_s1027" type="#_x0000_t202" style="position:absolute;margin-left:-9pt;margin-top:20.35pt;width:456.6pt;height:128.4pt;z-index:251651584;visibility:visible;mso-wrap-style:square;mso-width-percent:0;mso-height-percent:0;mso-wrap-distance-left:9pt;mso-wrap-distance-top:0;mso-wrap-distance-right:9pt;mso-wrap-distance-bottom:0;mso-position-horizontal:absolute;mso-position-horizontal-relative:margin;mso-position-vertical:absolute;mso-position-vertical-relative:text;mso-width-percent:0;mso-height-percent:0;mso-width-relative:margin;mso-height-relative:margin;v-text-anchor:top" o:gfxdata="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" filled="f" stroked="f" strokeweight=".5pt">
+                <v:textbox>
+                  <w:txbxContent>
+                    <w:sdt>
+                      <w:sdtPr>
+                        <w:rPr>
+                          <w:rFonts w:ascii="Arial" w:eastAsiaTheme="majorEastAsia" w:hAnsi="Arial" w:cs="Arial"/>
+                          <w:b/>
+                          <w:caps/>
+                          <w:sz w:val="36"/>
+                          <w:szCs w:val="36"/>
+                          <w:lang w:val="es-ES"/>
+                        </w:rPr>
+                        <w:alias w:val="Título"/>
+                        <w:tag w:val=""/>
+                        <w:id w:val="1735040861"/>
+                        <w:placeholder>
+                          <w:docPart w:val="4471E38CB3B74F07AAE8D33804B74925"/>
+                        </w:placeholder>
+                        <w:dataBinding w:prefixMappings="xmlns:ns0='http://purl.org/dc/elements/1.1/' xmlns:ns1='http://schemas.openxmlformats.org/package/2006/metadata/core-properties' " w:xpath="/ns1:coreProperties[1]/ns0:title[1]" w:storeItemID="{6C3C8BC8-F283-45AE-878A-BAB7291924A1}"/>
+                        <w:text/>
+                      </w:sdtPr>
+                      <w:sdtContent>
+                        <w:p>
+                          <w:pPr>
+                            <w:pStyle w:val="Sinespaciado"/>
+                            <w:pBdr>
+                              <w:top w:val="single" w:sz="6" w:space="0" w:color="4F81BD" w:themeColor="accent1"/>
+                              <w:bottom w:val="single" w:sz="6" w:space="6" w:color="4F81BD" w:themeColor="accent1"/>
+                            </w:pBdr>
+                            <w:spacing w:after="240"/>
+                            <w:rPr>
+                              <w:rFonts w:ascii="Arial" w:eastAsiaTheme="majorEastAsia" w:hAnsi="Arial" w:cs="Arial"/>
+                              <w:b/>
+                              <w:caps/>
+                              <w:sz w:val="36"/>
+                              <w:szCs w:val="36"/>
+                              <w:lang w:val="es-ES"/>
+                            </w:rPr>
+                          </w:pPr>
+                          <w:r>
+                            <w:rPr>
+                              <w:rFonts w:ascii="Arial" w:eastAsiaTheme="majorEastAsia" w:hAnsi="Arial" w:cs="Arial"/>
+                              <w:b/>
+                              <w:caps/>
+                              <w:sz w:val="36"/>
+                              <w:szCs w:val="36"/>
+                              <w:lang w:val="es-ES"/>
+                            </w:rPr>
+                            <w:t>SmartDent - Proyecto Final - Avance 1</w:t>
+                          </w:r>
+                        </w:p>
+                      </w:sdtContent>
+                    </w:sdt>
+                    <w:p>
+                      <w:pPr>
+                        <w:spacing w:after="360"/>
+                        <w:jc w:val="center"/>
+                        <w:rPr>
+                          <w:sz w:val="30"/>
+                          <w:lang w:val="es-ES"/>
+                        </w:rPr>
+                      </w:pPr>
+                      <w:r>
+                        <w:rPr>
+                          <w:sz w:val="30"/>
+                          <w:lang w:val="es-ES"/>
+                        </w:rPr>
+                        <w:t>Sistema web de gestión de citas y pacientes para una clínica odontológica</w:t>
+                      </w:r>
+                    </w:p>
+                    <w:p>
+                      <w:pPr>
+                        <w:spacing w:after="360"/>
+                        <w:jc w:val="center"/>
+                        <w:rPr>
+                          <w:b/>
+                          <w:bCs/>
+                          <w:sz w:val="36"/>
+                          <w:szCs w:val="28"/>
+                          <w:lang w:val="es-ES"/>
+                        </w:rPr>
+                      </w:pPr>
+                      <w:r>
+                        <w:rPr>
+                          <w:b/>
+                          <w:bCs/>
+                          <w:sz w:val="28"/>
+                          <w:szCs w:val="28"/>
+                        </w:rPr>
+                        <w:t>Desarrollo Web Integrado</w:t>
+                      </w:r>
+                    </w:p>
+                    <w:p>
+                      <w:pPr>
+                        <w:spacing w:after="360"/>
+                        <w:jc w:val="center"/>
+                        <w:rPr>
+                          <w:sz w:val="30"/>
+                          <w:lang w:val="es-ES"/>
+                        </w:rPr>
+                      </w:pPr>
+                    </w:p>
+                    <w:p>
+                      <w:pPr>
+                        <w:spacing w:after="360"/>
+                        <w:jc w:val="center"/>
+                        <w:rPr>
+                          <w:lang w:val="es-ES"/>
+                        </w:rPr>
+                      </w:pPr>
+                    </w:p>
+                    <w:p>
+                      <w:pPr>
+                        <w:jc w:val="center"/>
+                        <w:rPr>
+                          <w:rFonts w:ascii="Times New Roman" w:hAnsi="Times New Roman" w:cs="Times New Roman"/>
+                          <w:b/>
+                          <w:sz w:val="32"/>
+                          <w:u w:val="single"/>
+                          <w:lang w:val="es-ES"/>
+                        </w:rPr>
+                      </w:pPr>
+                    </w:p>
+                  </w:txbxContent>
+                </v:textbox>
+                <w10:wrap anchorx="margin"/>
+              </v:shape>
+            </w:pict>
+          </mc:Fallback>
+        </mc:AlternateContent>
+      </w:r>
+    </w:p>
+    <w:p>
+      <w:pPr>
+        <w:pStyle w:val="Textoindependiente"/>
+        <w:rPr>
+          <w:rFonts w:cs="Arial"/>
+        </w:rPr>
+      </w:pPr>
+    </w:p>
+    <w:p>
+      <w:pPr>
+        <w:pStyle w:val="Textoindependiente"/>
+        <w:rPr>
+          <w:rFonts w:cs="Arial"/>
+        </w:rPr>
+      </w:pPr>
+    </w:p>
+    <w:p>
+      <w:pPr>
+        <w:pStyle w:val="Textoindependiente"/>
+        <w:rPr>
+          <w:rFonts w:cs="Arial"/>
+        </w:rPr>
+      </w:pPr>
+    </w:p>
+    <w:p>
+      <w:pPr>
+        <w:pStyle w:val="Textoindependiente"/>
+        <w:spacing w:before="8"/>
+        <w:rPr>
+          <w:rFonts w:cs="Arial"/>
+        </w:rPr>
+      </w:pPr>
+    </w:p>
+    <w:p>
+      <w:pPr>
+        <w:pStyle w:val="Textoindependiente"/>
+        <w:rPr>
+          <w:rFonts w:cs="Arial"/>
+        </w:rPr>
+      </w:pPr>
+    </w:p>
+    <w:p>
+      <w:pPr>
+        <w:pStyle w:val="Textoindependiente"/>
+        <w:rPr>
+          <w:rFonts w:cs="Arial"/>
+        </w:rPr>
+      </w:pPr>
+      <w:r>
+        <w:rPr>
+          <w:rFonts w:cs="Arial"/>
+          <w:noProof/>
+        </w:rPr>
+        <mc:AlternateContent>
+          <mc:Choice Requires="wps">
+            <w:drawing>
+              <wp:anchor distT="0" distB="0" distL="114300" distR="114300" simplePos="0" relativeHeight="251662848" behindDoc="0" locked="0" layoutInCell="1" allowOverlap="1" wp14:anchorId="08CCBDBD" wp14:editId="39E36AAE">
+                <wp:simplePos x="0" y="0"/>
+                <wp:positionH relativeFrom="margin">
+                  <wp:posOffset>-342900</wp:posOffset>
+                </wp:positionH>
+                <wp:positionV relativeFrom="paragraph">
+                  <wp:posOffset>269875</wp:posOffset>
+                </wp:positionV>
+                <wp:extent cx="4960620" cy="2727960"/>
+                <wp:effectExtent l="0" t="0" r="0" b="0"/>
+                <wp:wrapNone/>
+                <wp:docPr id="5" name="Cuadro de texto 5"/>
+                <wp:cNvGraphicFramePr/>
+                <a:graphic xmlns:a="http://schemas.openxmlformats.org/drawingml/2006/main">
+                  <a:graphicData uri="http://schemas.microsoft.com/office/word/2010/wordprocessingShape">
+                    <wps:wsp>
+                      <wps:cNvSpPr txBox="1"/>
+                      <wps:spPr>
+                        <a:xfrm>
+                          <a:off x="0" y="0"/>
+                          <a:ext cx="4960620" cy="2727960"/>
+                        </a:xfrm>
+                        <a:prstGeom prst="rect">
+                          <a:avLst/>
+                        </a:prstGeom>
+                        <a:noFill/>
+                        <a:ln w="6350">
+                          <a:noFill/>
+                        </a:ln>
+                      </wps:spPr>
+                      <wps:txbx>
+                        <w:txbxContent>
+                          <w:p>
+                            <w:pPr>
+                              <w:rPr>
+                                <w:rFonts w:cs="Arial"/>
+                                <w:b/>
+                                <w:bCs/>
+                                <w:sz w:val="28"/>
+                                <w:szCs w:val="28"/>
+                              </w:rPr>
+                            </w:pPr>
+                          </w:p>
+                          <w:p>
+                            <w:pPr>
+                              <w:spacing w:line="360" w:lineRule="auto"/>
+                              <w:rPr>
+                                <w:rFonts w:cs="Arial"/>
+                                <w:b/>
+                                <w:bCs/>
+                                <w:u w:val="single"/>
+                                <w:lang w:val="es-ES"/>
+                              </w:rPr>
+                            </w:pPr>
+                            <w:r>
+                              <w:rPr>
+                                <w:rFonts w:cs="Arial"/>
+                                <w:b/>
+                                <w:bCs/>
+                                <w:u w:val="single"/>
+                                <w:lang w:val="es-ES"/>
+                              </w:rPr>
+                              <w:t>Integrante:</w:t>
+                            </w:r>
+                          </w:p>
+                          <w:p>
+                            <w:pPr>
+                              <w:pStyle w:val="Prrafodelista"/>
+                              <w:spacing w:line="360" w:lineRule="auto"/>
+                              <w:ind w:left="644"/>
+                              <w:rPr>
+                                <w:rFonts w:cs="Arial"/>
+                                <w:caps/>
+                                <w:sz w:val="28"/>
+                                <w:szCs w:val="28"/>
+                                <w:lang w:val="es-ES"/>
+                              </w:rPr>
+                            </w:pPr>
+                            <w:r>
+                              <w:rPr>
+                                <w:caps/>
+                                <w:lang w:val="es-ES"/>
+                              </w:rPr>
+                              <w:t>Acevedo Huarachi, Kelvin Jesus – U23309803</w:t>
+                            </w:r>
+                            <w:r>
+                              <w:rPr>
+                                <w:caps/>
+                                <w:lang w:val="es-ES"/>
+                              </w:rPr>
+                              <w:br/>
+                              <w:t>Añorga Pinedo, Paolo Alexander – U23305864</w:t>
+                            </w:r>
+                            <w:r>
+                              <w:rPr>
+                                <w:caps/>
+                                <w:lang w:val="es-ES"/>
+                              </w:rPr>
+                              <w:br/>
+                              <w:t>Calle Paredes, Maykol Adan – U23242558</w:t>
+                            </w:r>
+                            <w:r>
+                              <w:rPr>
+                                <w:caps/>
+                                <w:lang w:val="es-ES"/>
+                              </w:rPr>
+                              <w:br/>
+                              <w:t>Salinas Perez, Joseph Sebastian – U23325202</w:t>
+                            </w:r>
+                            <w:r>
+                              <w:rPr>
+                                <w:rFonts w:cs="Arial"/>
+                                <w:caps/>
+                                <w:sz w:val="28"/>
+                                <w:szCs w:val="28"/>
+                                <w:lang w:val="es-ES"/>
+                              </w:rPr>
+                              <w:t xml:space="preserve">         </w:t>
+                            </w:r>
+                          </w:p>
+                          <w:p>
+                            <w:pPr>
+                              <w:rPr>
+                                <w:rFonts w:cs="Arial"/>
+                                <w:b/>
+                                <w:bCs/>
+                                <w:u w:val="single"/>
+                                <w:lang w:val="es-ES"/>
+                              </w:rPr>
+                            </w:pPr>
+                          </w:p>
+                          <w:p>
+                            <w:pPr>
+                              <w:rPr>
+                                <w:rFonts w:cs="Arial"/>
+                                <w:bCs/>
+                                <w:lang w:val="es-ES"/>
+                              </w:rPr>
+                            </w:pPr>
+                            <w:r>
+                              <w:rPr>
+                                <w:rFonts w:cs="Arial"/>
+                                <w:b/>
+                                <w:bCs/>
+                                <w:u w:val="single"/>
+                                <w:lang w:val="es-ES"/>
+                              </w:rPr>
+                              <w:t>Docente:</w:t>
+                            </w:r>
+                            <w:r>
+                              <w:rPr>
+                                <w:rFonts w:cs="Arial"/>
+                                <w:b/>
+                                <w:bCs/>
+                                <w:lang w:val="es-ES"/>
+                              </w:rPr>
+                              <w:t xml:space="preserve"> </w:t>
+                            </w:r>
+                            <w:r>
+                              <w:rPr>
+                                <w:rFonts w:cs="Arial"/>
+                                <w:bCs/>
+                                <w:lang w:val="es-ES"/>
+                              </w:rPr>
+                              <w:t xml:space="preserve"> </w:t>
+                            </w:r>
+                            <w:r>
+                              <w:rPr>
+                                <w:rFonts w:cs="Arial"/>
+                                <w:bCs/>
+                                <w:lang w:val="es-ES"/>
+                              </w:rPr>
+                              <w:t>JOSE ANTONIO ESPINAL TEVEZ</w:t>
+                            </w:r>
+                          </w:p>
+                          <w:p>
+                            <w:pPr>
+                              <w:pStyle w:val="Prrafodelista"/>
+                              <w:ind w:left="644"/>
+                              <w:rPr>
+                                <w:rFonts w:ascii="Times New Roman" w:hAnsi="Times New Roman" w:cs="Times New Roman"/>
+                                <w:sz w:val="32"/>
+                                <w:lang w:val="es-ES"/>
+                              </w:rPr>
+                            </w:pPr>
+                          </w:p>
+                          <w:p>
+                            <w:pPr>
+                              <w:pStyle w:val="Prrafodelista"/>
+                              <w:ind w:left="644"/>
+                              <w:rPr>
+                                <w:rFonts w:ascii="Times New Roman" w:hAnsi="Times New Roman" w:cs="Times New Roman"/>
+                                <w:sz w:val="32"/>
+                                <w:lang w:val="es-ES"/>
+                              </w:rPr>
+                            </w:pPr>
+                          </w:p>
+                          <w:p>
+                            <w:pPr>
+                              <w:jc w:val="center"/>
+                              <w:rPr>
+                                <w:rFonts w:ascii="Times New Roman" w:hAnsi="Times New Roman" w:cs="Times New Roman"/>
+                                <w:sz w:val="28"/>
+                                <w:lang w:val="es-ES"/>
+                              </w:rPr>
+                            </w:pPr>
+                          </w:p>
+                        </w:txbxContent>
+                      </wps:txbx>
+                      <wps:bodyPr rot="0" spcFirstLastPara="0" vertOverflow="overflow" horzOverflow="overflow" vert="horz" wrap="square" lIns="91440" tIns="45720" rIns="91440" bIns="45720" numCol="1" spcCol="0" rtlCol="0" fromWordArt="0" anchor="t" anchorCtr="0" forceAA="0" compatLnSpc="1">
+                        <a:prstTxWarp prst="textNoShape">
+                          <a:avLst/>
+                        </a:prstTxWarp>
+                        <a:noAutofit/>
+                      </wps:bodyPr>
+                    </wps:wsp>
+                  </a:graphicData>
+                </a:graphic>
+                <wp14:sizeRelH relativeFrom="margin">
+                  <wp14:pctWidth>0</wp14:pctWidth>
+                </wp14:sizeRelH>
+                <wp14:sizeRelV relativeFrom="margin">
+                  <wp14:pctHeight>0</wp14:pctHeight>
+                </wp14:sizeRelV>
+              </wp:anchor>
+            </w:drawing>
+          </mc:Choice>
+          <mc:Fallback>
+            <w:pict>
+              <v:shape w14:anchorId="08CCBDBD" id="Cuadro de texto 5" o:spid="_x0000_s1028" type="#_x0000_t202" style="position:absolute;margin-left:-27pt;margin-top:21.25pt;width:390.6pt;height:214.8pt;z-index:251662848;visibility:visible;mso-wrap-style:square;mso-width-percent:0;mso-height-percent:0;mso-wrap-distance-left:9pt;mso-wrap-distance-top:0;mso-wrap-distance-right:9pt;mso-wrap-distance-bottom:0;mso-position-horizontal:absolute;mso-position-horizontal-relative:margin;mso-position-vertical:absolute;mso-position-vertical-relative:text;mso-width-percent:0;mso-height-percent:0;mso-width-relative:margin;mso-height-relative:margin;v-text-anchor:top" o:gfxdata="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" filled="f" stroked="f" strokeweight=".5pt">
+                <v:textbox>
+                  <w:txbxContent>
+                    <w:p>
+                      <w:pPr>
+                        <w:rPr>
+                          <w:rFonts w:cs="Arial"/>
+                          <w:b/>
+                          <w:bCs/>
+                          <w:sz w:val="28"/>
+                          <w:szCs w:val="28"/>
+                        </w:rPr>
+                      </w:pPr>
+                    </w:p>
+                    <w:p>
+                      <w:pPr>
+                        <w:spacing w:line="360" w:lineRule="auto"/>
+                        <w:rPr>
+                          <w:rFonts w:cs="Arial"/>
+                          <w:b/>
+                          <w:bCs/>
+                          <w:u w:val="single"/>
+                          <w:lang w:val="es-ES"/>
+                        </w:rPr>
+                      </w:pPr>
+                      <w:r>
+                        <w:rPr>
+                          <w:rFonts w:cs="Arial"/>
+                          <w:b/>
+                          <w:bCs/>
+                          <w:u w:val="single"/>
+                          <w:lang w:val="es-ES"/>
+                        </w:rPr>
+                        <w:t>Integrante:</w:t>
+                      </w:r>
+                    </w:p>
+                    <w:p>
+                      <w:pPr>
+                        <w:pStyle w:val="Prrafodelista"/>
+                        <w:spacing w:line="360" w:lineRule="auto"/>
+                        <w:ind w:left="644"/>
+                        <w:rPr>
+                          <w:rFonts w:cs="Arial"/>
+                          <w:caps/>
+                          <w:sz w:val="28"/>
+                          <w:szCs w:val="28"/>
+                          <w:lang w:val="es-ES"/>
+                        </w:rPr>
+                      </w:pPr>
+                      <w:r>
+                        <w:rPr>
+                          <w:caps/>
+                          <w:lang w:val="es-ES"/>
+                        </w:rPr>
+                        <w:t>Acevedo Huarachi, Kelvin Jesus – U23309803</w:t>
+                      </w:r>
+                      <w:r>
+                        <w:rPr>
+                          <w:caps/>
+                          <w:lang w:val="es-ES"/>
+                        </w:rPr>
+                        <w:br/>
+                        <w:t>Añorga Pinedo, Paolo Alexander – U23305864</w:t>
+                      </w:r>
+                      <w:r>
+                        <w:rPr>
+                          <w:caps/>
+                          <w:lang w:val="es-ES"/>
+                        </w:rPr>
+                        <w:br/>
+                        <w:t>Calle Paredes, Maykol Adan – U23242558</w:t>
+                      </w:r>
+                      <w:r>
+                        <w:rPr>
+                          <w:caps/>
+                          <w:lang w:val="es-ES"/>
+                        </w:rPr>
+                        <w:br/>
+                        <w:t>Salinas Perez, Joseph Sebastian – U23325202</w:t>
+                      </w:r>
+                      <w:r>
+                        <w:rPr>
+                          <w:rFonts w:cs="Arial"/>
+                          <w:caps/>
+                          <w:sz w:val="28"/>
+                          <w:szCs w:val="28"/>
+                          <w:lang w:val="es-ES"/>
+                        </w:rPr>
+                        <w:t xml:space="preserve">         </w:t>
+                      </w:r>
+                    </w:p>
+                    <w:p>
+                      <w:pPr>
+                        <w:rPr>
+                          <w:rFonts w:cs="Arial"/>
+                          <w:b/>
+                          <w:bCs/>
+                          <w:u w:val="single"/>
+                          <w:lang w:val="es-ES"/>
+                        </w:rPr>
+                      </w:pPr>
+                    </w:p>
+                    <w:p>
+                      <w:pPr>
+                        <w:rPr>
+                          <w:rFonts w:cs="Arial"/>
+                          <w:bCs/>
+                          <w:lang w:val="es-ES"/>
+                        </w:rPr>
+                      </w:pPr>
+                      <w:r>
+                        <w:rPr>
+                          <w:rFonts w:cs="Arial"/>
+                          <w:b/>
+                          <w:bCs/>
+                          <w:u w:val="single"/>
+                          <w:lang w:val="es-ES"/>
+                        </w:rPr>
+                        <w:t>Docente:</w:t>
+                      </w:r>
+                      <w:r>
+                        <w:rPr>
+                          <w:rFonts w:cs="Arial"/>
+                          <w:b/>
+                          <w:bCs/>
+                          <w:lang w:val="es-ES"/>
+                        </w:rPr>
+                        <w:t xml:space="preserve"> </w:t>
+                      </w:r>
+                      <w:r>
+                        <w:rPr>
+                          <w:rFonts w:cs="Arial"/>
+                          <w:bCs/>
+                          <w:lang w:val="es-ES"/>
+                        </w:rPr>
+                        <w:t xml:space="preserve"> </w:t>
+                      </w:r>
+                      <w:r>
+                        <w:rPr>
+                          <w:rFonts w:cs="Arial"/>
+                          <w:bCs/>
+                          <w:lang w:val="es-ES"/>
+                        </w:rPr>
+                        <w:t>JOSE ANTONIO ESPINAL TEVEZ</w:t>
+                      </w:r>
+                    </w:p>
+                    <w:p>
+                      <w:pPr>
+                        <w:pStyle w:val="Prrafodelista"/>
+                        <w:ind w:left="644"/>
+                        <w:rPr>
+                          <w:rFonts w:ascii="Times New Roman" w:hAnsi="Times New Roman" w:cs="Times New Roman"/>
+                          <w:sz w:val="32"/>
+                          <w:lang w:val="es-ES"/>
+                        </w:rPr>
+                      </w:pPr>
+                    </w:p>
+                    <w:p>
+                      <w:pPr>
+                        <w:pStyle w:val="Prrafodelista"/>
+                        <w:ind w:left="644"/>
+                        <w:rPr>
+                          <w:rFonts w:ascii="Times New Roman" w:hAnsi="Times New Roman" w:cs="Times New Roman"/>
+                          <w:sz w:val="32"/>
+                          <w:lang w:val="es-ES"/>
+                        </w:rPr>
+                      </w:pPr>
+                    </w:p>
+                    <w:p>
+                      <w:pPr>
+                        <w:jc w:val="center"/>
+                        <w:rPr>
+                          <w:rFonts w:ascii="Times New Roman" w:hAnsi="Times New Roman" w:cs="Times New Roman"/>
+                          <w:sz w:val="28"/>
+                          <w:lang w:val="es-ES"/>
+                        </w:rPr>
+                      </w:pPr>
+                    </w:p>
+                  </w:txbxContent>
+                </v:textbox>
+                <w10:wrap anchorx="margin"/>
+              </v:shape>
+            </w:pict>
+          </mc:Fallback>
+        </mc:AlternateContent>
+      </w:r>
+    </w:p>
+    <w:p>
+      <w:pPr>
+        <w:pStyle w:val="Textoindependiente"/>
+        <w:rPr>
+          <w:rFonts w:cs="Arial"/>
+        </w:rPr>
+      </w:pPr>
+      <w:r>
+        <w:rPr>
+          <w:rFonts w:cs="Arial"/>
+          <w:noProof/>
+        </w:rPr>
+        <mc:AlternateContent>
+          <mc:Choice Requires="wps">
+            <w:drawing>
+              <wp:anchor distT="0" distB="0" distL="114300" distR="114300" simplePos="0" relativeHeight="251665920" behindDoc="0" locked="0" layoutInCell="1" allowOverlap="1" wp14:anchorId="13F06BAF" wp14:editId="095FC2B0">
+                <wp:simplePos x="0" y="0"/>
+                <wp:positionH relativeFrom="column">
+                  <wp:posOffset>-754380</wp:posOffset>
+                </wp:positionH>
+                <wp:positionV relativeFrom="paragraph">
+                  <wp:posOffset>141605</wp:posOffset>
+                </wp:positionV>
+                <wp:extent cx="3733800" cy="6949440"/>
+                <wp:effectExtent l="0" t="0" r="0" b="3810"/>
+                <wp:wrapNone/>
+                <wp:docPr id="3" name="Medio marco 3"/>
+                <wp:cNvGraphicFramePr/>
+                <a:graphic xmlns:a="http://schemas.openxmlformats.org/drawingml/2006/main">
+                  <a:graphicData uri="http://schemas.microsoft.com/office/word/2010/wordprocessingShape">
+                    <wps:wsp>
+                      <wps:cNvSpPr/>
+                      <wps:spPr>
+                        <a:xfrm flipV="1">
+                          <a:off x="0" y="0"/>
+                          <a:ext cx="3733800" cy="6949440"/>
+                        </a:xfrm>
+                        <a:prstGeom prst="halfFrame">
+                          <a:avLst>
+                            <a:gd name="adj1" fmla="val 1747"/>
+                            <a:gd name="adj2" fmla="val 1733"/>
+                          </a:avLst>
+                        </a:prstGeom>
+                        <a:solidFill>
+                          <a:srgbClr val="C00000"/>
+                        </a:solidFill>
+                        <a:ln>
+                          <a:noFill/>
+                        </a:ln>
+                      </wps:spPr>
+                      <wps:style>
+                        <a:lnRef idx="2">
+                          <a:schemeClr val="accent1">
+                            <a:shade val="50000"/>
+                          </a:schemeClr>
+                        </a:lnRef>
+                        <a:fillRef idx="1">
+                          <a:schemeClr val="accent1"/>
+                        </a:fillRef>
+                        <a:effectRef idx="0">
+                          <a:schemeClr val="accent1"/>
+                        </a:effectRef>
+                        <a:fontRef idx="minor">
+                          <a:schemeClr val="lt1"/>
+                        </a:fontRef>
+                      </wps:style>
+                      <wps:bodyPr rot="0" spcFirstLastPara="0" vertOverflow="overflow" horzOverflow="overflow" vert="horz" wrap="square" lIns="91440" tIns="45720" rIns="91440" bIns="45720" numCol="1" spcCol="0" rtlCol="0" fromWordArt="0" anchor="ctr" anchorCtr="0" forceAA="0" compatLnSpc="1">
+                        <a:prstTxWarp prst="textNoShape">
+                          <a:avLst/>
+                        </a:prstTxWarp>
+                        <a:noAutofit/>
+                      </wps:bodyPr>
+                    </wps:wsp>
+                  </a:graphicData>
+                </a:graphic>
+                <wp14:sizeRelH relativeFrom="margin">
+                  <wp14:pctWidth>0</wp14:pctWidth>
+                </wp14:sizeRelH>
+                <wp14:sizeRelV relativeFrom="margin">
+                  <wp14:pctHeight>0</wp14:pctHeight>
+                </wp14:sizeRelV>
+              </wp:anchor>
+            </w:drawing>
+          </mc:Choice>
+          <mc:Fallback>
+            <w:pict>
+              <v:shape w14:anchorId="356C0F01" id="Medio marco 3" o:spid="_x0000_s1026" style="position:absolute;margin-left:-59.4pt;margin-top:11.15pt;width:294pt;height:547.2pt;flip:y;z-index:251665920;visibility:visible;mso-wrap-style:square;mso-width-percent:0;mso-height-percent:0;mso-wrap-distance-left:9pt;mso-wrap-distance-top:0;mso-wrap-distance-right:9pt;mso-wrap-distance-bottom:0;mso-position-horizontal:absolute;mso-position-horizontal-relative:text;mso-position-vertical:absolute;mso-position-vertical-relative:text;mso-width-percent:0;mso-height-percent:0;mso-width-relative:margin;mso-height-relative:margin;v-text-anchor:middle" coordsize="3733800,6949440" o:gfxdata="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" path="m,l3733800,r-35047,65229l64707,65229r,6763777l,6949440,,xe" fillcolor="#c00000" stroked="f" strokeweight="2pt">
+                <v:path arrowok="t" o:connecttype="custom" o:connectlocs="0,0;3733800,0;3698753,65229;64707,65229;64707,6829006;0,6949440;0,0" o:connectangles="0,0,0,0,0,0,0"/>
+              </v:shape>
+            </w:pict>
+          </mc:Fallback>
+        </mc:AlternateContent>
+      </w:r>
+    </w:p>
+    <w:p>
+      <w:pPr>
+        <w:pStyle w:val="Textoindependiente"/>
+        <w:rPr>
+          <w:rFonts w:cs="Arial"/>
+        </w:rPr>
+      </w:pPr>
+    </w:p>
+    <w:p>
+      <w:pPr>
+        <w:pStyle w:val="Textoindependiente"/>
+        <w:rPr>
+          <w:rFonts w:cs="Arial"/>
+        </w:rPr>
+      </w:pPr>
+    </w:p>
+    <w:p>
+      <w:pPr>
+        <w:pStyle w:val="Textoindependiente"/>
+        <w:rPr>
+          <w:rFonts w:cs="Arial"/>
+        </w:rPr>
+      </w:pPr>
+    </w:p>
+    <w:p>
+      <w:pPr>
+        <w:pStyle w:val="Textoindependiente"/>
+        <w:rPr>
+          <w:rFonts w:cs="Arial"/>
+        </w:rPr>
+      </w:pPr>
+      <w:r>
+        <w:rPr>
+          <w:rFonts w:cs="Arial"/>
+          <w:noProof/>
+        </w:rPr>
+        <mc:AlternateContent>
+          <mc:Choice Requires="wpg">
+            <w:drawing>
+              <wp:anchor distT="0" distB="0" distL="114300" distR="114300" simplePos="0" relativeHeight="251667968" behindDoc="1" locked="0" layoutInCell="1" allowOverlap="1" wp14:anchorId="0AEA3683" wp14:editId="5639F730">
+                <wp:simplePos x="0" y="0"/>
+                <wp:positionH relativeFrom="page">
+                  <wp:posOffset>3856355</wp:posOffset>
+                </wp:positionH>
+                <wp:positionV relativeFrom="page">
+                  <wp:posOffset>4152265</wp:posOffset>
+                </wp:positionV>
+                <wp:extent cx="4218305" cy="6516370"/>
+                <wp:effectExtent l="0" t="0" r="0" b="0"/>
+                <wp:wrapNone/>
+                <wp:docPr id="1298546241" name="Group 7"/>
+                <wp:cNvGraphicFramePr>
+                  <a:graphicFrameLocks xmlns:a="http://schemas.openxmlformats.org/drawingml/2006/main"/>
+                </wp:cNvGraphicFramePr>
+                <a:graphic xmlns:a="http://schemas.openxmlformats.org/drawingml/2006/main">
+                  <a:graphicData uri="http://schemas.microsoft.com/office/word/2010/wordprocessingGroup">
+                    <wpg:wgp>
+                      <wpg:cNvGrpSpPr>
+                        <a:grpSpLocks/>
+                      </wpg:cNvGrpSpPr>
+                      <wpg:grpSpPr bwMode="auto">
+                        <a:xfrm>
+                          <a:off x="0" y="0"/>
+                          <a:ext cx="4218305" cy="6516370"/>
+                          <a:chOff x="5267" y="6583"/>
+                          <a:chExt cx="6643" cy="10262"/>
+                        </a:xfrm>
+                      </wpg:grpSpPr>
+                      <wps:wsp>
+                        <wps:cNvPr id="1690586337" name="Freeform 9"/>
+                        <wps:cNvSpPr>
+                          <a:spLocks/>
+                        </wps:cNvSpPr>
+                        <wps:spPr bwMode="auto">
+                          <a:xfrm>
+                            <a:off x="5267" y="10191"/>
+                            <a:ext cx="6643" cy="6654"/>
+                          </a:xfrm>
+                          <a:custGeom>
+                            <a:avLst/>
+                            <a:gdLst>
+                              <a:gd name="T0" fmla="+- 0 11910 5267"/>
+                              <a:gd name="T1" fmla="*/ T0 w 6643"/>
+                              <a:gd name="T2" fmla="+- 0 10192 10192"/>
+                              <a:gd name="T3" fmla="*/ 10192 h 6654"/>
+                              <a:gd name="T4" fmla="+- 0 11910 5267"/>
+                              <a:gd name="T5" fmla="*/ T4 w 6643"/>
+                              <a:gd name="T6" fmla="+- 0 16845 10192"/>
+                              <a:gd name="T7" fmla="*/ 16845 h 6654"/>
+                              <a:gd name="T8" fmla="+- 0 5267 5267"/>
+                              <a:gd name="T9" fmla="*/ T8 w 6643"/>
+                              <a:gd name="T10" fmla="+- 0 16845 10192"/>
+                              <a:gd name="T11" fmla="*/ 16845 h 6654"/>
+                              <a:gd name="T12" fmla="+- 0 11910 5267"/>
+                              <a:gd name="T13" fmla="*/ T12 w 6643"/>
+                              <a:gd name="T14" fmla="+- 0 10192 10192"/>
+                              <a:gd name="T15" fmla="*/ 10192 h 6654"/>
+                            </a:gdLst>
+                            <a:ahLst/>
+                            <a:cxnLst>
+                              <a:cxn ang="0">
+                                <a:pos x="T1" y="T3"/>
+                              </a:cxn>
+                              <a:cxn ang="0">
+                                <a:pos x="T5" y="T7"/>
+                              </a:cxn>
+                              <a:cxn ang="0">
+                                <a:pos x="T9" y="T11"/>
+                              </a:cxn>
+                              <a:cxn ang="0">
+                                <a:pos x="T13" y="T15"/>
+                              </a:cxn>
+                            </a:cxnLst>
+                            <a:rect l="0" t="0" r="r" b="b"/>
+                            <a:pathLst>
+                              <a:path w="6643" h="6654">
+                                <a:moveTo>
+                                  <a:pt x="6643" y="0"/>
+                                </a:moveTo>
+                                <a:lnTo>
+                                  <a:pt x="6643" y="6653"/>
+                                </a:lnTo>
+                                <a:lnTo>
+                                  <a:pt x="0" y="6653"/>
+                                </a:lnTo>
+                                <a:lnTo>
+                                  <a:pt x="6643" y="0"/>
+                                </a:lnTo>
+                                <a:close/>
+                              </a:path>
+                            </a:pathLst>
+                          </a:custGeom>
+                          <a:solidFill>
+                            <a:srgbClr val="1B2020"/>
+                          </a:solidFill>
+                          <a:ln>
+                            <a:noFill/>
+                          </a:ln>
+                          <a:extLst>
+                            <a:ext uri="{91240B29-F687-4F45-9708-019B960494DF}">
+                              <a14:hiddenLine xmlns:a14="http://schemas.microsoft.com/office/drawing/2010/main" w="9525">
+                                <a:solidFill>
+                                  <a:srgbClr val="000000"/>
+                                </a:solidFill>
+                                <a:round/>
+                                <a:headEnd/>
+                                <a:tailEnd/>
+                              </a14:hiddenLine>
+                            </a:ext>
+                          </a:extLst>
+                        </wps:spPr>
+                        <wps:bodyPr rot="0" vert="horz" wrap="square" lIns="91440" tIns="45720" rIns="91440" bIns="45720" anchor="t" anchorCtr="0" upright="1">
+                          <a:noAutofit/>
+                        </wps:bodyPr>
+                      </wps:wsp>
+                      <wps:wsp>
+                        <wps:cNvPr id="624965872" name="Freeform 8"/>
+                        <wps:cNvSpPr>
+                          <a:spLocks/>
+                        </wps:cNvSpPr>
+                        <wps:spPr bwMode="auto">
+                          <a:xfrm>
+                            <a:off x="6534" y="6583"/>
+                            <a:ext cx="5376" cy="10262"/>
+                          </a:xfrm>
+                          <a:custGeom>
+                            <a:avLst/>
+                            <a:gdLst>
+                              <a:gd name="T0" fmla="+- 0 11910 6534"/>
+                              <a:gd name="T1" fmla="*/ T0 w 5376"/>
+                              <a:gd name="T2" fmla="+- 0 6583 6583"/>
+                              <a:gd name="T3" fmla="*/ 6583 h 10262"/>
+                              <a:gd name="T4" fmla="+- 0 8289 6534"/>
+                              <a:gd name="T5" fmla="*/ T4 w 5376"/>
+                              <a:gd name="T6" fmla="+- 0 10204 6583"/>
+                              <a:gd name="T7" fmla="*/ 10204 h 10262"/>
+                              <a:gd name="T8" fmla="+- 0 6534 6534"/>
+                              <a:gd name="T9" fmla="*/ T8 w 5376"/>
+                              <a:gd name="T10" fmla="+- 0 11762 6583"/>
+                              <a:gd name="T11" fmla="*/ 11762 h 10262"/>
+                              <a:gd name="T12" fmla="+- 0 11048 6534"/>
+                              <a:gd name="T13" fmla="*/ T12 w 5376"/>
+                              <a:gd name="T14" fmla="+- 0 16845 6583"/>
+                              <a:gd name="T15" fmla="*/ 16845 h 10262"/>
+                              <a:gd name="T16" fmla="+- 0 11910 6534"/>
+                              <a:gd name="T17" fmla="*/ T16 w 5376"/>
+                              <a:gd name="T18" fmla="+- 0 16845 6583"/>
+                              <a:gd name="T19" fmla="*/ 16845 h 10262"/>
+                              <a:gd name="T20" fmla="+- 0 11910 6534"/>
+                              <a:gd name="T21" fmla="*/ T20 w 5376"/>
+                              <a:gd name="T22" fmla="+- 0 13971 6583"/>
+                              <a:gd name="T23" fmla="*/ 13971 h 10262"/>
+                              <a:gd name="T24" fmla="+- 0 10228 6534"/>
+                              <a:gd name="T25" fmla="*/ T24 w 5376"/>
+                              <a:gd name="T26" fmla="+- 0 12077 6583"/>
+                              <a:gd name="T27" fmla="*/ 12077 h 10262"/>
+                              <a:gd name="T28" fmla="+- 0 11910 6534"/>
+                              <a:gd name="T29" fmla="*/ T28 w 5376"/>
+                              <a:gd name="T30" fmla="+- 0 10394 6583"/>
+                              <a:gd name="T31" fmla="*/ 10394 h 10262"/>
+                              <a:gd name="T32" fmla="+- 0 11910 6534"/>
+                              <a:gd name="T33" fmla="*/ T32 w 5376"/>
+                              <a:gd name="T34" fmla="+- 0 6583 6583"/>
+                              <a:gd name="T35" fmla="*/ 6583 h 10262"/>
+                            </a:gdLst>
+                            <a:ahLst/>
+                            <a:cxnLst>
+                              <a:cxn ang="0">
+                                <a:pos x="T1" y="T3"/>
+                              </a:cxn>
+                              <a:cxn ang="0">
+                                <a:pos x="T5" y="T7"/>
+                              </a:cxn>
+                              <a:cxn ang="0">
+                                <a:pos x="T9" y="T11"/>
+                              </a:cxn>
+                              <a:cxn ang="0">
+                                <a:pos x="T13" y="T15"/>
+                              </a:cxn>
+                              <a:cxn ang="0">
+                                <a:pos x="T17" y="T19"/>
+                              </a:cxn>
+                              <a:cxn ang="0">
+                                <a:pos x="T21" y="T23"/>
+                              </a:cxn>
+                              <a:cxn ang="0">
+                                <a:pos x="T25" y="T27"/>
+                              </a:cxn>
+                              <a:cxn ang="0">
+                                <a:pos x="T29" y="T31"/>
+                              </a:cxn>
+                              <a:cxn ang="0">
+                                <a:pos x="T33" y="T35"/>
+                              </a:cxn>
+                            </a:cxnLst>
+                            <a:rect l="0" t="0" r="r" b="b"/>
+                            <a:pathLst>
+                              <a:path w="5376" h="10262">
+                                <a:moveTo>
+                                  <a:pt x="5376" y="0"/>
+                                </a:moveTo>
+                                <a:lnTo>
+                                  <a:pt x="1755" y="3621"/>
+                                </a:lnTo>
+                                <a:lnTo>
+                                  <a:pt x="0" y="5179"/>
+                                </a:lnTo>
+                                <a:lnTo>
+                                  <a:pt x="4514" y="10262"/>
+                                </a:lnTo>
+                                <a:lnTo>
+                                  <a:pt x="5376" y="10262"/>
+                                </a:lnTo>
+                                <a:lnTo>
+                                  <a:pt x="5376" y="7388"/>
+                                </a:lnTo>
+                                <a:lnTo>
+                                  <a:pt x="3694" y="5494"/>
+                                </a:lnTo>
+                                <a:lnTo>
+                                  <a:pt x="5376" y="3811"/>
+                                </a:lnTo>
+                                <a:lnTo>
+                                  <a:pt x="5376" y="0"/>
+                                </a:lnTo>
+                                <a:close/>
+                              </a:path>
+                            </a:pathLst>
+                          </a:custGeom>
+                          <a:solidFill>
+                            <a:srgbClr val="BC1723"/>
+                          </a:solidFill>
+                          <a:ln>
+                            <a:noFill/>
+                          </a:ln>
+                          <a:extLst>
+                            <a:ext uri="{91240B29-F687-4F45-9708-019B960494DF}">
+                              <a14:hiddenLine xmlns:a14="http://schemas.microsoft.com/office/drawing/2010/main" w="9525">
+                                <a:solidFill>
+                                  <a:srgbClr val="000000"/>
+                                </a:solidFill>
+                                <a:round/>
+                                <a:headEnd/>
+                                <a:tailEnd/>
+                              </a14:hiddenLine>
+                            </a:ext>
+                          </a:extLst>
+                        </wps:spPr>
+                        <wps:bodyPr rot="0" vert="horz" wrap="square" lIns="91440" tIns="45720" rIns="91440" bIns="45720" anchor="t" anchorCtr="0" upright="1">
+                          <a:noAutofit/>
+                        </wps:bodyPr>
+                      </wps:wsp>
+                    </wpg:wgp>
+                  </a:graphicData>
+                </a:graphic>
+                <wp14:sizeRelH relativeFrom="page">
+                  <wp14:pctWidth>0</wp14:pctWidth>
+                </wp14:sizeRelH>
+                <wp14:sizeRelV relativeFrom="page">
+                  <wp14:pctHeight>0</wp14:pctHeight>
+                </wp14:sizeRelV>
+              </wp:anchor>
+            </w:drawing>
+          </mc:Choice>
+          <mc:Fallback>
+            <w:pict>
+              <v:group w14:anchorId="529C5A64" id="Group 7" o:spid="_x0000_s1026" style="position:absolute;margin-left:303.65pt;margin-top:326.95pt;width:332.15pt;height:513.1pt;z-index:-251648512;mso-position-horizontal-relative:page;mso-position-vertical-relative:page" coordorigin="5267,6583" coordsize="6643,10262" o:gfxdata="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">
+                <v:shape id="Freeform 9" o:spid="_x0000_s1027" style="position:absolute;left:5267;top:10191;width:6643;height:6654;visibility:visible;mso-wrap-style:square;v-text-anchor:top" coordsize="6643,6654" o:gfxdata="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" path="m6643,r,6653l,6653,6643,xe" fillcolor="#1b2020" stroked="f">
+                  <v:path arrowok="t" o:connecttype="custom" o:connectlocs="6643,10192;6643,16845;0,16845;6643,10192" o:connectangles="0,0,0,0"/>
+                </v:shape>
+                <v:shape id="Freeform 8" o:spid="_x0000_s1028" style="position:absolute;left:6534;top:6583;width:5376;height:10262;visibility:visible;mso-wrap-style:square;v-text-anchor:top" coordsize="5376,10262" o:gfxdata="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" path="m5376,l1755,3621,,5179r4514,5083l5376,10262r,-2874l3694,5494,5376,3811,5376,xe" fillcolor="#bc1723" stroked="f">
+                  <v:path arrowok="t" o:connecttype="custom" o:connectlocs="5376,6583;1755,10204;0,11762;4514,16845;5376,16845;5376,13971;3694,12077;5376,10394;5376,6583" o:connectangles="0,0,0,0,0,0,0,0,0"/>
+                </v:shape>
+                <w10:wrap anchorx="page" anchory="page"/>
+              </v:group>
+            </w:pict>
+          </mc:Fallback>
+        </mc:AlternateContent>
+      </w:r>
+    </w:p>
+    <w:p>
+      <w:pPr>
+        <w:pStyle w:val="Textoindependiente"/>
+        <w:rPr>
+          <w:rFonts w:cs="Arial"/>
+        </w:rPr>
+      </w:pPr>
+    </w:p>
+    <w:p>
+      <w:pPr>
+        <w:pStyle w:val="Textoindependiente"/>
+        <w:rPr>
+          <w:rFonts w:cs="Arial"/>
+        </w:rPr>
+      </w:pPr>
+    </w:p>
+    <w:p>
+      <w:pPr>
+        <w:pStyle w:val="Textoindependiente"/>
+        <w:rPr>
+          <w:rFonts w:cs="Arial"/>
+        </w:rPr>
+      </w:pPr>
+    </w:p>
+    <w:p>
+      <w:pPr>
+        <w:pStyle w:val="Textoindependiente"/>
+        <w:rPr>
+          <w:rFonts w:cs="Arial"/>
+        </w:rPr>
+      </w:pPr>
+    </w:p>
+    <w:p>
+      <w:pPr>
+        <w:pStyle w:val="Textoindependiente"/>
+        <w:jc w:val="center"/>
+        <w:rPr>
+          <w:rFonts w:cs="Arial"/>
+          <w:b/>
+          <w:lang w:val="es-ES"/>
+        </w:rPr>
+      </w:pPr>
+    </w:p>
+    <w:p>
+      <w:pPr>
+        <w:pStyle w:val="Textoindependiente"/>
+        <w:rPr>
+          <w:rFonts w:cs="Arial"/>
+          <w:lang w:val="es-ES"/>
+        </w:rPr>
+      </w:pPr>
+    </w:p>
+    <w:p>
+      <w:pPr>
+        <w:pStyle w:val="Textoindependiente"/>
+        <w:rPr>
+          <w:rFonts w:cs="Arial"/>
+          <w:lang w:val="es-ES"/>
+        </w:rPr>
+      </w:pPr>
+    </w:p>
+    <w:p>
+      <w:pPr>
+        <w:pStyle w:val="Textoindependiente"/>
+        <w:rPr>
+          <w:rFonts w:cs="Arial"/>
+          <w:lang w:val="es-ES"/>
+        </w:rPr>
+      </w:pPr>
+      <w:r>
+        <w:rPr>
+          <w:rFonts w:cs="Arial"/>
+          <w:noProof/>
+        </w:rPr>
+        <mc:AlternateContent>
+          <mc:Choice Requires="wps">
+            <w:drawing>
+              <wp:anchor distT="0" distB="0" distL="114300" distR="114300" simplePos="0" relativeHeight="251657728" behindDoc="0" locked="0" layoutInCell="1" allowOverlap="1" wp14:anchorId="239C7E16" wp14:editId="4FAD4CCE">
+                <wp:simplePos x="0" y="0"/>
+                <wp:positionH relativeFrom="column">
+                  <wp:posOffset>1783080</wp:posOffset>
+                </wp:positionH>
+                <wp:positionV relativeFrom="paragraph">
+                  <wp:posOffset>9525</wp:posOffset>
+                </wp:positionV>
+                <wp:extent cx="2000885" cy="448573"/>
+                <wp:effectExtent l="0" t="0" r="0" b="0"/>
+                <wp:wrapNone/>
+                <wp:docPr id="4" name="Cuadro de texto 4"/>
+                <wp:cNvGraphicFramePr/>
+                <a:graphic xmlns:a="http://schemas.openxmlformats.org/drawingml/2006/main">
+                  <a:graphicData uri="http://schemas.microsoft.com/office/word/2010/wordprocessingShape">
+                    <wps:wsp>
+                      <wps:cNvSpPr txBox="1"/>
+                      <wps:spPr>
+                        <a:xfrm>
+                          <a:off x="0" y="0"/>
+                          <a:ext cx="2000885" cy="448573"/>
+                        </a:xfrm>
+                        <a:prstGeom prst="rect">
+                          <a:avLst/>
+                        </a:prstGeom>
+                        <a:noFill/>
+                        <a:ln w="6350">
+                          <a:noFill/>
+                        </a:ln>
+                      </wps:spPr>
+                      <wps:txbx>
+                        <w:txbxContent>
+                          <w:p>
+                            <w:pPr>
+                              <w:rPr>
+                                <w:rFonts w:cs="Arial"/>
+                                <w:b/>
+                                <w:sz w:val="36"/>
+                                <w:szCs w:val="36"/>
+                              </w:rPr>
+                            </w:pPr>
+                            <w:proofErr w:type="spellStart"/>
+                            <w:r>
+                              <w:rPr>
+                                <w:rFonts w:cs="Arial"/>
+                                <w:b/>
+                                <w:sz w:val="36"/>
+                                <w:szCs w:val="36"/>
+                              </w:rPr>
+                              <w:t>Setiembre</w:t>
+                            </w:r>
+                            <w:proofErr w:type="spellEnd"/>
+                            <w:r>
+                              <w:rPr>
+                                <w:rFonts w:cs="Arial"/>
+                                <w:b/>
+                                <w:sz w:val="36"/>
+                                <w:szCs w:val="36"/>
+                              </w:rPr>
+                              <w:t>, 202</w:t>
+                            </w:r>
+                            <w:r>
+                              <w:rPr>
+                                <w:rFonts w:cs="Arial"/>
+                                <w:b/>
+                                <w:sz w:val="36"/>
+                                <w:szCs w:val="36"/>
+                              </w:rPr>
+                              <w:t>6</w:t>
+                            </w:r>
+                          </w:p>
+                        </w:txbxContent>
+                      </wps:txbx>
+                      <wps:bodyPr rot="0" spcFirstLastPara="0" vertOverflow="overflow" horzOverflow="overflow" vert="horz" wrap="square" lIns="91440" tIns="45720" rIns="91440" bIns="45720" numCol="1" spcCol="0" rtlCol="0" fromWordArt="0" anchor="t" anchorCtr="0" forceAA="0" compatLnSpc="1">
+                        <a:prstTxWarp prst="textNoShape">
+                          <a:avLst/>
+                        </a:prstTxWarp>
+                        <a:noAutofit/>
+                      </wps:bodyPr>
+                    </wps:wsp>
+                  </a:graphicData>
+                </a:graphic>
+                <wp14:sizeRelH relativeFrom="margin">
+                  <wp14:pctWidth>0</wp14:pctWidth>
+                </wp14:sizeRelH>
+                <wp14:sizeRelV relativeFrom="margin">
+                  <wp14:pctHeight>0</wp14:pctHeight>
+                </wp14:sizeRelV>
+              </wp:anchor>
+            </w:drawing>
+          </mc:Choice>
+          <mc:Fallback>
+            <w:pict>
+              <v:shape w14:anchorId="239C7E16" id="Cuadro de texto 4" o:spid="_x0000_s1029" type="#_x0000_t202" style="position:absolute;margin-left:140.4pt;margin-top:.75pt;width:157.55pt;height:35.3pt;z-index:251657728;visibility:visible;mso-wrap-style:square;mso-width-percent:0;mso-height-percent:0;mso-wrap-distance-left:9pt;mso-wrap-distance-top:0;mso-wrap-distance-right:9pt;mso-wrap-distance-bottom:0;mso-position-horizontal:absolute;mso-position-horizontal-relative:text;mso-position-vertical:absolute;mso-position-vertical-relative:text;mso-width-percent:0;mso-height-percent:0;mso-width-relative:margin;mso-height-relative:margin;v-text-anchor:top" o:gfxdata="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" filled="f" stroked="f" strokeweight=".5pt">
+                <v:textbox>
+                  <w:txbxContent>
+                    <w:p>
+                      <w:pPr>
+                        <w:rPr>
+                          <w:rFonts w:cs="Arial"/>
+                          <w:b/>
+                          <w:sz w:val="36"/>
+                          <w:szCs w:val="36"/>
+                        </w:rPr>
+                      </w:pPr>
+                      <w:proofErr w:type="spellStart"/>
+                      <w:r>
+                        <w:rPr>
+                          <w:rFonts w:cs="Arial"/>
+                          <w:b/>
+                          <w:sz w:val="36"/>
+                          <w:szCs w:val="36"/>
+                        </w:rPr>
+                        <w:t>Setiembre</w:t>
+                      </w:r>
+                      <w:proofErr w:type="spellEnd"/>
+                      <w:r>
+                        <w:rPr>
+                          <w:rFonts w:cs="Arial"/>
+                          <w:b/>
+                          <w:sz w:val="36"/>
+                          <w:szCs w:val="36"/>
+                        </w:rPr>
+                        <w:t>, 202</w:t>
+                      </w:r>
+                      <w:r>
+                        <w:rPr>
+                          <w:rFonts w:cs="Arial"/>
+                          <w:b/>
+                          <w:sz w:val="36"/>
+                          <w:szCs w:val="36"/>
+                        </w:rPr>
+                        <w:t>6</w:t>
+                      </w:r>
+                    </w:p>
+                  </w:txbxContent>
+                </v:textbox>
+              </v:shape>
+            </w:pict>
+          </mc:Fallback>
+        </mc:AlternateContent>
+      </w:r>
+    </w:p>
+    <w:p>
+      <w:pPr>
+        <w:pStyle w:val="Textoindependiente"/>
+        <w:rPr>
+          <w:rFonts w:cs="Arial"/>
+          <w:lang w:val="es-ES"/>
+        </w:rPr>
+      </w:pPr>
+    </w:p>
+    <w:p>
+      <w:pPr>
+        <w:pStyle w:val="Textoindependiente"/>
+        <w:rPr>
+          <w:rFonts w:cs="Arial"/>
+          <w:lang w:val="es-ES"/>
+        </w:rPr>
+      </w:pPr>
+    </w:p>
+    <w:p>
+      <w:pPr>
+        <w:pStyle w:val="apa"/>
+        <w:ind w:firstLine="0"/>
+        <w:rPr>
+          <w:rFonts w:ascii="Arial" w:hAnsi="Arial" w:cs="Arial"/>
+          <w:sz w:val="22"/>
+        </w:rPr>
+      </w:pPr>
+      <w:r>
+        <w:rPr>
+          <w:rFonts w:ascii="Arial" w:hAnsi="Arial" w:cs="Arial"/>
+          <w:sz w:val="22"/>
+        </w:rPr>
+        <w:t xml:space="preserve"> </w:t>
+      </w:r>
+    </w:p>
+    <w:p>
+      <w:pPr>
+        <w:rPr>
+          <w:rFonts w:cs="Arial"/>
+          <w:lang w:val="es-ES"/>
+        </w:rPr>
+      </w:pPr>
+      <w:r>
+        <w:rPr>
+          <w:rFonts w:cs="Arial"/>
+          <w:lang w:val="es-ES"/>
+        </w:rPr>
+        <w:br w:type="page"/>
+      </w:r>
+    </w:p>
+    <w:p>
+      <w:pPr>
+        <w:rPr>
+          <w:b/>
+          <w:color w:val="0F4C5C"/>
+          <w:sz w:val="32"/>
+          <w:lang w:val="es-ES"/>
+        </w:rPr>
+      </w:pPr>
+    </w:p>
     <w:p>
       <w:pPr>
         <w:spacing w:after="560"/>
@@ -145,12 +2392,14 @@
             <w:shd w:val="clear" w:color="auto" w:fill="DDF3F7"/>
           </w:tcPr>
           <w:p>
+            <w:proofErr w:type="spellStart"/>
             <w:r>
               <w:rPr>
                 <w:b/>
               </w:rPr>
               <w:t>Integrantes</w:t>
             </w:r>
+            <w:proofErr w:type="spellEnd"/>
           </w:p>
         </w:tc>
         <w:tc>
@@ -283,9 +2532,11 @@
             <w:tcW w:w="4536" w:type="dxa"/>
           </w:tcPr>
           <w:p>
+            <w:proofErr w:type="spellStart"/>
             <w:r>
               <w:t>SmartDent</w:t>
             </w:r>
+            <w:proofErr w:type="spellEnd"/>
           </w:p>
         </w:tc>
       </w:tr>
@@ -296,12 +2547,14 @@
             <w:shd w:val="clear" w:color="auto" w:fill="DDF3F7"/>
           </w:tcPr>
           <w:p>
+            <w:proofErr w:type="spellStart"/>
             <w:r>
               <w:rPr>
                 <w:b/>
               </w:rPr>
               <w:t>Avance</w:t>
             </w:r>
+            <w:proofErr w:type="spellEnd"/>
           </w:p>
         </w:tc>
         <w:tc>
@@ -309,8 +2562,13 @@
             <w:tcW w:w="4536" w:type="dxa"/>
           </w:tcPr>
           <w:p>
-            <w:r>
-              <w:t>Avance 1</w:t>
+            <w:proofErr w:type="spellStart"/>
+            <w:r>
+              <w:t>Avance</w:t>
+            </w:r>
+            <w:proofErr w:type="spellEnd"/>
+            <w:r>
+              <w:t xml:space="preserve"> 1</w:t>
             </w:r>
           </w:p>
         </w:tc>
@@ -322,12 +2580,14 @@
             <w:shd w:val="clear" w:color="auto" w:fill="DDF3F7"/>
           </w:tcPr>
           <w:p>
+            <w:proofErr w:type="spellStart"/>
             <w:r>
               <w:rPr>
                 <w:b/>
               </w:rPr>
               <w:t>Año</w:t>
             </w:r>
+            <w:proofErr w:type="spellEnd"/>
           </w:p>
         </w:tc>
         <w:tc>
@@ -351,7 +2611,7 @@
       <w:pPr>
         <w:pStyle w:val="Ttulo1"/>
       </w:pPr>
-      <w:bookmarkStart w:id="0" w:name="_Toc238644645"/>
+      <w:bookmarkStart w:id="0" w:name="_Toc239335184"/>
       <w:r>
         <w:lastRenderedPageBreak/>
         <w:t>ÍNDICE</w:t>
@@ -361,6 +2621,10 @@
     <w:sdt>
       <w:sdtPr>
         <w:rPr>
+          <w:rFonts w:ascii="Arial" w:eastAsia="Arial" w:hAnsi="Arial" w:cstheme="minorBidi"/>
+          <w:b w:val="0"/>
+          <w:bCs w:val="0"/>
+          <w:color w:val="auto"/>
           <w:sz w:val="22"/>
           <w:szCs w:val="22"/>
           <w:lang w:val="es-ES"/>
@@ -373,8 +2637,6 @@
       </w:sdtPr>
       <w:sdtEndPr>
         <w:rPr>
-          <w:rFonts w:ascii="Arial" w:eastAsia="Arial" w:hAnsi="Arial" w:cstheme="minorBidi"/>
-          <w:color w:val="auto"/>
           <w:lang w:val="en-US"/>
         </w:rPr>
       </w:sdtEndPr>
@@ -421,7 +2683,7 @@
           <w:r>
             <w:fldChar w:fldCharType="separate"/>
           </w:r>
-          <w:hyperlink w:anchor="_Toc238644645" w:history="1">
+          <w:hyperlink w:anchor="_Toc239335184" w:history="1">
             <w:r>
               <w:rPr>
                 <w:rStyle w:val="Hipervnculo"/>
@@ -448,7 +2710,7 @@
                 <w:noProof/>
                 <w:webHidden/>
               </w:rPr>
-              <w:instrText xml:space="preserve"> PAGEREF _Toc238644645 \h </w:instrText>
+              <w:instrText xml:space="preserve"> PAGEREF _Toc239335184 \h </w:instrText>
             </w:r>
             <w:r>
               <w:rPr>
@@ -495,7 +2757,7 @@
               <w14:ligatures w14:val="standardContextual"/>
             </w:rPr>
           </w:pPr>
-          <w:hyperlink w:anchor="_Toc238644646" w:history="1">
+          <w:hyperlink w:anchor="_Toc239335185" w:history="1">
             <w:r>
               <w:rPr>
                 <w:rStyle w:val="Hipervnculo"/>
@@ -523,7 +2785,7 @@
                 <w:noProof/>
                 <w:webHidden/>
               </w:rPr>
-              <w:instrText xml:space="preserve"> PAGEREF _Toc238644646 \h </w:instrText>
+              <w:instrText xml:space="preserve"> PAGEREF _Toc239335185 \h </w:instrText>
             </w:r>
             <w:r>
               <w:rPr>
@@ -570,7 +2832,7 @@
               <w14:ligatures w14:val="standardContextual"/>
             </w:rPr>
           </w:pPr>
-          <w:hyperlink w:anchor="_Toc238644647" w:history="1">
+          <w:hyperlink w:anchor="_Toc239335186" w:history="1">
             <w:r>
               <w:rPr>
                 <w:rStyle w:val="Hipervnculo"/>
@@ -598,7 +2860,7 @@
                 <w:noProof/>
                 <w:webHidden/>
               </w:rPr>
-              <w:instrText xml:space="preserve"> PAGEREF _Toc238644647 \h </w:instrText>
+              <w:instrText xml:space="preserve"> PAGEREF _Toc239335186 \h </w:instrText>
             </w:r>
             <w:r>
               <w:rPr>
@@ -645,7 +2907,7 @@
               <w14:ligatures w14:val="standardContextual"/>
             </w:rPr>
           </w:pPr>
-          <w:hyperlink w:anchor="_Toc238644648" w:history="1">
+          <w:hyperlink w:anchor="_Toc239335187" w:history="1">
             <w:r>
               <w:rPr>
                 <w:rStyle w:val="Hipervnculo"/>
@@ -673,7 +2935,7 @@
                 <w:noProof/>
                 <w:webHidden/>
               </w:rPr>
-              <w:instrText xml:space="preserve"> PAGEREF _Toc238644648 \h </w:instrText>
+              <w:instrText xml:space="preserve"> PAGEREF _Toc239335187 \h </w:instrText>
             </w:r>
             <w:r>
               <w:rPr>
@@ -720,7 +2982,7 @@
               <w14:ligatures w14:val="standardContextual"/>
             </w:rPr>
           </w:pPr>
-          <w:hyperlink w:anchor="_Toc238644649" w:history="1">
+          <w:hyperlink w:anchor="_Toc239335188" w:history="1">
             <w:r>
               <w:rPr>
                 <w:rStyle w:val="Hipervnculo"/>
@@ -748,7 +3010,7 @@
                 <w:noProof/>
                 <w:webHidden/>
               </w:rPr>
-              <w:instrText xml:space="preserve"> PAGEREF _Toc238644649 \h </w:instrText>
+              <w:instrText xml:space="preserve"> PAGEREF _Toc239335188 \h </w:instrText>
             </w:r>
             <w:r>
               <w:rPr>
@@ -768,7 +3030,7 @@
                 <w:noProof/>
                 <w:webHidden/>
               </w:rPr>
-              <w:t>5</w:t>
+              <w:t>4</w:t>
             </w:r>
             <w:r>
               <w:rPr>
@@ -795,7 +3057,7 @@
               <w14:ligatures w14:val="standardContextual"/>
             </w:rPr>
           </w:pPr>
-          <w:hyperlink w:anchor="_Toc238644650" w:history="1">
+          <w:hyperlink w:anchor="_Toc239335189" w:history="1">
             <w:r>
               <w:rPr>
                 <w:rStyle w:val="Hipervnculo"/>
@@ -822,7 +3084,7 @@
                 <w:noProof/>
                 <w:webHidden/>
               </w:rPr>
-              <w:instrText xml:space="preserve"> PAGEREF _Toc238644650 \h </w:instrText>
+              <w:instrText xml:space="preserve"> PAGEREF _Toc239335189 \h </w:instrText>
             </w:r>
             <w:r>
               <w:rPr>
@@ -842,7 +3104,7 @@
                 <w:noProof/>
                 <w:webHidden/>
               </w:rPr>
-              <w:t>5</w:t>
+              <w:t>4</w:t>
             </w:r>
             <w:r>
               <w:rPr>
@@ -869,7 +3131,7 @@
               <w14:ligatures w14:val="standardContextual"/>
             </w:rPr>
           </w:pPr>
-          <w:hyperlink w:anchor="_Toc238644651" w:history="1">
+          <w:hyperlink w:anchor="_Toc239335190" w:history="1">
             <w:r>
               <w:rPr>
                 <w:rStyle w:val="Hipervnculo"/>
@@ -897,7 +3159,7 @@
                 <w:noProof/>
                 <w:webHidden/>
               </w:rPr>
-              <w:instrText xml:space="preserve"> PAGEREF _Toc238644651 \h </w:instrText>
+              <w:instrText xml:space="preserve"> PAGEREF _Toc239335190 \h </w:instrText>
             </w:r>
             <w:r>
               <w:rPr>
@@ -944,7 +3206,7 @@
               <w14:ligatures w14:val="standardContextual"/>
             </w:rPr>
           </w:pPr>
-          <w:hyperlink w:anchor="_Toc238644652" w:history="1">
+          <w:hyperlink w:anchor="_Toc239335191" w:history="1">
             <w:r>
               <w:rPr>
                 <w:rStyle w:val="Hipervnculo"/>
@@ -972,7 +3234,7 @@
                 <w:noProof/>
                 <w:webHidden/>
               </w:rPr>
-              <w:instrText xml:space="preserve"> PAGEREF _Toc238644652 \h </w:instrText>
+              <w:instrText xml:space="preserve"> PAGEREF _Toc239335191 \h </w:instrText>
             </w:r>
             <w:r>
               <w:rPr>
@@ -1019,7 +3281,7 @@
               <w14:ligatures w14:val="standardContextual"/>
             </w:rPr>
           </w:pPr>
-          <w:hyperlink w:anchor="_Toc238644653" w:history="1">
+          <w:hyperlink w:anchor="_Toc239335192" w:history="1">
             <w:r>
               <w:rPr>
                 <w:rStyle w:val="Hipervnculo"/>
@@ -1047,7 +3309,7 @@
                 <w:noProof/>
                 <w:webHidden/>
               </w:rPr>
-              <w:instrText xml:space="preserve"> PAGEREF _Toc238644653 \h </w:instrText>
+              <w:instrText xml:space="preserve"> PAGEREF _Toc239335192 \h </w:instrText>
             </w:r>
             <w:r>
               <w:rPr>
@@ -1094,7 +3356,7 @@
               <w14:ligatures w14:val="standardContextual"/>
             </w:rPr>
           </w:pPr>
-          <w:hyperlink w:anchor="_Toc238644654" w:history="1">
+          <w:hyperlink w:anchor="_Toc239335193" w:history="1">
             <w:r>
               <w:rPr>
                 <w:rStyle w:val="Hipervnculo"/>
@@ -1122,7 +3384,7 @@
                 <w:noProof/>
                 <w:webHidden/>
               </w:rPr>
-              <w:instrText xml:space="preserve"> PAGEREF _Toc238644654 \h </w:instrText>
+              <w:instrText xml:space="preserve"> PAGEREF _Toc239335193 \h </w:instrText>
             </w:r>
             <w:r>
               <w:rPr>
@@ -1169,7 +3431,7 @@
               <w14:ligatures w14:val="standardContextual"/>
             </w:rPr>
           </w:pPr>
-          <w:hyperlink w:anchor="_Toc238644655" w:history="1">
+          <w:hyperlink w:anchor="_Toc239335194" w:history="1">
             <w:r>
               <w:rPr>
                 <w:rStyle w:val="Hipervnculo"/>
@@ -1197,7 +3459,7 @@
                 <w:noProof/>
                 <w:webHidden/>
               </w:rPr>
-              <w:instrText xml:space="preserve"> PAGEREF _Toc238644655 \h </w:instrText>
+              <w:instrText xml:space="preserve"> PAGEREF _Toc239335194 \h </w:instrText>
             </w:r>
             <w:r>
               <w:rPr>
@@ -1244,7 +3506,7 @@
               <w14:ligatures w14:val="standardContextual"/>
             </w:rPr>
           </w:pPr>
-          <w:hyperlink w:anchor="_Toc238644656" w:history="1">
+          <w:hyperlink w:anchor="_Toc239335195" w:history="1">
             <w:r>
               <w:rPr>
                 <w:rStyle w:val="Hipervnculo"/>
@@ -1271,7 +3533,7 @@
                 <w:noProof/>
                 <w:webHidden/>
               </w:rPr>
-              <w:instrText xml:space="preserve"> PAGEREF _Toc238644656 \h </w:instrText>
+              <w:instrText xml:space="preserve"> PAGEREF _Toc239335195 \h </w:instrText>
             </w:r>
             <w:r>
               <w:rPr>
@@ -1318,7 +3580,7 @@
               <w14:ligatures w14:val="standardContextual"/>
             </w:rPr>
           </w:pPr>
-          <w:hyperlink w:anchor="_Toc238644657" w:history="1">
+          <w:hyperlink w:anchor="_Toc239335196" w:history="1">
             <w:r>
               <w:rPr>
                 <w:rStyle w:val="Hipervnculo"/>
@@ -1346,7 +3608,7 @@
                 <w:noProof/>
                 <w:webHidden/>
               </w:rPr>
-              <w:instrText xml:space="preserve"> PAGEREF _Toc238644657 \h </w:instrText>
+              <w:instrText xml:space="preserve"> PAGEREF _Toc239335196 \h </w:instrText>
             </w:r>
             <w:r>
               <w:rPr>
@@ -1393,7 +3655,7 @@
               <w14:ligatures w14:val="standardContextual"/>
             </w:rPr>
           </w:pPr>
-          <w:hyperlink w:anchor="_Toc238644658" w:history="1">
+          <w:hyperlink w:anchor="_Toc239335197" w:history="1">
             <w:r>
               <w:rPr>
                 <w:rStyle w:val="Hipervnculo"/>
@@ -1421,7 +3683,7 @@
                 <w:noProof/>
                 <w:webHidden/>
               </w:rPr>
-              <w:instrText xml:space="preserve"> PAGEREF _Toc238644658 \h </w:instrText>
+              <w:instrText xml:space="preserve"> PAGEREF _Toc239335197 \h </w:instrText>
             </w:r>
             <w:r>
               <w:rPr>
@@ -1468,7 +3730,7 @@
               <w14:ligatures w14:val="standardContextual"/>
             </w:rPr>
           </w:pPr>
-          <w:hyperlink w:anchor="_Toc238644659" w:history="1">
+          <w:hyperlink w:anchor="_Toc239335198" w:history="1">
             <w:r>
               <w:rPr>
                 <w:rStyle w:val="Hipervnculo"/>
@@ -1495,7 +3757,7 @@
                 <w:noProof/>
                 <w:webHidden/>
               </w:rPr>
-              <w:instrText xml:space="preserve"> PAGEREF _Toc238644659 \h </w:instrText>
+              <w:instrText xml:space="preserve"> PAGEREF _Toc239335198 \h </w:instrText>
             </w:r>
             <w:r>
               <w:rPr>
@@ -1542,7 +3804,7 @@
               <w14:ligatures w14:val="standardContextual"/>
             </w:rPr>
           </w:pPr>
-          <w:hyperlink w:anchor="_Toc238644660" w:history="1">
+          <w:hyperlink w:anchor="_Toc239335199" w:history="1">
             <w:r>
               <w:rPr>
                 <w:rStyle w:val="Hipervnculo"/>
@@ -1570,7 +3832,7 @@
                 <w:noProof/>
                 <w:webHidden/>
               </w:rPr>
-              <w:instrText xml:space="preserve"> PAGEREF _Toc238644660 \h </w:instrText>
+              <w:instrText xml:space="preserve"> PAGEREF _Toc239335199 \h </w:instrText>
             </w:r>
             <w:r>
               <w:rPr>
@@ -1617,7 +3879,7 @@
               <w14:ligatures w14:val="standardContextual"/>
             </w:rPr>
           </w:pPr>
-          <w:hyperlink w:anchor="_Toc238644661" w:history="1">
+          <w:hyperlink w:anchor="_Toc239335200" w:history="1">
             <w:r>
               <w:rPr>
                 <w:rStyle w:val="Hipervnculo"/>
@@ -1645,7 +3907,7 @@
                 <w:noProof/>
                 <w:webHidden/>
               </w:rPr>
-              <w:instrText xml:space="preserve"> PAGEREF _Toc238644661 \h </w:instrText>
+              <w:instrText xml:space="preserve"> PAGEREF _Toc239335200 \h </w:instrText>
             </w:r>
             <w:r>
               <w:rPr>
@@ -1692,7 +3954,7 @@
               <w14:ligatures w14:val="standardContextual"/>
             </w:rPr>
           </w:pPr>
-          <w:hyperlink w:anchor="_Toc238644662" w:history="1">
+          <w:hyperlink w:anchor="_Toc239335201" w:history="1">
             <w:r>
               <w:rPr>
                 <w:rStyle w:val="Hipervnculo"/>
@@ -1720,7 +3982,7 @@
                 <w:noProof/>
                 <w:webHidden/>
               </w:rPr>
-              <w:instrText xml:space="preserve"> PAGEREF _Toc238644662 \h </w:instrText>
+              <w:instrText xml:space="preserve"> PAGEREF _Toc239335201 \h </w:instrText>
             </w:r>
             <w:r>
               <w:rPr>
@@ -1767,7 +4029,7 @@
               <w14:ligatures w14:val="standardContextual"/>
             </w:rPr>
           </w:pPr>
-          <w:hyperlink w:anchor="_Toc238644663" w:history="1">
+          <w:hyperlink w:anchor="_Toc239335202" w:history="1">
             <w:r>
               <w:rPr>
                 <w:rStyle w:val="Hipervnculo"/>
@@ -1795,7 +4057,7 @@
                 <w:noProof/>
                 <w:webHidden/>
               </w:rPr>
-              <w:instrText xml:space="preserve"> PAGEREF _Toc238644663 \h </w:instrText>
+              <w:instrText xml:space="preserve"> PAGEREF _Toc239335202 \h </w:instrText>
             </w:r>
             <w:r>
               <w:rPr>
@@ -1842,7 +4104,7 @@
               <w14:ligatures w14:val="standardContextual"/>
             </w:rPr>
           </w:pPr>
-          <w:hyperlink w:anchor="_Toc238644664" w:history="1">
+          <w:hyperlink w:anchor="_Toc239335203" w:history="1">
             <w:r>
               <w:rPr>
                 <w:rStyle w:val="Hipervnculo"/>
@@ -1870,7 +4132,7 @@
                 <w:noProof/>
                 <w:webHidden/>
               </w:rPr>
-              <w:instrText xml:space="preserve"> PAGEREF _Toc238644664 \h </w:instrText>
+              <w:instrText xml:space="preserve"> PAGEREF _Toc239335203 \h </w:instrText>
             </w:r>
             <w:r>
               <w:rPr>
@@ -1917,7 +4179,7 @@
               <w14:ligatures w14:val="standardContextual"/>
             </w:rPr>
           </w:pPr>
-          <w:hyperlink w:anchor="_Toc238644665" w:history="1">
+          <w:hyperlink w:anchor="_Toc239335204" w:history="1">
             <w:r>
               <w:rPr>
                 <w:rStyle w:val="Hipervnculo"/>
@@ -1944,7 +4206,7 @@
                 <w:noProof/>
                 <w:webHidden/>
               </w:rPr>
-              <w:instrText xml:space="preserve"> PAGEREF _Toc238644665 \h </w:instrText>
+              <w:instrText xml:space="preserve"> PAGEREF _Toc239335204 \h </w:instrText>
             </w:r>
             <w:r>
               <w:rPr>
@@ -1991,7 +4253,7 @@
               <w14:ligatures w14:val="standardContextual"/>
             </w:rPr>
           </w:pPr>
-          <w:hyperlink w:anchor="_Toc238644666" w:history="1">
+          <w:hyperlink w:anchor="_Toc239335205" w:history="1">
             <w:r>
               <w:rPr>
                 <w:rStyle w:val="Hipervnculo"/>
@@ -2019,7 +4281,7 @@
                 <w:noProof/>
                 <w:webHidden/>
               </w:rPr>
-              <w:instrText xml:space="preserve"> PAGEREF _Toc238644666 \h </w:instrText>
+              <w:instrText xml:space="preserve"> PAGEREF _Toc239335205 \h </w:instrText>
             </w:r>
             <w:r>
               <w:rPr>
@@ -2066,7 +4328,7 @@
               <w14:ligatures w14:val="standardContextual"/>
             </w:rPr>
           </w:pPr>
-          <w:hyperlink w:anchor="_Toc238644667" w:history="1">
+          <w:hyperlink w:anchor="_Toc239335206" w:history="1">
             <w:r>
               <w:rPr>
                 <w:rStyle w:val="Hipervnculo"/>
@@ -2094,7 +4356,7 @@
                 <w:noProof/>
                 <w:webHidden/>
               </w:rPr>
-              <w:instrText xml:space="preserve"> PAGEREF _Toc238644667 \h </w:instrText>
+              <w:instrText xml:space="preserve"> PAGEREF _Toc239335206 \h </w:instrText>
             </w:r>
             <w:r>
               <w:rPr>
@@ -2141,7 +4403,7 @@
               <w14:ligatures w14:val="standardContextual"/>
             </w:rPr>
           </w:pPr>
-          <w:hyperlink w:anchor="_Toc238644668" w:history="1">
+          <w:hyperlink w:anchor="_Toc239335207" w:history="1">
             <w:r>
               <w:rPr>
                 <w:rStyle w:val="Hipervnculo"/>
@@ -2169,7 +4431,7 @@
                 <w:noProof/>
                 <w:webHidden/>
               </w:rPr>
-              <w:instrText xml:space="preserve"> PAGEREF _Toc238644668 \h </w:instrText>
+              <w:instrText xml:space="preserve"> PAGEREF _Toc239335207 \h </w:instrText>
             </w:r>
             <w:r>
               <w:rPr>
@@ -2216,7 +4478,7 @@
               <w14:ligatures w14:val="standardContextual"/>
             </w:rPr>
           </w:pPr>
-          <w:hyperlink w:anchor="_Toc238644669" w:history="1">
+          <w:hyperlink w:anchor="_Toc239335208" w:history="1">
             <w:r>
               <w:rPr>
                 <w:rStyle w:val="Hipervnculo"/>
@@ -2244,7 +4506,7 @@
                 <w:noProof/>
                 <w:webHidden/>
               </w:rPr>
-              <w:instrText xml:space="preserve"> PAGEREF _Toc238644669 \h </w:instrText>
+              <w:instrText xml:space="preserve"> PAGEREF _Toc239335208 \h </w:instrText>
             </w:r>
             <w:r>
               <w:rPr>
@@ -2291,7 +4553,7 @@
               <w14:ligatures w14:val="standardContextual"/>
             </w:rPr>
           </w:pPr>
-          <w:hyperlink w:anchor="_Toc238644670" w:history="1">
+          <w:hyperlink w:anchor="_Toc239335209" w:history="1">
             <w:r>
               <w:rPr>
                 <w:rStyle w:val="Hipervnculo"/>
@@ -2319,7 +4581,7 @@
                 <w:noProof/>
                 <w:webHidden/>
               </w:rPr>
-              <w:instrText xml:space="preserve"> PAGEREF _Toc238644670 \h </w:instrText>
+              <w:instrText xml:space="preserve"> PAGEREF _Toc239335209 \h </w:instrText>
             </w:r>
             <w:r>
               <w:rPr>
@@ -2366,7 +4628,7 @@
               <w14:ligatures w14:val="standardContextual"/>
             </w:rPr>
           </w:pPr>
-          <w:hyperlink w:anchor="_Toc238644671" w:history="1">
+          <w:hyperlink w:anchor="_Toc239335210" w:history="1">
             <w:r>
               <w:rPr>
                 <w:rStyle w:val="Hipervnculo"/>
@@ -2394,7 +4656,7 @@
                 <w:noProof/>
                 <w:webHidden/>
               </w:rPr>
-              <w:instrText xml:space="preserve"> PAGEREF _Toc238644671 \h </w:instrText>
+              <w:instrText xml:space="preserve"> PAGEREF _Toc239335210 \h </w:instrText>
             </w:r>
             <w:r>
               <w:rPr>
@@ -2441,7 +4703,7 @@
               <w14:ligatures w14:val="standardContextual"/>
             </w:rPr>
           </w:pPr>
-          <w:hyperlink w:anchor="_Toc238644672" w:history="1">
+          <w:hyperlink w:anchor="_Toc239335211" w:history="1">
             <w:r>
               <w:rPr>
                 <w:rStyle w:val="Hipervnculo"/>
@@ -2469,7 +4731,7 @@
                 <w:noProof/>
                 <w:webHidden/>
               </w:rPr>
-              <w:instrText xml:space="preserve"> PAGEREF _Toc238644672 \h </w:instrText>
+              <w:instrText xml:space="preserve"> PAGEREF _Toc239335211 \h </w:instrText>
             </w:r>
             <w:r>
               <w:rPr>
@@ -2516,7 +4778,7 @@
               <w14:ligatures w14:val="standardContextual"/>
             </w:rPr>
           </w:pPr>
-          <w:hyperlink w:anchor="_Toc238644673" w:history="1">
+          <w:hyperlink w:anchor="_Toc239335212" w:history="1">
             <w:r>
               <w:rPr>
                 <w:rStyle w:val="Hipervnculo"/>
@@ -2544,7 +4806,7 @@
                 <w:noProof/>
                 <w:webHidden/>
               </w:rPr>
-              <w:instrText xml:space="preserve"> PAGEREF _Toc238644673 \h </w:instrText>
+              <w:instrText xml:space="preserve"> PAGEREF _Toc239335212 \h </w:instrText>
             </w:r>
             <w:r>
               <w:rPr>
@@ -2591,7 +4853,7 @@
               <w14:ligatures w14:val="standardContextual"/>
             </w:rPr>
           </w:pPr>
-          <w:hyperlink w:anchor="_Toc238644674" w:history="1">
+          <w:hyperlink w:anchor="_Toc239335213" w:history="1">
             <w:r>
               <w:rPr>
                 <w:rStyle w:val="Hipervnculo"/>
@@ -2619,7 +4881,7 @@
                 <w:noProof/>
                 <w:webHidden/>
               </w:rPr>
-              <w:instrText xml:space="preserve"> PAGEREF _Toc238644674 \h </w:instrText>
+              <w:instrText xml:space="preserve"> PAGEREF _Toc239335213 \h </w:instrText>
             </w:r>
             <w:r>
               <w:rPr>
@@ -2666,7 +4928,7 @@
               <w14:ligatures w14:val="standardContextual"/>
             </w:rPr>
           </w:pPr>
-          <w:hyperlink w:anchor="_Toc238644675" w:history="1">
+          <w:hyperlink w:anchor="_Toc239335214" w:history="1">
             <w:r>
               <w:rPr>
                 <w:rStyle w:val="Hipervnculo"/>
@@ -2694,7 +4956,7 @@
                 <w:noProof/>
                 <w:webHidden/>
               </w:rPr>
-              <w:instrText xml:space="preserve"> PAGEREF _Toc238644675 \h </w:instrText>
+              <w:instrText xml:space="preserve"> PAGEREF _Toc239335214 \h </w:instrText>
             </w:r>
             <w:r>
               <w:rPr>
@@ -2741,7 +5003,7 @@
               <w14:ligatures w14:val="standardContextual"/>
             </w:rPr>
           </w:pPr>
-          <w:hyperlink w:anchor="_Toc238644676" w:history="1">
+          <w:hyperlink w:anchor="_Toc239335215" w:history="1">
             <w:r>
               <w:rPr>
                 <w:rStyle w:val="Hipervnculo"/>
@@ -2769,7 +5031,7 @@
                 <w:noProof/>
                 <w:webHidden/>
               </w:rPr>
-              <w:instrText xml:space="preserve"> PAGEREF _Toc238644676 \h </w:instrText>
+              <w:instrText xml:space="preserve"> PAGEREF _Toc239335215 \h </w:instrText>
             </w:r>
             <w:r>
               <w:rPr>
@@ -2816,7 +5078,7 @@
               <w14:ligatures w14:val="standardContextual"/>
             </w:rPr>
           </w:pPr>
-          <w:hyperlink w:anchor="_Toc238644677" w:history="1">
+          <w:hyperlink w:anchor="_Toc239335216" w:history="1">
             <w:r>
               <w:rPr>
                 <w:rStyle w:val="Hipervnculo"/>
@@ -2844,7 +5106,7 @@
                 <w:noProof/>
                 <w:webHidden/>
               </w:rPr>
-              <w:instrText xml:space="preserve"> PAGEREF _Toc238644677 \h </w:instrText>
+              <w:instrText xml:space="preserve"> PAGEREF _Toc239335216 \h </w:instrText>
             </w:r>
             <w:r>
               <w:rPr>
@@ -2891,7 +5153,7 @@
               <w14:ligatures w14:val="standardContextual"/>
             </w:rPr>
           </w:pPr>
-          <w:hyperlink w:anchor="_Toc238644678" w:history="1">
+          <w:hyperlink w:anchor="_Toc239335217" w:history="1">
             <w:r>
               <w:rPr>
                 <w:rStyle w:val="Hipervnculo"/>
@@ -2919,7 +5181,7 @@
                 <w:noProof/>
                 <w:webHidden/>
               </w:rPr>
-              <w:instrText xml:space="preserve"> PAGEREF _Toc238644678 \h </w:instrText>
+              <w:instrText xml:space="preserve"> PAGEREF _Toc239335217 \h </w:instrText>
             </w:r>
             <w:r>
               <w:rPr>
@@ -2966,7 +5228,7 @@
               <w14:ligatures w14:val="standardContextual"/>
             </w:rPr>
           </w:pPr>
-          <w:hyperlink w:anchor="_Toc238644679" w:history="1">
+          <w:hyperlink w:anchor="_Toc239335218" w:history="1">
             <w:r>
               <w:rPr>
                 <w:rStyle w:val="Hipervnculo"/>
@@ -2994,7 +5256,7 @@
                 <w:noProof/>
                 <w:webHidden/>
               </w:rPr>
-              <w:instrText xml:space="preserve"> PAGEREF _Toc238644679 \h </w:instrText>
+              <w:instrText xml:space="preserve"> PAGEREF _Toc239335218 \h </w:instrText>
             </w:r>
             <w:r>
               <w:rPr>
@@ -3014,7 +5276,7 @@
                 <w:noProof/>
                 <w:webHidden/>
               </w:rPr>
-              <w:t>13</w:t>
+              <w:t>12</w:t>
             </w:r>
             <w:r>
               <w:rPr>
@@ -3041,7 +5303,7 @@
               <w14:ligatures w14:val="standardContextual"/>
             </w:rPr>
           </w:pPr>
-          <w:hyperlink w:anchor="_Toc238644680" w:history="1">
+          <w:hyperlink w:anchor="_Toc239335219" w:history="1">
             <w:r>
               <w:rPr>
                 <w:rStyle w:val="Hipervnculo"/>
@@ -3069,7 +5331,7 @@
                 <w:noProof/>
                 <w:webHidden/>
               </w:rPr>
-              <w:instrText xml:space="preserve"> PAGEREF _Toc238644680 \h </w:instrText>
+              <w:instrText xml:space="preserve"> PAGEREF _Toc239335219 \h </w:instrText>
             </w:r>
             <w:r>
               <w:rPr>
@@ -3116,7 +5378,7 @@
               <w14:ligatures w14:val="standardContextual"/>
             </w:rPr>
           </w:pPr>
-          <w:hyperlink w:anchor="_Toc238644681" w:history="1">
+          <w:hyperlink w:anchor="_Toc239335220" w:history="1">
             <w:r>
               <w:rPr>
                 <w:rStyle w:val="Hipervnculo"/>
@@ -3144,7 +5406,7 @@
                 <w:noProof/>
                 <w:webHidden/>
               </w:rPr>
-              <w:instrText xml:space="preserve"> PAGEREF _Toc238644681 \h </w:instrText>
+              <w:instrText xml:space="preserve"> PAGEREF _Toc239335220 \h </w:instrText>
             </w:r>
             <w:r>
               <w:rPr>
@@ -3191,7 +5453,7 @@
               <w14:ligatures w14:val="standardContextual"/>
             </w:rPr>
           </w:pPr>
-          <w:hyperlink w:anchor="_Toc238644682" w:history="1">
+          <w:hyperlink w:anchor="_Toc239335221" w:history="1">
             <w:r>
               <w:rPr>
                 <w:rStyle w:val="Hipervnculo"/>
@@ -3219,7 +5481,7 @@
                 <w:noProof/>
                 <w:webHidden/>
               </w:rPr>
-              <w:instrText xml:space="preserve"> PAGEREF _Toc238644682 \h </w:instrText>
+              <w:instrText xml:space="preserve"> PAGEREF _Toc239335221 \h </w:instrText>
             </w:r>
             <w:r>
               <w:rPr>
@@ -3287,7 +5549,7 @@
           <w:lang w:val="es-ES"/>
         </w:rPr>
       </w:pPr>
-      <w:bookmarkStart w:id="1" w:name="_Toc238644646"/>
+      <w:bookmarkStart w:id="1" w:name="_Toc239335185"/>
       <w:r>
         <w:rPr>
           <w:lang w:val="es-ES"/>
@@ -3299,9 +5561,7 @@
     </w:p>
     <w:p>
       <w:pPr>
-        <w:spacing w:line="360" w:lineRule="auto"/>
-        <w:ind w:firstLine="720"/>
-        <w:jc w:val="both"/>
+        <w:ind w:firstLine="709"/>
         <w:rPr>
           <w:lang w:val="es-ES"/>
         </w:rPr>
@@ -3318,45 +5578,53 @@
         <w:rPr>
           <w:lang w:val="es-ES"/>
         </w:rPr>
-        <w:t xml:space="preserve"> es una propuesta de sistema web integrado orientada a digitalizar el registro de pacientes y la gestión de citas de una clínica odontológica. El proyecto responde a las dificultades ocasionadas por el uso de llamadas, mensajes de WhatsApp y registros manuales, mecanismos que pueden provocar duplicidad de horarios, pérdida de información y demoras en la atención.</w:t>
+        <w:t xml:space="preserve"> es un sistema web integrado orientado a digitalizar el registro de pacientes, el catálogo de servicios, la gestión de profesionales, las citas y el seguimiento clínico de una clínica odontológica. El proyecto responde a las dificultades ocasionadas por llamadas, mensajes de WhatsApp y registros manuales, que pueden provocar cruces de horarios, pérdida de información y demoras en la atención.</w:t>
       </w:r>
     </w:p>
     <w:p>
       <w:pPr>
-        <w:spacing w:line="360" w:lineRule="auto"/>
-        <w:ind w:firstLine="720"/>
-        <w:jc w:val="both"/>
-        <w:rPr>
-          <w:lang w:val="es-ES"/>
-        </w:rPr>
-      </w:pPr>
-      <w:r>
-        <w:rPr>
-          <w:lang w:val="es-ES"/>
-        </w:rPr>
-        <w:t>La solución plantea una aplicación web con dos perfiles principales: paciente y administrador. El paciente podrá registrarse, autenticarse, consultar tratamientos y odontólogos, reservar una cita y revisar su historial. El administrador, que representa al personal autorizado de la clínica, podrá consultar la agenda general, filtrar citas y actualizar su estado.</w:t>
+        <w:rPr>
+          <w:lang w:val="es-ES"/>
+        </w:rPr>
+      </w:pPr>
+      <w:r>
+        <w:rPr>
+          <w:lang w:val="es-ES"/>
+        </w:rPr>
+        <w:t>La solución incorpora tres perfiles: paciente, odontólogo y administrador. El paciente puede registrarse, autenticarse, consultar servicios y profesionales, reservar y gestionar citas. El odontólogo administra su propia agenda y registra la atención clínica. El administrador supervisa la agenda global, usuarios, servicios, costos, reportes y mensajes de contacto.</w:t>
       </w:r>
     </w:p>
     <w:p>
       <w:pPr>
-        <w:spacing w:line="360" w:lineRule="auto"/>
-        <w:ind w:firstLine="720"/>
-        <w:jc w:val="both"/>
-        <w:rPr>
-          <w:lang w:val="es-ES"/>
-        </w:rPr>
-      </w:pPr>
-      <w:r>
-        <w:rPr>
-          <w:lang w:val="es-ES"/>
-        </w:rPr>
-        <w:t xml:space="preserve">La arquitectura proyectada separa la interfaz de usuario, la lógica de negocio y la persistencia de datos. Se utilizará Angular para el </w:t>
+        <w:rPr>
+          <w:lang w:val="es-ES"/>
+        </w:rPr>
+      </w:pPr>
+      <w:r>
+        <w:rPr>
+          <w:lang w:val="es-ES"/>
+        </w:rPr>
+        <w:t xml:space="preserve">La arquitectura separa la interfaz de usuario, la lógica de negocio y la persistencia. El avance utiliza HTML5, </w:t>
       </w:r>
       <w:proofErr w:type="spellStart"/>
       <w:r>
         <w:rPr>
           <w:lang w:val="es-ES"/>
         </w:rPr>
+        <w:t>Tailwind</w:t>
+      </w:r>
+      <w:proofErr w:type="spellEnd"/>
+      <w:r>
+        <w:rPr>
+          <w:lang w:val="es-ES"/>
+        </w:rPr>
+        <w:t xml:space="preserve"> CSS y JavaScript modular en el </w:t>
+      </w:r>
+      <w:proofErr w:type="spellStart"/>
+      <w:r>
+        <w:rPr>
+          <w:lang w:val="es-ES"/>
+        </w:rPr>
         <w:t>frontend</w:t>
       </w:r>
       <w:proofErr w:type="spellEnd"/>
@@ -3364,7 +5632,7 @@
         <w:rPr>
           <w:lang w:val="es-ES"/>
         </w:rPr>
-        <w:t xml:space="preserve">, Spring </w:t>
+        <w:t xml:space="preserve">; Spring </w:t>
       </w:r>
       <w:proofErr w:type="spellStart"/>
       <w:r>
@@ -3378,7 +5646,7 @@
         <w:rPr>
           <w:lang w:val="es-ES"/>
         </w:rPr>
-        <w:t xml:space="preserve"> para la API REST, JPA/</w:t>
+        <w:t xml:space="preserve"> para la API REST; JPA/</w:t>
       </w:r>
       <w:proofErr w:type="spellStart"/>
       <w:r>
@@ -3392,7 +5660,21 @@
         <w:rPr>
           <w:lang w:val="es-ES"/>
         </w:rPr>
-        <w:t xml:space="preserve"> para el acceso a una base de datos relacional y Spring Security con JWT para autenticación y autorización. Durante el primer avance se desarrolla el planteamiento del proyecto, su sustento teórico y la definición funcional inicial; asimismo, se organiza la maquetación estática con HTML5, CSS3 y JavaScript.</w:t>
+        <w:t xml:space="preserve"> y </w:t>
+      </w:r>
+      <w:proofErr w:type="spellStart"/>
+      <w:r>
+        <w:rPr>
+          <w:lang w:val="es-ES"/>
+        </w:rPr>
+        <w:t>MariaDB</w:t>
+      </w:r>
+      <w:proofErr w:type="spellEnd"/>
+      <w:r>
+        <w:rPr>
+          <w:lang w:val="es-ES"/>
+        </w:rPr>
+        <w:t xml:space="preserve"> para los datos; y Spring Security con JWT para autenticación y autorización. Angular se incorporará posteriormente según la planificación del curso.</w:t>
       </w:r>
     </w:p>
     <w:p>
@@ -3402,7 +5684,7 @@
           <w:lang w:val="es-ES"/>
         </w:rPr>
       </w:pPr>
-      <w:bookmarkStart w:id="2" w:name="_Toc238644647"/>
+      <w:bookmarkStart w:id="2" w:name="_Toc239335186"/>
       <w:r>
         <w:rPr>
           <w:lang w:val="es-ES"/>
@@ -3413,9 +5695,7 @@
     </w:p>
     <w:p>
       <w:pPr>
-        <w:spacing w:line="360" w:lineRule="auto"/>
-        <w:ind w:firstLine="720"/>
-        <w:jc w:val="both"/>
+        <w:ind w:firstLine="709"/>
         <w:rPr>
           <w:lang w:val="es-ES"/>
         </w:rPr>
@@ -3432,7 +5712,7 @@
         <w:rPr>
           <w:lang w:val="es-ES"/>
         </w:rPr>
-        <w:t xml:space="preserve"> centralizará la información relacionada con usuarios, servicios odontológicos, profesionales y citas. Su finalidad es ofrecer una experiencia de reserva sencilla para el paciente y una agenda organizada para el personal de la clínica.</w:t>
+        <w:t xml:space="preserve"> centraliza la información relacionada con usuarios, servicios odontológicos, profesionales, citas, historias clínicas y operación administrativa. Su finalidad es ofrecer una reserva sencilla al paciente, una agenda individual al odontólogo y una vista general al administrador.</w:t>
       </w:r>
     </w:p>
     <w:p>
@@ -3442,7 +5722,7 @@
           <w:lang w:val="es-ES"/>
         </w:rPr>
       </w:pPr>
-      <w:bookmarkStart w:id="3" w:name="_Toc238644648"/>
+      <w:bookmarkStart w:id="3" w:name="_Toc239335187"/>
       <w:r>
         <w:rPr>
           <w:lang w:val="es-ES"/>
@@ -3454,8 +5734,7 @@
     <w:p>
       <w:pPr>
         <w:spacing w:line="360" w:lineRule="auto"/>
-        <w:ind w:firstLine="720"/>
-        <w:jc w:val="both"/>
+        <w:ind w:firstLine="709"/>
         <w:rPr>
           <w:lang w:val="es-ES"/>
         </w:rPr>
@@ -3474,7 +5753,7 @@
           <w:lang w:val="es-ES"/>
         </w:rPr>
       </w:pPr>
-      <w:bookmarkStart w:id="4" w:name="_Toc238644649"/>
+      <w:bookmarkStart w:id="4" w:name="_Toc239335188"/>
       <w:r>
         <w:rPr>
           <w:lang w:val="es-ES"/>
@@ -3485,28 +5764,25 @@
     </w:p>
     <w:p>
       <w:pPr>
-        <w:spacing w:line="360" w:lineRule="auto"/>
-        <w:ind w:firstLine="720"/>
-        <w:jc w:val="both"/>
-        <w:rPr>
-          <w:lang w:val="es-ES"/>
-        </w:rPr>
-      </w:pPr>
-      <w:r>
-        <w:rPr>
-          <w:lang w:val="es-ES"/>
-        </w:rPr>
-        <w:t>Desarrollar una plataforma web que automatice el registro de pacientes y el agendamiento de citas. La plataforma dispondrá de un catálogo de tratamientos y odontólogos, un panel del paciente y un panel administrativo para controlar la agenda y los estados de atención.</w:t>
+        <w:ind w:firstLine="709"/>
+        <w:rPr>
+          <w:lang w:val="es-ES"/>
+        </w:rPr>
+      </w:pPr>
+      <w:r>
+        <w:rPr>
+          <w:lang w:val="es-ES"/>
+        </w:rPr>
+        <w:t>Se desarrolló una plataforma web que automatiza el registro de pacientes y el agendamiento de citas. Incluye catálogo de tratamientos y odontólogos, paneles separados para paciente, odontólogo y administrador, control de disponibilidad, historias clínicas, reportes y mensajes de contacto.</w:t>
       </w:r>
     </w:p>
     <w:p>
       <w:pPr>
         <w:pStyle w:val="Ttulo2"/>
       </w:pPr>
-      <w:bookmarkStart w:id="5" w:name="_Toc238644650"/>
+      <w:bookmarkStart w:id="5" w:name="_Toc239335189"/>
       <w:proofErr w:type="spellStart"/>
       <w:r>
-        <w:lastRenderedPageBreak/>
         <w:t>Tecnologías</w:t>
       </w:r>
       <w:proofErr w:type="spellEnd"/>
@@ -3639,7 +5915,7 @@
         <w:rPr>
           <w:lang w:val="es-ES"/>
         </w:rPr>
-        <w:t xml:space="preserve"> para desarrollar la aplicación cliente de tipo SPA.</w:t>
+        <w:t xml:space="preserve"> previstos para la migración posterior del cliente a una SPA.</w:t>
       </w:r>
     </w:p>
     <w:p>
@@ -3651,11 +5927,20 @@
           <w:lang w:val="es-ES"/>
         </w:rPr>
       </w:pPr>
-      <w:r>
-        <w:rPr>
-          <w:lang w:val="es-ES"/>
-        </w:rPr>
-        <w:t>MySQL o PostgreSQL como sistema gestor de base de datos relacional.</w:t>
+      <w:proofErr w:type="spellStart"/>
+      <w:r>
+        <w:rPr>
+          <w:lang w:val="es-ES"/>
+        </w:rPr>
+        <w:lastRenderedPageBreak/>
+        <w:t>MariaDB</w:t>
+      </w:r>
+      <w:proofErr w:type="spellEnd"/>
+      <w:r>
+        <w:rPr>
+          <w:lang w:val="es-ES"/>
+        </w:rPr>
+        <w:t xml:space="preserve"> de XAMPP como sistema gestor de base de datos relacional.</w:t>
       </w:r>
     </w:p>
     <w:p>
@@ -3671,21 +5956,49 @@
         <w:rPr>
           <w:lang w:val="es-ES"/>
         </w:rPr>
-        <w:t xml:space="preserve">Maven, Git, GitHub y herramientas de prueba de </w:t>
+        <w:t xml:space="preserve">Maven, Git, GitHub, </w:t>
       </w:r>
       <w:proofErr w:type="spellStart"/>
       <w:r>
         <w:rPr>
           <w:lang w:val="es-ES"/>
         </w:rPr>
-        <w:t>APIs</w:t>
+        <w:t>JUnit</w:t>
       </w:r>
       <w:proofErr w:type="spellEnd"/>
       <w:r>
         <w:rPr>
           <w:lang w:val="es-ES"/>
         </w:rPr>
-        <w:t xml:space="preserve"> como apoyo al desarrollo.</w:t>
+        <w:t xml:space="preserve">, </w:t>
+      </w:r>
+      <w:proofErr w:type="spellStart"/>
+      <w:r>
+        <w:rPr>
+          <w:lang w:val="es-ES"/>
+        </w:rPr>
+        <w:t>MockMvc</w:t>
+      </w:r>
+      <w:proofErr w:type="spellEnd"/>
+      <w:r>
+        <w:rPr>
+          <w:lang w:val="es-ES"/>
+        </w:rPr>
+        <w:t xml:space="preserve"> y </w:t>
+      </w:r>
+      <w:proofErr w:type="spellStart"/>
+      <w:r>
+        <w:rPr>
+          <w:lang w:val="es-ES"/>
+        </w:rPr>
+        <w:t>Swagger</w:t>
+      </w:r>
+      <w:proofErr w:type="spellEnd"/>
+      <w:r>
+        <w:rPr>
+          <w:lang w:val="es-ES"/>
+        </w:rPr>
+        <w:t xml:space="preserve"> UI como herramientas de desarrollo, prueba y documentación.</w:t>
       </w:r>
     </w:p>
     <w:p>
@@ -3695,7 +6008,7 @@
           <w:lang w:val="es-ES"/>
         </w:rPr>
       </w:pPr>
-      <w:bookmarkStart w:id="6" w:name="_Toc238644651"/>
+      <w:bookmarkStart w:id="6" w:name="_Toc239335190"/>
       <w:r>
         <w:rPr>
           <w:lang w:val="es-ES"/>
@@ -3706,6 +6019,108 @@
     </w:p>
     <w:p>
       <w:pPr>
+        <w:ind w:firstLine="709"/>
+        <w:rPr>
+          <w:lang w:val="es-ES"/>
+        </w:rPr>
+      </w:pPr>
+      <w:r>
+        <w:rPr>
+          <w:lang w:val="es-ES"/>
+        </w:rPr>
+        <w:t xml:space="preserve">Al cierre de esta actualización se encuentran definidos el problema, los objetivos, el alcance y la arquitectura tecnológica. Además, existe una maquetación funcional y una API REST integrada con </w:t>
+      </w:r>
+      <w:proofErr w:type="spellStart"/>
+      <w:r>
+        <w:rPr>
+          <w:lang w:val="es-ES"/>
+        </w:rPr>
+        <w:t>MariaDB</w:t>
+      </w:r>
+      <w:proofErr w:type="spellEnd"/>
+      <w:r>
+        <w:rPr>
+          <w:lang w:val="es-ES"/>
+        </w:rPr>
+        <w:t xml:space="preserve">, autenticación JWT y tres roles. Se implementaron la reserva y disponibilidad de citas, agendas por rol, historias clínicas, bloqueos, tarifas, reportes, configuración del paciente, mensajes de contacto y documentación </w:t>
+      </w:r>
+      <w:proofErr w:type="spellStart"/>
+      <w:r>
+        <w:rPr>
+          <w:lang w:val="es-ES"/>
+        </w:rPr>
+        <w:t>Swagger</w:t>
+      </w:r>
+      <w:proofErr w:type="spellEnd"/>
+      <w:r>
+        <w:rPr>
+          <w:lang w:val="es-ES"/>
+        </w:rPr>
+        <w:t xml:space="preserve">. El </w:t>
+      </w:r>
+      <w:proofErr w:type="spellStart"/>
+      <w:r>
+        <w:rPr>
+          <w:lang w:val="es-ES"/>
+        </w:rPr>
+        <w:t>backend</w:t>
+      </w:r>
+      <w:proofErr w:type="spellEnd"/>
+      <w:r>
+        <w:rPr>
+          <w:lang w:val="es-ES"/>
+        </w:rPr>
+        <w:t xml:space="preserve"> cuenta con 34 pruebas automatizadas satisfactorias. Angular y el despliegue se mantienen para avances posteriores.</w:t>
+      </w:r>
+    </w:p>
+    <w:p>
+      <w:pPr>
+        <w:rPr>
+          <w:lang w:val="es-ES"/>
+        </w:rPr>
+      </w:pPr>
+      <w:r>
+        <w:rPr>
+          <w:lang w:val="es-ES"/>
+        </w:rPr>
+        <w:br w:type="page"/>
+      </w:r>
+    </w:p>
+    <w:p>
+      <w:pPr>
+        <w:pStyle w:val="Ttulo1"/>
+        <w:rPr>
+          <w:lang w:val="es-ES"/>
+        </w:rPr>
+      </w:pPr>
+      <w:bookmarkStart w:id="7" w:name="_Toc239335191"/>
+      <w:r>
+        <w:rPr>
+          <w:lang w:val="es-ES"/>
+        </w:rPr>
+        <w:lastRenderedPageBreak/>
+        <w:t>CAPÍTULO I: PLANTEAMIENTO DEL PROYECTO</w:t>
+      </w:r>
+      <w:bookmarkEnd w:id="7"/>
+    </w:p>
+    <w:p>
+      <w:pPr>
+        <w:pStyle w:val="Ttulo2"/>
+        <w:rPr>
+          <w:lang w:val="es-ES"/>
+        </w:rPr>
+      </w:pPr>
+      <w:bookmarkStart w:id="8" w:name="_Toc239335192"/>
+      <w:r>
+        <w:rPr>
+          <w:lang w:val="es-ES"/>
+        </w:rPr>
+        <w:t>1.1 Realidad problemática</w:t>
+      </w:r>
+      <w:bookmarkEnd w:id="8"/>
+    </w:p>
+    <w:p>
+      <w:pPr>
         <w:spacing w:line="360" w:lineRule="auto"/>
         <w:ind w:firstLine="720"/>
         <w:jc w:val="both"/>
@@ -3717,96 +6132,8 @@
         <w:rPr>
           <w:lang w:val="es-ES"/>
         </w:rPr>
-        <w:t xml:space="preserve">Al cierre del Avance 1 se ha definido la problemática, los objetivos, el alcance y la arquitectura tecnológica de </w:t>
-      </w:r>
-      <w:proofErr w:type="spellStart"/>
-      <w:r>
-        <w:rPr>
-          <w:lang w:val="es-ES"/>
-        </w:rPr>
-        <w:t>SmartDent</w:t>
-      </w:r>
-      <w:proofErr w:type="spellEnd"/>
-      <w:r>
-        <w:rPr>
-          <w:lang w:val="es-ES"/>
-        </w:rPr>
-        <w:t xml:space="preserve">. También se identificaron 23 requerimientos funcionales para las pantallas de inicio, acceso, registro, paciente, reserva y administración; se diseñó un modelo inicial con las entidades Usuario, Servicio, Odontólogo y Cita; y se propusieron los principales </w:t>
-      </w:r>
-      <w:proofErr w:type="spellStart"/>
-      <w:r>
-        <w:rPr>
-          <w:lang w:val="es-ES"/>
-        </w:rPr>
-        <w:t>endpoints</w:t>
-      </w:r>
-      <w:proofErr w:type="spellEnd"/>
-      <w:r>
-        <w:rPr>
-          <w:lang w:val="es-ES"/>
-        </w:rPr>
-        <w:t xml:space="preserve"> REST. La implementación integral de Spring </w:t>
-      </w:r>
-      <w:proofErr w:type="spellStart"/>
-      <w:r>
-        <w:rPr>
-          <w:lang w:val="es-ES"/>
-        </w:rPr>
-        <w:t>Boot</w:t>
-      </w:r>
-      <w:proofErr w:type="spellEnd"/>
-      <w:r>
-        <w:rPr>
-          <w:lang w:val="es-ES"/>
-        </w:rPr>
-        <w:t>, la persistencia, la seguridad JWT, Angular y el despliegue corresponden a los siguientes avances, por lo que no se presentan como resultados terminados en esta etapa.</w:t>
-      </w:r>
-    </w:p>
-    <w:p>
-      <w:pPr>
-        <w:rPr>
-          <w:lang w:val="es-ES"/>
-        </w:rPr>
-      </w:pPr>
-      <w:r>
-        <w:rPr>
-          <w:lang w:val="es-ES"/>
-        </w:rPr>
-        <w:br w:type="page"/>
-      </w:r>
-    </w:p>
-    <w:p>
-      <w:pPr>
-        <w:pStyle w:val="Ttulo1"/>
-        <w:rPr>
-          <w:lang w:val="es-ES"/>
-        </w:rPr>
-      </w:pPr>
-      <w:bookmarkStart w:id="7" w:name="_Toc238644652"/>
-      <w:r>
-        <w:rPr>
-          <w:lang w:val="es-ES"/>
-        </w:rPr>
-        <w:lastRenderedPageBreak/>
-        <w:t>CAPÍTULO I: PLANTEAMIENTO DEL PROYECTO</w:t>
-      </w:r>
-      <w:bookmarkEnd w:id="7"/>
-    </w:p>
-    <w:p>
-      <w:pPr>
-        <w:pStyle w:val="Ttulo2"/>
-        <w:rPr>
-          <w:lang w:val="es-ES"/>
-        </w:rPr>
-      </w:pPr>
-      <w:bookmarkStart w:id="8" w:name="_Toc238644653"/>
-      <w:r>
-        <w:rPr>
-          <w:lang w:val="es-ES"/>
-        </w:rPr>
-        <w:t>1.1 Realidad problemática</w:t>
-      </w:r>
-      <w:bookmarkEnd w:id="8"/>
+        <w:t>En diversas clínicas odontológicas pequeñas y medianas, la reserva de citas se realiza por llamadas telefónicas, mensajes de WhatsApp o anotaciones en hojas de cálculo y cuadernos. Aunque estos medios permiten operar inicialmente, dependen de la disponibilidad del personal y no aseguran que la información se mantenga actualizada en un único lugar.</w:t>
+      </w:r>
     </w:p>
     <w:p>
       <w:pPr>
@@ -3821,7 +6148,21 @@
         <w:rPr>
           <w:lang w:val="es-ES"/>
         </w:rPr>
-        <w:t>En diversas clínicas odontológicas pequeñas y medianas, la reserva de citas se realiza por llamadas telefónicas, mensajes de WhatsApp o anotaciones en hojas de cálculo y cuadernos. Aunque estos medios permiten operar inicialmente, dependen de la disponibilidad del personal y no aseguran que la información se mantenga actualizada en un único lugar.</w:t>
+        <w:t xml:space="preserve">En el caso planteado para </w:t>
+      </w:r>
+      <w:proofErr w:type="spellStart"/>
+      <w:r>
+        <w:rPr>
+          <w:lang w:val="es-ES"/>
+        </w:rPr>
+        <w:t>SmartDent</w:t>
+      </w:r>
+      <w:proofErr w:type="spellEnd"/>
+      <w:r>
+        <w:rPr>
+          <w:lang w:val="es-ES"/>
+        </w:rPr>
+        <w:t>, la ausencia de un sistema centralizado puede originar registros duplicados, cruces entre citas asignadas al mismo odontólogo, dificultad para comunicar confirmaciones o cancelaciones y pérdida de tiempo al buscar la información de un paciente. Asimismo, los pacientes no cuentan con una opción de autoservicio para conocer los tratamientos disponibles, seleccionar un profesional y consultar sus reservas.</w:t>
       </w:r>
     </w:p>
     <w:p>
@@ -3837,22 +6178,44 @@
         <w:rPr>
           <w:lang w:val="es-ES"/>
         </w:rPr>
-        <w:t xml:space="preserve">En el caso planteado para </w:t>
-      </w:r>
-      <w:proofErr w:type="spellStart"/>
-      <w:r>
-        <w:rPr>
-          <w:lang w:val="es-ES"/>
-        </w:rPr>
-        <w:t>SmartDent</w:t>
-      </w:r>
-      <w:proofErr w:type="spellEnd"/>
-      <w:r>
-        <w:rPr>
-          <w:lang w:val="es-ES"/>
-        </w:rPr>
-        <w:t>, la ausencia de un sistema centralizado puede originar registros duplicados, cruces entre citas asignadas al mismo odontólogo, dificultad para comunicar confirmaciones o cancelaciones y pérdida de tiempo al buscar la información de un paciente. Asimismo, los pacientes no cuentan con una opción de autoservicio para conocer los tratamientos disponibles, seleccionar un profesional y consultar sus reservas.</w:t>
-      </w:r>
+        <w:t>El personal administrativo necesita visualizar la agenda general y distinguir rápidamente las citas pendientes, confirmadas y canceladas. Sin una herramienta integrada, la actualización de estos datos es manual y puede no reflejarse de forma uniforme para todos los participantes. Por ello, resulta pertinente construir una solución web que conecte la atención al paciente con la administración de la clínica.</w:t>
+      </w:r>
+    </w:p>
+    <w:p>
+      <w:pPr>
+        <w:pStyle w:val="Ttulo2"/>
+        <w:rPr>
+          <w:lang w:val="es-ES"/>
+        </w:rPr>
+      </w:pPr>
+      <w:bookmarkStart w:id="9" w:name="_Toc239335193"/>
+      <w:r>
+        <w:rPr>
+          <w:lang w:val="es-ES"/>
+        </w:rPr>
+        <w:t>1.2 Formulación del problema</w:t>
+      </w:r>
+      <w:bookmarkEnd w:id="9"/>
+    </w:p>
+    <w:p>
+      <w:pPr>
+        <w:pStyle w:val="Ttulo3"/>
+        <w:rPr>
+          <w:sz w:val="24"/>
+          <w:szCs w:val="24"/>
+          <w:lang w:val="es-ES"/>
+        </w:rPr>
+      </w:pPr>
+      <w:bookmarkStart w:id="10" w:name="_Toc239335194"/>
+      <w:r>
+        <w:rPr>
+          <w:sz w:val="24"/>
+          <w:szCs w:val="24"/>
+          <w:lang w:val="es-ES"/>
+        </w:rPr>
+        <w:t>Problema general</w:t>
+      </w:r>
+      <w:bookmarkEnd w:id="10"/>
     </w:p>
     <w:p>
       <w:pPr>
@@ -3867,80 +6230,28 @@
         <w:rPr>
           <w:lang w:val="es-ES"/>
         </w:rPr>
-        <w:t>El personal administrativo necesita visualizar la agenda general y distinguir rápidamente las citas pendientes, confirmadas y canceladas. Sin una herramienta integrada, la actualización de estos datos es manual y puede no reflejarse de forma uniforme para todos los participantes. Por ello, resulta pertinente construir una solución web que conecte la atención al paciente con la administración de la clínica.</w:t>
+        <w:t xml:space="preserve">¿Cómo desarrollar un sistema web integrado que permita gestionar eficientemente el registro de pacientes, el catálogo de servicios odontológicos y el agendamiento de citas de la clínica </w:t>
+      </w:r>
+      <w:proofErr w:type="spellStart"/>
+      <w:r>
+        <w:rPr>
+          <w:lang w:val="es-ES"/>
+        </w:rPr>
+        <w:t>SmartDent</w:t>
+      </w:r>
+      <w:proofErr w:type="spellEnd"/>
+      <w:r>
+        <w:rPr>
+          <w:lang w:val="es-ES"/>
+        </w:rPr>
+        <w:t>?</w:t>
       </w:r>
     </w:p>
     <w:p>
       <w:pPr>
-        <w:pStyle w:val="Ttulo2"/>
-        <w:rPr>
-          <w:lang w:val="es-ES"/>
-        </w:rPr>
-      </w:pPr>
-      <w:bookmarkStart w:id="9" w:name="_Toc238644654"/>
-      <w:r>
-        <w:rPr>
-          <w:lang w:val="es-ES"/>
-        </w:rPr>
-        <w:t>1.2 Formulación del problema</w:t>
-      </w:r>
-      <w:bookmarkEnd w:id="9"/>
-    </w:p>
-    <w:p>
-      <w:pPr>
         <w:pStyle w:val="Ttulo3"/>
-        <w:rPr>
-          <w:sz w:val="24"/>
-          <w:szCs w:val="24"/>
-          <w:lang w:val="es-ES"/>
-        </w:rPr>
-      </w:pPr>
-      <w:bookmarkStart w:id="10" w:name="_Toc238644655"/>
-      <w:r>
-        <w:rPr>
-          <w:sz w:val="24"/>
-          <w:szCs w:val="24"/>
-          <w:lang w:val="es-ES"/>
-        </w:rPr>
-        <w:t>Problema general</w:t>
-      </w:r>
-      <w:bookmarkEnd w:id="10"/>
-    </w:p>
-    <w:p>
-      <w:pPr>
-        <w:spacing w:line="360" w:lineRule="auto"/>
-        <w:ind w:firstLine="720"/>
-        <w:jc w:val="both"/>
-        <w:rPr>
-          <w:lang w:val="es-ES"/>
-        </w:rPr>
-      </w:pPr>
-      <w:r>
-        <w:rPr>
-          <w:lang w:val="es-ES"/>
-        </w:rPr>
-        <w:t xml:space="preserve">¿Cómo desarrollar un sistema web integrado que permita gestionar eficientemente el registro de pacientes, el catálogo de servicios odontológicos y el agendamiento de citas de la clínica </w:t>
-      </w:r>
-      <w:proofErr w:type="spellStart"/>
-      <w:r>
-        <w:rPr>
-          <w:lang w:val="es-ES"/>
-        </w:rPr>
-        <w:t>SmartDent</w:t>
-      </w:r>
-      <w:proofErr w:type="spellEnd"/>
-      <w:r>
-        <w:rPr>
-          <w:lang w:val="es-ES"/>
-        </w:rPr>
-        <w:t>?</w:t>
-      </w:r>
-    </w:p>
-    <w:p>
-      <w:pPr>
-        <w:pStyle w:val="Ttulo3"/>
-      </w:pPr>
-      <w:bookmarkStart w:id="11" w:name="_Toc238644656"/>
+      </w:pPr>
+      <w:bookmarkStart w:id="11" w:name="_Toc239335195"/>
       <w:proofErr w:type="spellStart"/>
       <w:r>
         <w:rPr>
@@ -4013,7 +6324,19 @@
         <w:rPr>
           <w:lang w:val="es-ES"/>
         </w:rPr>
-        <w:t>¿Cómo garantizar la autenticación de los usuarios y restringir las operaciones según los roles PACIENTE y ADMIN?</w:t>
+        <w:t xml:space="preserve">¿Cómo garantizar la autenticación de los usuarios y restringir las operaciones según los </w:t>
+      </w:r>
+      <w:r>
+        <w:rPr>
+          <w:lang w:val="es-ES"/>
+        </w:rPr>
+        <w:t>roles PACIENTE, ODONTOLOGO y ADMIN</w:t>
+      </w:r>
+      <w:r>
+        <w:rPr>
+          <w:lang w:val="es-ES"/>
+        </w:rPr>
+        <w:t>?</w:t>
       </w:r>
     </w:p>
     <w:p>
@@ -4084,7 +6407,7 @@
           <w:lang w:val="es-ES"/>
         </w:rPr>
       </w:pPr>
-      <w:bookmarkStart w:id="12" w:name="_Toc238644657"/>
+      <w:bookmarkStart w:id="12" w:name="_Toc239335196"/>
       <w:r>
         <w:rPr>
           <w:lang w:val="es-ES"/>
@@ -4102,7 +6425,7 @@
           <w:lang w:val="es-ES"/>
         </w:rPr>
       </w:pPr>
-      <w:bookmarkStart w:id="13" w:name="_Toc238644658"/>
+      <w:bookmarkStart w:id="13" w:name="_Toc239335197"/>
       <w:r>
         <w:rPr>
           <w:sz w:val="24"/>
@@ -4165,7 +6488,7 @@
           <w:szCs w:val="24"/>
         </w:rPr>
       </w:pPr>
-      <w:bookmarkStart w:id="14" w:name="_Toc238644659"/>
+      <w:bookmarkStart w:id="14" w:name="_Toc239335198"/>
       <w:proofErr w:type="spellStart"/>
       <w:r>
         <w:rPr>
@@ -4368,7 +6691,7 @@
           <w:lang w:val="es-ES"/>
         </w:rPr>
       </w:pPr>
-      <w:bookmarkStart w:id="15" w:name="_Toc238644660"/>
+      <w:bookmarkStart w:id="15" w:name="_Toc239335199"/>
       <w:r>
         <w:rPr>
           <w:lang w:val="es-ES"/>
@@ -4386,7 +6709,7 @@
           <w:lang w:val="es-ES"/>
         </w:rPr>
       </w:pPr>
-      <w:bookmarkStart w:id="16" w:name="_Toc238644661"/>
+      <w:bookmarkStart w:id="16" w:name="_Toc239335200"/>
       <w:r>
         <w:rPr>
           <w:sz w:val="28"/>
@@ -4478,7 +6801,7 @@
           <w:lang w:val="es-ES"/>
         </w:rPr>
       </w:pPr>
-      <w:bookmarkStart w:id="17" w:name="_Toc238644662"/>
+      <w:bookmarkStart w:id="17" w:name="_Toc239335201"/>
       <w:r>
         <w:rPr>
           <w:sz w:val="28"/>
@@ -4514,7 +6837,7 @@
           <w:lang w:val="es-ES"/>
         </w:rPr>
       </w:pPr>
-      <w:bookmarkStart w:id="18" w:name="_Toc238644663"/>
+      <w:bookmarkStart w:id="18" w:name="_Toc239335202"/>
       <w:r>
         <w:rPr>
           <w:sz w:val="28"/>
@@ -4549,7 +6872,7 @@
           <w:lang w:val="es-ES"/>
         </w:rPr>
       </w:pPr>
-      <w:bookmarkStart w:id="19" w:name="_Toc238644664"/>
+      <w:bookmarkStart w:id="19" w:name="_Toc239335203"/>
       <w:r>
         <w:rPr>
           <w:lang w:val="es-ES"/>
@@ -4657,7 +6980,19 @@
         <w:rPr>
           <w:lang w:val="es-ES"/>
         </w:rPr>
-        <w:t>Autenticación JWT y autorización para los roles PACIENTE y ADMIN.</w:t>
+        <w:t xml:space="preserve">Autenticación JWT y autorización para los </w:t>
+      </w:r>
+      <w:r>
+        <w:rPr>
+          <w:lang w:val="es-ES"/>
+        </w:rPr>
+        <w:t>roles PACIENTE, ODONTOLOGO y ADMIN</w:t>
+      </w:r>
+      <w:r>
+        <w:rPr>
+          <w:lang w:val="es-ES"/>
+        </w:rPr>
+        <w:t>.</w:t>
       </w:r>
     </w:p>
     <w:p>
@@ -4742,24 +7077,49 @@
     </w:p>
     <w:p>
       <w:pPr>
-        <w:pStyle w:val="Listaconvietas"/>
-        <w:spacing w:line="360" w:lineRule="auto"/>
-        <w:jc w:val="both"/>
-        <w:rPr>
-          <w:lang w:val="es-ES"/>
-        </w:rPr>
-      </w:pPr>
-      <w:r>
-        <w:rPr>
-          <w:lang w:val="es-ES"/>
-        </w:rPr>
-        <w:t xml:space="preserve">Persistencia en una base de datos relacional e integración entre Angular y Spring </w:t>
+        <w:rPr>
+          <w:lang w:val="es-ES"/>
+        </w:rPr>
+      </w:pPr>
+      <w:r>
+        <w:rPr>
+          <w:lang w:val="es-ES"/>
+        </w:rPr>
+        <w:t xml:space="preserve">Persistencia en </w:t>
       </w:r>
       <w:proofErr w:type="spellStart"/>
       <w:r>
         <w:rPr>
           <w:lang w:val="es-ES"/>
         </w:rPr>
+        <w:t>MariaDB</w:t>
+      </w:r>
+      <w:proofErr w:type="spellEnd"/>
+      <w:r>
+        <w:rPr>
+          <w:lang w:val="es-ES"/>
+        </w:rPr>
+        <w:t xml:space="preserve"> e integración actual entre el </w:t>
+      </w:r>
+      <w:proofErr w:type="spellStart"/>
+      <w:r>
+        <w:rPr>
+          <w:lang w:val="es-ES"/>
+        </w:rPr>
+        <w:t>frontend</w:t>
+      </w:r>
+      <w:proofErr w:type="spellEnd"/>
+      <w:r>
+        <w:rPr>
+          <w:lang w:val="es-ES"/>
+        </w:rPr>
+        <w:t xml:space="preserve"> HTML/JavaScript y Spring </w:t>
+      </w:r>
+      <w:proofErr w:type="spellStart"/>
+      <w:r>
+        <w:rPr>
+          <w:lang w:val="es-ES"/>
+        </w:rPr>
         <w:t>Boot</w:t>
       </w:r>
       <w:proofErr w:type="spellEnd"/>
@@ -4767,46 +7127,40 @@
         <w:rPr>
           <w:lang w:val="es-ES"/>
         </w:rPr>
-        <w:t>.</w:t>
+        <w:t>; la migración a Angular queda planificada para un avance posterior.</w:t>
       </w:r>
     </w:p>
     <w:p>
       <w:pPr>
-        <w:pStyle w:val="Listaconvietas"/>
-        <w:spacing w:line="360" w:lineRule="auto"/>
-        <w:jc w:val="both"/>
-        <w:rPr>
-          <w:lang w:val="es-ES"/>
-        </w:rPr>
-      </w:pPr>
-      <w:r>
-        <w:rPr>
-          <w:lang w:val="es-ES"/>
-        </w:rPr>
-        <w:t>Pruebas básicas de la API y despliegue académico de la solución.</w:t>
+        <w:rPr>
+          <w:lang w:val="es-ES"/>
+        </w:rPr>
+      </w:pPr>
+      <w:r>
+        <w:rPr>
+          <w:lang w:val="es-ES"/>
+        </w:rPr>
+        <w:t>Pruebas automatizadas y documentación interactiva de la API; el despliegue académico se realizará en una etapa posterior.</w:t>
       </w:r>
     </w:p>
     <w:p>
       <w:pPr>
-        <w:spacing w:line="360" w:lineRule="auto"/>
-        <w:ind w:firstLine="720"/>
-        <w:jc w:val="both"/>
-        <w:rPr>
-          <w:lang w:val="es-ES"/>
-        </w:rPr>
-      </w:pPr>
-      <w:r>
-        <w:rPr>
-          <w:lang w:val="es-ES"/>
-        </w:rPr>
-        <w:t>No forman parte del alcance inicial la facturación electrónica, los pagos en línea, la gestión avanzada de historias clínicas, el envío real de mensajes de WhatsApp o SMS ni la integración con sistemas externos de salud.</w:t>
+        <w:rPr>
+          <w:lang w:val="es-ES"/>
+        </w:rPr>
+      </w:pPr>
+      <w:r>
+        <w:rPr>
+          <w:lang w:val="es-ES"/>
+        </w:rPr>
+        <w:t>No forman parte del alcance actual la facturación electrónica oficial, los pagos en línea, el envío real de correos, WhatsApp o SMS ni la integración con sistemas externos de salud.</w:t>
       </w:r>
     </w:p>
     <w:p>
       <w:pPr>
         <w:pStyle w:val="Ttulo2"/>
       </w:pPr>
-      <w:bookmarkStart w:id="20" w:name="_Toc238644665"/>
+      <w:bookmarkStart w:id="20" w:name="_Toc239335204"/>
       <w:r>
         <w:t xml:space="preserve">1.6 </w:t>
       </w:r>
@@ -4835,6 +7189,33 @@
     </w:p>
     <w:p>
       <w:pPr>
+        <w:rPr>
+          <w:lang w:val="es-ES"/>
+        </w:rPr>
+      </w:pPr>
+      <w:r>
+        <w:rPr>
+          <w:lang w:val="es-ES"/>
+        </w:rPr>
+        <w:t xml:space="preserve">El </w:t>
+      </w:r>
+      <w:proofErr w:type="spellStart"/>
+      <w:r>
+        <w:rPr>
+          <w:lang w:val="es-ES"/>
+        </w:rPr>
+        <w:t>frontend</w:t>
+      </w:r>
+      <w:proofErr w:type="spellEnd"/>
+      <w:r>
+        <w:rPr>
+          <w:lang w:val="es-ES"/>
+        </w:rPr>
+        <w:t xml:space="preserve"> del primer avance se mantiene en HTML5, CSS y JavaScript; Angular se incorporará cuando lo solicite la planificación docente.</w:t>
+      </w:r>
+    </w:p>
+    <w:p>
+      <w:pPr>
         <w:pStyle w:val="Listaconvietas"/>
         <w:spacing w:line="360" w:lineRule="auto"/>
         <w:jc w:val="both"/>
@@ -4846,21 +7227,20 @@
         <w:rPr>
           <w:lang w:val="es-ES"/>
         </w:rPr>
-        <w:t xml:space="preserve">La primera entrega se concentra en la definición y maquetación; la base de datos, seguridad y </w:t>
-      </w:r>
-      <w:proofErr w:type="spellStart"/>
-      <w:r>
-        <w:rPr>
-          <w:lang w:val="es-ES"/>
-        </w:rPr>
-        <w:t>frontend</w:t>
-      </w:r>
-      <w:proofErr w:type="spellEnd"/>
-      <w:r>
-        <w:rPr>
-          <w:lang w:val="es-ES"/>
-        </w:rPr>
-        <w:t xml:space="preserve"> Angular se incorporarán progresivamente.</w:t>
+        <w:t>Los datos utilizados durante las demostraciones serán ficticios y no incluirán información clínica sensible real.</w:t>
+      </w:r>
+    </w:p>
+    <w:p>
+      <w:pPr>
+        <w:rPr>
+          <w:lang w:val="es-ES"/>
+        </w:rPr>
+      </w:pPr>
+      <w:r>
+        <w:rPr>
+          <w:lang w:val="es-ES"/>
+        </w:rPr>
+        <w:t>La solución maneja tres roles: PACIENTE, ODONTOLOGO y ADMIN. No se incluye todavía un rol independiente de recepcionista.</w:t>
       </w:r>
     </w:p>
     <w:p>
@@ -4876,7 +7256,8 @@
         <w:rPr>
           <w:lang w:val="es-ES"/>
         </w:rPr>
-        <w:t>Los datos utilizados durante las demostraciones serán ficticios y no incluirán información clínica sensible real.</w:t>
+        <w:lastRenderedPageBreak/>
+        <w:t>La disponibilidad del sistema desplegado dependerá de las restricciones del proveedor de nube seleccionado.</w:t>
       </w:r>
     </w:p>
     <w:p>
@@ -4892,63 +7273,30 @@
         <w:rPr>
           <w:lang w:val="es-ES"/>
         </w:rPr>
-        <w:t>La solución inicial manejará solamente los roles PACIENTE y ADMIN; no diferenciará todos los permisos de recepcionistas y odontólogos.</w:t>
+        <w:t>Las notificaciones y el calendario avanzado podrán representarse de manera simplificada en la primera versión.</w:t>
       </w:r>
     </w:p>
     <w:p>
       <w:pPr>
-        <w:pStyle w:val="Listaconvietas"/>
-        <w:spacing w:line="360" w:lineRule="auto"/>
-        <w:jc w:val="both"/>
-        <w:rPr>
-          <w:lang w:val="es-ES"/>
-        </w:rPr>
-      </w:pPr>
-      <w:r>
-        <w:rPr>
-          <w:lang w:val="es-ES"/>
-        </w:rPr>
-        <w:lastRenderedPageBreak/>
-        <w:t>La disponibilidad del sistema desplegado dependerá de las restricciones del proveedor de nube seleccionado.</w:t>
+        <w:rPr>
+          <w:lang w:val="es-ES"/>
+        </w:rPr>
+      </w:pPr>
+      <w:r>
+        <w:rPr>
+          <w:lang w:val="es-ES"/>
+        </w:rPr>
+        <w:br w:type="page"/>
       </w:r>
     </w:p>
     <w:p>
       <w:pPr>
-        <w:pStyle w:val="Listaconvietas"/>
-        <w:spacing w:line="360" w:lineRule="auto"/>
-        <w:jc w:val="both"/>
-        <w:rPr>
-          <w:lang w:val="es-ES"/>
-        </w:rPr>
-      </w:pPr>
-      <w:r>
-        <w:rPr>
-          <w:lang w:val="es-ES"/>
-        </w:rPr>
-        <w:t>Las notificaciones y el calendario avanzado podrán representarse de manera simplificada en la primera versión.</w:t>
-      </w:r>
-    </w:p>
-    <w:p>
-      <w:pPr>
-        <w:rPr>
-          <w:lang w:val="es-ES"/>
-        </w:rPr>
-      </w:pPr>
-      <w:r>
-        <w:rPr>
-          <w:lang w:val="es-ES"/>
-        </w:rPr>
-        <w:br w:type="page"/>
-      </w:r>
-    </w:p>
-    <w:p>
-      <w:pPr>
         <w:pStyle w:val="Ttulo1"/>
         <w:rPr>
           <w:lang w:val="es-ES"/>
         </w:rPr>
       </w:pPr>
-      <w:bookmarkStart w:id="21" w:name="_Toc238644666"/>
+      <w:bookmarkStart w:id="21" w:name="_Toc239335205"/>
       <w:r>
         <w:rPr>
           <w:lang w:val="es-ES"/>
@@ -4965,7 +7313,7 @@
           <w:lang w:val="es-ES"/>
         </w:rPr>
       </w:pPr>
-      <w:bookmarkStart w:id="22" w:name="_Toc238644667"/>
+      <w:bookmarkStart w:id="22" w:name="_Toc239335206"/>
       <w:r>
         <w:rPr>
           <w:lang w:val="es-ES"/>
@@ -5027,7 +7375,7 @@
           <w:lang w:val="es-ES"/>
         </w:rPr>
       </w:pPr>
-      <w:bookmarkStart w:id="23" w:name="_Toc238644668"/>
+      <w:bookmarkStart w:id="23" w:name="_Toc239335207"/>
       <w:r>
         <w:rPr>
           <w:sz w:val="24"/>
@@ -5056,6 +7404,53 @@
     </w:p>
     <w:p>
       <w:pPr>
+        <w:rPr>
+          <w:lang w:val="es-ES"/>
+        </w:rPr>
+      </w:pPr>
+      <w:r>
+        <w:rPr>
+          <w:lang w:val="es-ES"/>
+        </w:rPr>
+        <w:t xml:space="preserve">En el avance actual, HTML y JavaScript actúan como cliente y Spring </w:t>
+      </w:r>
+      <w:proofErr w:type="spellStart"/>
+      <w:r>
+        <w:rPr>
+          <w:lang w:val="es-ES"/>
+        </w:rPr>
+        <w:t>Boot</w:t>
+      </w:r>
+      <w:proofErr w:type="spellEnd"/>
+      <w:r>
+        <w:rPr>
+          <w:lang w:val="es-ES"/>
+        </w:rPr>
+        <w:t xml:space="preserve"> funciona como servidor. La comunicación utiliza JSON. Angular reemplazará progresivamente al cliente actual en una etapa posterior sin modificar el contrato principal de la API.</w:t>
+      </w:r>
+    </w:p>
+    <w:p>
+      <w:pPr>
+        <w:pStyle w:val="Ttulo3"/>
+        <w:rPr>
+          <w:sz w:val="24"/>
+          <w:szCs w:val="24"/>
+          <w:lang w:val="es-ES"/>
+        </w:rPr>
+      </w:pPr>
+      <w:bookmarkStart w:id="24" w:name="_Toc239335208"/>
+      <w:r>
+        <w:rPr>
+          <w:sz w:val="24"/>
+          <w:szCs w:val="24"/>
+          <w:lang w:val="es-ES"/>
+        </w:rPr>
+        <w:t>2.1.2 Aplicaciones Web Modernas</w:t>
+      </w:r>
+      <w:bookmarkEnd w:id="24"/>
+    </w:p>
+    <w:p>
+      <w:pPr>
         <w:spacing w:line="360" w:lineRule="auto"/>
         <w:ind w:firstLine="720"/>
         <w:jc w:val="both"/>
@@ -5067,56 +7462,8 @@
         <w:rPr>
           <w:lang w:val="es-ES"/>
         </w:rPr>
-        <w:t xml:space="preserve">En </w:t>
-      </w:r>
-      <w:proofErr w:type="spellStart"/>
-      <w:r>
-        <w:rPr>
-          <w:lang w:val="es-ES"/>
-        </w:rPr>
-        <w:t>SmartDent</w:t>
-      </w:r>
-      <w:proofErr w:type="spellEnd"/>
-      <w:r>
-        <w:rPr>
-          <w:lang w:val="es-ES"/>
-        </w:rPr>
-        <w:t xml:space="preserve">, Angular actuará como cliente y presentará las pantallas al usuario. Spring </w:t>
-      </w:r>
-      <w:proofErr w:type="spellStart"/>
-      <w:r>
-        <w:rPr>
-          <w:lang w:val="es-ES"/>
-        </w:rPr>
-        <w:t>Boot</w:t>
-      </w:r>
-      <w:proofErr w:type="spellEnd"/>
-      <w:r>
-        <w:rPr>
-          <w:lang w:val="es-ES"/>
-        </w:rPr>
-        <w:t xml:space="preserve"> funcionará como servidor, recibirá solicitudes HTTP, aplicará reglas de negocio y accederá a la base de datos. La comunicación utilizará JSON como formato principal de intercambio.</w:t>
-      </w:r>
-    </w:p>
-    <w:p>
-      <w:pPr>
-        <w:pStyle w:val="Ttulo3"/>
-        <w:rPr>
-          <w:sz w:val="24"/>
-          <w:szCs w:val="24"/>
-          <w:lang w:val="es-ES"/>
-        </w:rPr>
-      </w:pPr>
-      <w:bookmarkStart w:id="24" w:name="_Toc238644669"/>
-      <w:r>
-        <w:rPr>
-          <w:sz w:val="24"/>
-          <w:szCs w:val="24"/>
-          <w:lang w:val="es-ES"/>
-        </w:rPr>
-        <w:t>2.1.2 Aplicaciones Web Modernas</w:t>
-      </w:r>
-      <w:bookmarkEnd w:id="24"/>
+        <w:t>Las aplicaciones web modernas suelen ofrecer interfaces dinámicas, diseño adaptable y comunicación asíncrona con servicios remotos. Una SPA actualiza secciones de la interfaz sin recargar completamente la página, lo que mejora la continuidad de uso. También se utilizan componentes reutilizables, validación de formularios, control de rutas y manejo centralizado de errores.</w:t>
+      </w:r>
     </w:p>
     <w:p>
       <w:pPr>
@@ -5131,61 +7478,45 @@
         <w:rPr>
           <w:lang w:val="es-ES"/>
         </w:rPr>
-        <w:t>Las aplicaciones web modernas suelen ofrecer interfaces dinámicas, diseño adaptable y comunicación asíncrona con servicios remotos. Una SPA actualiza secciones de la interfaz sin recargar completamente la página, lo que mejora la continuidad de uso. También se utilizan componentes reutilizables, validación de formularios, control de rutas y manejo centralizado de errores.</w:t>
+        <w:t xml:space="preserve">Para </w:t>
+      </w:r>
+      <w:proofErr w:type="spellStart"/>
+      <w:r>
+        <w:rPr>
+          <w:lang w:val="es-ES"/>
+        </w:rPr>
+        <w:t>SmartDent</w:t>
+      </w:r>
+      <w:proofErr w:type="spellEnd"/>
+      <w:r>
+        <w:rPr>
+          <w:lang w:val="es-ES"/>
+        </w:rPr>
+        <w:t xml:space="preserve"> se plantea una SPA en Angular. Sus componentes representarán la página principal, el acceso, el registro, el panel del paciente, la reserva y el panel administrativo. Los servicios de Angular encapsularán las solicitudes a la API y los </w:t>
+      </w:r>
+      <w:proofErr w:type="spellStart"/>
+      <w:r>
+        <w:rPr>
+          <w:lang w:val="es-ES"/>
+        </w:rPr>
+        <w:t>guards</w:t>
+      </w:r>
+      <w:proofErr w:type="spellEnd"/>
+      <w:r>
+        <w:rPr>
+          <w:lang w:val="es-ES"/>
+        </w:rPr>
+        <w:t xml:space="preserve"> podrán proteger las rutas según la sesión y el rol.</w:t>
       </w:r>
     </w:p>
     <w:p>
       <w:pPr>
-        <w:spacing w:line="360" w:lineRule="auto"/>
-        <w:ind w:firstLine="720"/>
-        <w:jc w:val="both"/>
-        <w:rPr>
-          <w:lang w:val="es-ES"/>
-        </w:rPr>
-      </w:pPr>
-      <w:r>
-        <w:rPr>
-          <w:lang w:val="es-ES"/>
-        </w:rPr>
-        <w:t xml:space="preserve">Para </w:t>
-      </w:r>
-      <w:proofErr w:type="spellStart"/>
-      <w:r>
-        <w:rPr>
-          <w:lang w:val="es-ES"/>
-        </w:rPr>
-        <w:t>SmartDent</w:t>
-      </w:r>
-      <w:proofErr w:type="spellEnd"/>
-      <w:r>
-        <w:rPr>
-          <w:lang w:val="es-ES"/>
-        </w:rPr>
-        <w:t xml:space="preserve"> se plantea una SPA en Angular. Sus componentes representarán la página principal, el acceso, el registro, el panel del paciente, la reserva y el panel administrativo. Los servicios de Angular encapsularán las solicitudes a la API y los </w:t>
-      </w:r>
-      <w:proofErr w:type="spellStart"/>
-      <w:r>
-        <w:rPr>
-          <w:lang w:val="es-ES"/>
-        </w:rPr>
-        <w:t>guards</w:t>
-      </w:r>
-      <w:proofErr w:type="spellEnd"/>
-      <w:r>
-        <w:rPr>
-          <w:lang w:val="es-ES"/>
-        </w:rPr>
-        <w:t xml:space="preserve"> podrán proteger las rutas según la sesión y el rol.</w:t>
-      </w:r>
-    </w:p>
-    <w:p>
-      <w:pPr>
         <w:pStyle w:val="Ttulo2"/>
         <w:rPr>
           <w:lang w:val="es-ES"/>
         </w:rPr>
       </w:pPr>
-      <w:bookmarkStart w:id="25" w:name="_Toc238644670"/>
+      <w:bookmarkStart w:id="25" w:name="_Toc239335209"/>
       <w:r>
         <w:rPr>
           <w:lang w:val="es-ES"/>
@@ -5241,7 +7572,7 @@
           <w:lang w:val="es-ES"/>
         </w:rPr>
       </w:pPr>
-      <w:bookmarkStart w:id="26" w:name="_Toc238644671"/>
+      <w:bookmarkStart w:id="26" w:name="_Toc239335210"/>
       <w:r>
         <w:rPr>
           <w:sz w:val="24"/>
@@ -5378,7 +7709,7 @@
           <w:lang w:val="es-ES"/>
         </w:rPr>
       </w:pPr>
-      <w:bookmarkStart w:id="27" w:name="_Toc238644672"/>
+      <w:bookmarkStart w:id="27" w:name="_Toc239335211"/>
       <w:r>
         <w:rPr>
           <w:sz w:val="24"/>
@@ -5546,7 +7877,7 @@
           <w:lang w:val="es-ES"/>
         </w:rPr>
       </w:pPr>
-      <w:bookmarkStart w:id="28" w:name="_Toc238644673"/>
+      <w:bookmarkStart w:id="28" w:name="_Toc239335212"/>
       <w:r>
         <w:rPr>
           <w:sz w:val="24"/>
@@ -5640,7 +7971,7 @@
           <w:lang w:val="es-ES"/>
         </w:rPr>
       </w:pPr>
-      <w:bookmarkStart w:id="29" w:name="_Toc238644674"/>
+      <w:bookmarkStart w:id="29" w:name="_Toc239335213"/>
       <w:r>
         <w:rPr>
           <w:sz w:val="24"/>
@@ -5690,6 +8021,77 @@
     </w:p>
     <w:p>
       <w:pPr>
+        <w:rPr>
+          <w:lang w:val="es-ES"/>
+        </w:rPr>
+      </w:pPr>
+      <w:r>
+        <w:rPr>
+          <w:lang w:val="es-ES"/>
+        </w:rPr>
+        <w:t>El proyecto implementa rutas como GET /api/servicios, GET /api/</w:t>
+      </w:r>
+      <w:proofErr w:type="spellStart"/>
+      <w:r>
+        <w:rPr>
+          <w:lang w:val="es-ES"/>
+        </w:rPr>
+        <w:t>odontologos</w:t>
+      </w:r>
+      <w:proofErr w:type="spellEnd"/>
+      <w:r>
+        <w:rPr>
+          <w:lang w:val="es-ES"/>
+        </w:rPr>
+        <w:t>, POST /api/pacientes/citas, GET /api/</w:t>
+      </w:r>
+      <w:proofErr w:type="spellStart"/>
+      <w:r>
+        <w:rPr>
+          <w:lang w:val="es-ES"/>
+        </w:rPr>
+        <w:t>odontologos</w:t>
+      </w:r>
+      <w:proofErr w:type="spellEnd"/>
+      <w:r>
+        <w:rPr>
+          <w:lang w:val="es-ES"/>
+        </w:rPr>
+        <w:t>/mi-agenda y GET /api/</w:t>
+      </w:r>
+      <w:proofErr w:type="spellStart"/>
+      <w:r>
+        <w:rPr>
+          <w:lang w:val="es-ES"/>
+        </w:rPr>
+        <w:t>admin</w:t>
+      </w:r>
+      <w:proofErr w:type="spellEnd"/>
+      <w:r>
+        <w:rPr>
+          <w:lang w:val="es-ES"/>
+        </w:rPr>
+        <w:t>/citas. Los controladores reciben parámetros, cuerpos JSON y credenciales JWT, y devuelven códigos HTTP y representaciones JSON.</w:t>
+      </w:r>
+    </w:p>
+    <w:p>
+      <w:pPr>
+        <w:pStyle w:val="Ttulo2"/>
+        <w:rPr>
+          <w:lang w:val="es-ES"/>
+        </w:rPr>
+      </w:pPr>
+      <w:bookmarkStart w:id="30" w:name="_Toc239335214"/>
+      <w:r>
+        <w:rPr>
+          <w:lang w:val="es-ES"/>
+        </w:rPr>
+        <w:t>2.3 API REST</w:t>
+      </w:r>
+      <w:bookmarkEnd w:id="30"/>
+    </w:p>
+    <w:p>
+      <w:pPr>
         <w:spacing w:line="360" w:lineRule="auto"/>
         <w:ind w:firstLine="720"/>
         <w:jc w:val="both"/>
@@ -5701,77 +8103,17 @@
         <w:rPr>
           <w:lang w:val="es-ES"/>
         </w:rPr>
-        <w:t>Para el proyecto se proponen rutas como GET /api/servicios, GET /api/</w:t>
-      </w:r>
-      <w:proofErr w:type="spellStart"/>
-      <w:r>
-        <w:rPr>
-          <w:lang w:val="es-ES"/>
-        </w:rPr>
-        <w:t>odontologos</w:t>
-      </w:r>
-      <w:proofErr w:type="spellEnd"/>
-      <w:r>
-        <w:rPr>
-          <w:lang w:val="es-ES"/>
-        </w:rPr>
-        <w:t>, POST /api/citas y GET /api/</w:t>
-      </w:r>
-      <w:proofErr w:type="spellStart"/>
-      <w:r>
-        <w:rPr>
-          <w:lang w:val="es-ES"/>
-        </w:rPr>
-        <w:t>admin</w:t>
-      </w:r>
-      <w:proofErr w:type="spellEnd"/>
-      <w:r>
-        <w:rPr>
-          <w:lang w:val="es-ES"/>
-        </w:rPr>
-        <w:t>/citas. Los controladores recibirán parámetros, cuerpos JSON y credenciales; posteriormente devolverán códigos HTTP y representaciones JSON apropiadas.</w:t>
+        <w:t>Una API permite que diferentes aplicaciones intercambien información mediante un contrato definido. REST es un estilo arquitectónico ampliamente utilizado en servicios web porque modela la información como recursos identificados mediante URI y aprovecha las operaciones estándar de HTTP.</w:t>
       </w:r>
     </w:p>
     <w:p>
       <w:pPr>
-        <w:pStyle w:val="Ttulo2"/>
-        <w:rPr>
-          <w:lang w:val="es-ES"/>
-        </w:rPr>
-      </w:pPr>
-      <w:bookmarkStart w:id="30" w:name="_Toc238644675"/>
-      <w:r>
-        <w:rPr>
-          <w:lang w:val="es-ES"/>
-        </w:rPr>
-        <w:t>2.3 API REST</w:t>
-      </w:r>
-      <w:bookmarkEnd w:id="30"/>
-    </w:p>
-    <w:p>
-      <w:pPr>
-        <w:spacing w:line="360" w:lineRule="auto"/>
-        <w:ind w:firstLine="720"/>
-        <w:jc w:val="both"/>
-        <w:rPr>
-          <w:lang w:val="es-ES"/>
-        </w:rPr>
-      </w:pPr>
-      <w:r>
-        <w:rPr>
-          <w:lang w:val="es-ES"/>
-        </w:rPr>
-        <w:t>Una API permite que diferentes aplicaciones intercambien información mediante un contrato definido. REST es un estilo arquitectónico ampliamente utilizado en servicios web porque modela la información como recursos identificados mediante URI y aprovecha las operaciones estándar de HTTP.</w:t>
-      </w:r>
-    </w:p>
-    <w:p>
-      <w:pPr>
         <w:pStyle w:val="Ttulo3"/>
         <w:rPr>
           <w:lang w:val="es-ES"/>
         </w:rPr>
       </w:pPr>
-      <w:bookmarkStart w:id="31" w:name="_Toc238644676"/>
+      <w:bookmarkStart w:id="31" w:name="_Toc239335215"/>
       <w:r>
         <w:rPr>
           <w:sz w:val="24"/>
@@ -5879,7 +8221,7 @@
           <w:lang w:val="es-ES"/>
         </w:rPr>
       </w:pPr>
-      <w:bookmarkStart w:id="32" w:name="_Toc238644677"/>
+      <w:bookmarkStart w:id="32" w:name="_Toc239335216"/>
       <w:r>
         <w:rPr>
           <w:sz w:val="24"/>
@@ -5915,7 +8257,7 @@
           <w:lang w:val="es-ES"/>
         </w:rPr>
       </w:pPr>
-      <w:bookmarkStart w:id="33" w:name="_Toc238644678"/>
+      <w:bookmarkStart w:id="33" w:name="_Toc239335217"/>
       <w:r>
         <w:rPr>
           <w:sz w:val="24"/>
@@ -5965,20 +8307,100 @@
           <w:lang w:val="es-ES"/>
         </w:rPr>
       </w:pPr>
-      <w:bookmarkStart w:id="34" w:name="_Toc238644679"/>
+      <w:bookmarkStart w:id="34" w:name="_Toc239335218"/>
       <w:r>
         <w:rPr>
           <w:sz w:val="24"/>
           <w:szCs w:val="24"/>
           <w:lang w:val="es-ES"/>
         </w:rPr>
-        <w:lastRenderedPageBreak/>
         <w:t>POST</w:t>
       </w:r>
       <w:bookmarkEnd w:id="34"/>
     </w:p>
     <w:p>
       <w:pPr>
+        <w:rPr>
+          <w:lang w:val="es-ES"/>
+        </w:rPr>
+      </w:pPr>
+      <w:r>
+        <w:rPr>
+          <w:lang w:val="es-ES"/>
+        </w:rPr>
+        <w:t>POST envía información para crear un recurso o iniciar un proceso. Se utiliza para registrar pacientes, autenticar usuarios, crear citas, registrar odontólogos y recibir mensajes de contacto.</w:t>
+      </w:r>
+    </w:p>
+    <w:p>
+      <w:pPr>
+        <w:pStyle w:val="Ttulo3"/>
+        <w:rPr>
+          <w:sz w:val="24"/>
+          <w:szCs w:val="24"/>
+          <w:lang w:val="es-ES"/>
+        </w:rPr>
+      </w:pPr>
+      <w:bookmarkStart w:id="35" w:name="_Toc239335219"/>
+      <w:r>
+        <w:rPr>
+          <w:sz w:val="24"/>
+          <w:szCs w:val="24"/>
+          <w:lang w:val="es-ES"/>
+        </w:rPr>
+        <w:lastRenderedPageBreak/>
+        <w:t>PUT</w:t>
+      </w:r>
+      <w:bookmarkEnd w:id="35"/>
+    </w:p>
+    <w:p>
+      <w:pPr>
+        <w:rPr>
+          <w:lang w:val="es-ES"/>
+        </w:rPr>
+      </w:pPr>
+      <w:r>
+        <w:rPr>
+          <w:lang w:val="es-ES"/>
+        </w:rPr>
+        <w:t xml:space="preserve">PUT actualiza una representación existente, por ejemplo al reprogramar una cita o editar un servicio. </w:t>
+      </w:r>
+      <w:proofErr w:type="spellStart"/>
+      <w:r>
+        <w:rPr>
+          <w:lang w:val="es-ES"/>
+        </w:rPr>
+        <w:t>SmartDent</w:t>
+      </w:r>
+      <w:proofErr w:type="spellEnd"/>
+      <w:r>
+        <w:rPr>
+          <w:lang w:val="es-ES"/>
+        </w:rPr>
+        <w:t xml:space="preserve"> emplea PATCH para cambios parciales, como confirmar, cancelar o marcar una atención.</w:t>
+      </w:r>
+    </w:p>
+    <w:p>
+      <w:pPr>
+        <w:pStyle w:val="Ttulo3"/>
+        <w:rPr>
+          <w:sz w:val="24"/>
+          <w:szCs w:val="24"/>
+          <w:lang w:val="es-ES"/>
+        </w:rPr>
+      </w:pPr>
+      <w:bookmarkStart w:id="36" w:name="_Toc239335220"/>
+      <w:r>
+        <w:rPr>
+          <w:sz w:val="24"/>
+          <w:szCs w:val="24"/>
+          <w:lang w:val="es-ES"/>
+        </w:rPr>
+        <w:t>DELETE</w:t>
+      </w:r>
+      <w:bookmarkEnd w:id="36"/>
+    </w:p>
+    <w:p>
+      <w:pPr>
         <w:spacing w:line="360" w:lineRule="auto"/>
         <w:ind w:firstLine="720"/>
         <w:jc w:val="both"/>
@@ -5990,103 +8412,17 @@
         <w:rPr>
           <w:lang w:val="es-ES"/>
         </w:rPr>
-        <w:t>POST envía información para crear un recurso o iniciar un proceso. Se empleará para registrar pacientes, iniciar la autenticación, crear citas y agregar servicios desde el módulo administrativo.</w:t>
+        <w:t>DELETE solicita la eliminación de un recurso. Aunque la primera definición funcional prioriza la cancelación lógica de citas mediante un cambio de estado, el método podría utilizarse posteriormente en operaciones administrativas, siempre que se consideren la trazabilidad y las relaciones existentes.</w:t>
       </w:r>
     </w:p>
     <w:p>
       <w:pPr>
         <w:pStyle w:val="Ttulo3"/>
         <w:rPr>
-          <w:sz w:val="24"/>
-          <w:szCs w:val="24"/>
-          <w:lang w:val="es-ES"/>
-        </w:rPr>
-      </w:pPr>
-      <w:bookmarkStart w:id="35" w:name="_Toc238644680"/>
-      <w:r>
-        <w:rPr>
-          <w:sz w:val="24"/>
-          <w:szCs w:val="24"/>
-          <w:lang w:val="es-ES"/>
-        </w:rPr>
-        <w:t>PUT</w:t>
-      </w:r>
-      <w:bookmarkEnd w:id="35"/>
-    </w:p>
-    <w:p>
-      <w:pPr>
-        <w:spacing w:line="360" w:lineRule="auto"/>
-        <w:ind w:firstLine="720"/>
-        <w:jc w:val="both"/>
-        <w:rPr>
-          <w:lang w:val="es-ES"/>
-        </w:rPr>
-      </w:pPr>
-      <w:r>
-        <w:rPr>
-          <w:lang w:val="es-ES"/>
-        </w:rPr>
-        <w:t xml:space="preserve">PUT actualiza un recurso existente o una representación definida de este. El </w:t>
-      </w:r>
-      <w:proofErr w:type="spellStart"/>
-      <w:r>
-        <w:rPr>
-          <w:lang w:val="es-ES"/>
-        </w:rPr>
-        <w:t>endpoint</w:t>
-      </w:r>
-      <w:proofErr w:type="spellEnd"/>
-      <w:r>
-        <w:rPr>
-          <w:lang w:val="es-ES"/>
-        </w:rPr>
-        <w:t xml:space="preserve"> administrativo para modificar el estado de una cita utilizará este método, acompañado del identificador de la cita y el nuevo estado.</w:t>
-      </w:r>
-    </w:p>
-    <w:p>
-      <w:pPr>
-        <w:pStyle w:val="Ttulo3"/>
-        <w:rPr>
-          <w:sz w:val="24"/>
-          <w:szCs w:val="24"/>
-          <w:lang w:val="es-ES"/>
-        </w:rPr>
-      </w:pPr>
-      <w:bookmarkStart w:id="36" w:name="_Toc238644681"/>
-      <w:r>
-        <w:rPr>
-          <w:sz w:val="24"/>
-          <w:szCs w:val="24"/>
-          <w:lang w:val="es-ES"/>
-        </w:rPr>
-        <w:t>DELETE</w:t>
-      </w:r>
-      <w:bookmarkEnd w:id="36"/>
-    </w:p>
-    <w:p>
-      <w:pPr>
-        <w:spacing w:line="360" w:lineRule="auto"/>
-        <w:ind w:firstLine="720"/>
-        <w:jc w:val="both"/>
-        <w:rPr>
-          <w:lang w:val="es-ES"/>
-        </w:rPr>
-      </w:pPr>
-      <w:r>
-        <w:rPr>
-          <w:lang w:val="es-ES"/>
-        </w:rPr>
-        <w:t>DELETE solicita la eliminación de un recurso. Aunque la primera definición funcional prioriza la cancelación lógica de citas mediante un cambio de estado, el método podría utilizarse posteriormente en operaciones administrativas, siempre que se consideren la trazabilidad y las relaciones existentes.</w:t>
-      </w:r>
-    </w:p>
-    <w:p>
-      <w:pPr>
-        <w:pStyle w:val="Ttulo3"/>
-        <w:rPr>
-          <w:lang w:val="es-ES"/>
-        </w:rPr>
-      </w:pPr>
-      <w:bookmarkStart w:id="37" w:name="_Toc238644682"/>
+          <w:lang w:val="es-ES"/>
+        </w:rPr>
+      </w:pPr>
+      <w:bookmarkStart w:id="37" w:name="_Toc239335221"/>
       <w:r>
         <w:rPr>
           <w:sz w:val="24"/>
@@ -6117,6 +8453,64 @@
         </w:rPr>
       </w:pPr>
       <w:r>
+        <w:drawing>
+          <wp:anchor distT="0" distB="0" distL="114300" distR="114300" simplePos="0" relativeHeight="251647488" behindDoc="0" locked="0" layoutInCell="1" allowOverlap="1" wp14:anchorId="39CDE428" wp14:editId="4A6B4965">
+            <wp:simplePos x="0" y="0"/>
+            <wp:positionH relativeFrom="column">
+              <wp:posOffset>0</wp:posOffset>
+            </wp:positionH>
+            <wp:positionV relativeFrom="paragraph">
+              <wp:posOffset>1040765</wp:posOffset>
+            </wp:positionV>
+            <wp:extent cx="5760720" cy="3748405"/>
+            <wp:effectExtent l="0" t="0" r="0" b="4445"/>
+            <wp:wrapNone/>
+            <wp:docPr id="1" name="Imagen 1"/>
+            <wp:cNvGraphicFramePr>
+              <a:graphicFrameLocks xmlns:a="http://schemas.openxmlformats.org/drawingml/2006/main" noChangeAspect="1"/>
+            </wp:cNvGraphicFramePr>
+            <a:graphic xmlns:a="http://schemas.openxmlformats.org/drawingml/2006/main">
+              <a:graphicData uri="http://schemas.openxmlformats.org/drawingml/2006/picture">
+                <pic:pic xmlns:pic="http://schemas.openxmlformats.org/drawingml/2006/picture">
+                  <pic:nvPicPr>
+                    <pic:cNvPr id="0" name="Picture 1"/>
+                    <pic:cNvPicPr>
+                      <a:picLocks noChangeAspect="1" noChangeArrowheads="1"/>
+                    </pic:cNvPicPr>
+                  </pic:nvPicPr>
+                  <pic:blipFill>
+                    <a:blip r:embed="rId9">
+                      <a:extLst>
+                        <a:ext uri="{28A0092B-C50C-407E-A947-70E740481C1C}">
+                          <a14:useLocalDpi xmlns:a14="http://schemas.microsoft.com/office/drawing/2010/main" val="0"/>
+                        </a:ext>
+                      </a:extLst>
+                    </a:blip>
+                    <a:srcRect/>
+                    <a:stretch>
+                      <a:fillRect/>
+                    </a:stretch>
+                  </pic:blipFill>
+                  <pic:spPr bwMode="auto">
+                    <a:xfrm>
+                      <a:off x="0" y="0"/>
+                      <a:ext cx="5760720" cy="3748405"/>
+                    </a:xfrm>
+                    <a:prstGeom prst="rect">
+                      <a:avLst/>
+                    </a:prstGeom>
+                    <a:noFill/>
+                    <a:ln>
+                      <a:noFill/>
+                    </a:ln>
+                  </pic:spPr>
+                </pic:pic>
+              </a:graphicData>
+            </a:graphic>
+          </wp:anchor>
+        </w:drawing>
+      </w:r>
+      <w:r>
         <w:rPr>
           <w:lang w:val="es-ES"/>
         </w:rPr>
@@ -6160,442 +8554,7 @@
           <w:lang w:val="es-ES"/>
         </w:rPr>
       </w:pPr>
-      <w:r>
-        <w:rPr>
-          <w:lang w:val="es-ES"/>
-        </w:rPr>
-        <w:t xml:space="preserve">Durante el desarrollo de </w:t>
-      </w:r>
-      <w:proofErr w:type="spellStart"/>
-      <w:r>
-        <w:rPr>
-          <w:lang w:val="es-ES"/>
-        </w:rPr>
-        <w:t>SmartDent</w:t>
-      </w:r>
-      <w:proofErr w:type="spellEnd"/>
-      <w:r>
-        <w:rPr>
-          <w:lang w:val="es-ES"/>
-        </w:rPr>
-        <w:t xml:space="preserve"> se podrán realizar pruebas manuales con una herramienta cliente de HTTP y pruebas automatizadas con </w:t>
-      </w:r>
-      <w:proofErr w:type="spellStart"/>
-      <w:r>
-        <w:rPr>
-          <w:lang w:val="es-ES"/>
-        </w:rPr>
-        <w:t>JUnit</w:t>
-      </w:r>
-      <w:proofErr w:type="spellEnd"/>
-      <w:r>
-        <w:rPr>
-          <w:lang w:val="es-ES"/>
-        </w:rPr>
-        <w:t xml:space="preserve">, </w:t>
-      </w:r>
-      <w:proofErr w:type="spellStart"/>
-      <w:r>
-        <w:rPr>
-          <w:lang w:val="es-ES"/>
-        </w:rPr>
-        <w:t>Mockito</w:t>
-      </w:r>
-      <w:proofErr w:type="spellEnd"/>
-      <w:r>
-        <w:rPr>
-          <w:lang w:val="es-ES"/>
-        </w:rPr>
-        <w:t xml:space="preserve"> y las utilidades de prueba de Spring. Las pruebas unitarias se enfocarán en los servicios, mientras las pruebas de integración verificarán el comportamiento conjunto de controladores, seguridad y persistencia.</w:t>
-      </w:r>
     </w:p>
-    <w:tbl>
-      <w:tblPr>
-        <w:tblStyle w:val="Tablaconcuadrcula"/>
-        <w:tblW w:w="0" w:type="auto"/>
-        <w:tblLook w:val="04A0" w:firstRow="1" w:lastRow="0" w:firstColumn="1" w:lastColumn="0" w:noHBand="0" w:noVBand="1"/>
-      </w:tblPr>
-      <w:tblGrid>
-        <w:gridCol w:w="2268"/>
-        <w:gridCol w:w="2268"/>
-        <w:gridCol w:w="2268"/>
-        <w:gridCol w:w="2268"/>
-      </w:tblGrid>
-      <w:tr>
-        <w:tc>
-          <w:tcPr>
-            <w:tcW w:w="2268" w:type="dxa"/>
-            <w:shd w:val="clear" w:color="auto" w:fill="0F4C5C"/>
-          </w:tcPr>
-          <w:p>
-            <w:r>
-              <w:rPr>
-                <w:b/>
-                <w:color w:val="FFFFFF"/>
-              </w:rPr>
-              <w:t xml:space="preserve">Caso de </w:t>
-            </w:r>
-            <w:proofErr w:type="spellStart"/>
-            <w:r>
-              <w:rPr>
-                <w:b/>
-                <w:color w:val="FFFFFF"/>
-              </w:rPr>
-              <w:t>prueba</w:t>
-            </w:r>
-            <w:proofErr w:type="spellEnd"/>
-          </w:p>
-        </w:tc>
-        <w:tc>
-          <w:tcPr>
-            <w:tcW w:w="2268" w:type="dxa"/>
-            <w:shd w:val="clear" w:color="auto" w:fill="0F4C5C"/>
-          </w:tcPr>
-          <w:p>
-            <w:r>
-              <w:rPr>
-                <w:b/>
-                <w:color w:val="FFFFFF"/>
-              </w:rPr>
-              <w:t>Solicitud</w:t>
-            </w:r>
-          </w:p>
-        </w:tc>
-        <w:tc>
-          <w:tcPr>
-            <w:tcW w:w="2268" w:type="dxa"/>
-            <w:shd w:val="clear" w:color="auto" w:fill="0F4C5C"/>
-          </w:tcPr>
-          <w:p>
-            <w:r>
-              <w:rPr>
-                <w:b/>
-                <w:color w:val="FFFFFF"/>
-              </w:rPr>
-              <w:t>Resultado esperado</w:t>
-            </w:r>
-          </w:p>
-        </w:tc>
-        <w:tc>
-          <w:tcPr>
-            <w:tcW w:w="2268" w:type="dxa"/>
-            <w:shd w:val="clear" w:color="auto" w:fill="0F4C5C"/>
-          </w:tcPr>
-          <w:p>
-            <w:r>
-              <w:rPr>
-                <w:b/>
-                <w:color w:val="FFFFFF"/>
-              </w:rPr>
-              <w:t>Código</w:t>
-            </w:r>
-          </w:p>
-        </w:tc>
-      </w:tr>
-      <w:tr>
-        <w:tc>
-          <w:tcPr>
-            <w:tcW w:w="2268" w:type="dxa"/>
-          </w:tcPr>
-          <w:p>
-            <w:r>
-              <w:t>Listar servicios</w:t>
-            </w:r>
-          </w:p>
-        </w:tc>
-        <w:tc>
-          <w:tcPr>
-            <w:tcW w:w="2268" w:type="dxa"/>
-          </w:tcPr>
-          <w:p>
-            <w:r>
-              <w:t>GET /api/servicios</w:t>
-            </w:r>
-          </w:p>
-        </w:tc>
-        <w:tc>
-          <w:tcPr>
-            <w:tcW w:w="2268" w:type="dxa"/>
-          </w:tcPr>
-          <w:p>
-            <w:r>
-              <w:t>Devuelve una lista JSON</w:t>
-            </w:r>
-          </w:p>
-        </w:tc>
-        <w:tc>
-          <w:tcPr>
-            <w:tcW w:w="2268" w:type="dxa"/>
-          </w:tcPr>
-          <w:p>
-            <w:r>
-              <w:t>200 OK</w:t>
-            </w:r>
-          </w:p>
-        </w:tc>
-      </w:tr>
-      <w:tr>
-        <w:tc>
-          <w:tcPr>
-            <w:tcW w:w="2268" w:type="dxa"/>
-          </w:tcPr>
-          <w:p>
-            <w:r>
-              <w:t>Registrar paciente válido</w:t>
-            </w:r>
-          </w:p>
-        </w:tc>
-        <w:tc>
-          <w:tcPr>
-            <w:tcW w:w="2268" w:type="dxa"/>
-          </w:tcPr>
-          <w:p>
-            <w:r>
-              <w:t>POST /api/auth/registro</w:t>
-            </w:r>
-          </w:p>
-        </w:tc>
-        <w:tc>
-          <w:tcPr>
-            <w:tcW w:w="2268" w:type="dxa"/>
-          </w:tcPr>
-          <w:p>
-            <w:r>
-              <w:t>Crea la cuenta</w:t>
-            </w:r>
-          </w:p>
-        </w:tc>
-        <w:tc>
-          <w:tcPr>
-            <w:tcW w:w="2268" w:type="dxa"/>
-          </w:tcPr>
-          <w:p>
-            <w:r>
-              <w:t>201 Created</w:t>
-            </w:r>
-          </w:p>
-        </w:tc>
-      </w:tr>
-      <w:tr>
-        <w:tc>
-          <w:tcPr>
-            <w:tcW w:w="2268" w:type="dxa"/>
-          </w:tcPr>
-          <w:p>
-            <w:r>
-              <w:t>Registro con correo inválido</w:t>
-            </w:r>
-          </w:p>
-        </w:tc>
-        <w:tc>
-          <w:tcPr>
-            <w:tcW w:w="2268" w:type="dxa"/>
-          </w:tcPr>
-          <w:p>
-            <w:r>
-              <w:t>POST /api/auth/registro</w:t>
-            </w:r>
-          </w:p>
-        </w:tc>
-        <w:tc>
-          <w:tcPr>
-            <w:tcW w:w="2268" w:type="dxa"/>
-          </w:tcPr>
-          <w:p>
-            <w:r>
-              <w:t>Informa errores de validación</w:t>
-            </w:r>
-          </w:p>
-        </w:tc>
-        <w:tc>
-          <w:tcPr>
-            <w:tcW w:w="2268" w:type="dxa"/>
-          </w:tcPr>
-          <w:p>
-            <w:r>
-              <w:t>400 Bad Request</w:t>
-            </w:r>
-          </w:p>
-        </w:tc>
-      </w:tr>
-      <w:tr>
-        <w:tc>
-          <w:tcPr>
-            <w:tcW w:w="2268" w:type="dxa"/>
-          </w:tcPr>
-          <w:p>
-            <w:r>
-              <w:t>Crear cita autenticada</w:t>
-            </w:r>
-          </w:p>
-        </w:tc>
-        <w:tc>
-          <w:tcPr>
-            <w:tcW w:w="2268" w:type="dxa"/>
-          </w:tcPr>
-          <w:p>
-            <w:r>
-              <w:t>POST /api/citas</w:t>
-            </w:r>
-          </w:p>
-        </w:tc>
-        <w:tc>
-          <w:tcPr>
-            <w:tcW w:w="2268" w:type="dxa"/>
-          </w:tcPr>
-          <w:p>
-            <w:r>
-              <w:t>Registra una cita pendiente</w:t>
-            </w:r>
-          </w:p>
-        </w:tc>
-        <w:tc>
-          <w:tcPr>
-            <w:tcW w:w="2268" w:type="dxa"/>
-          </w:tcPr>
-          <w:p>
-            <w:r>
-              <w:t>201 Created</w:t>
-            </w:r>
-          </w:p>
-        </w:tc>
-      </w:tr>
-      <w:tr>
-        <w:tc>
-          <w:tcPr>
-            <w:tcW w:w="2268" w:type="dxa"/>
-          </w:tcPr>
-          <w:p>
-            <w:r>
-              <w:t>Horario ocupado</w:t>
-            </w:r>
-          </w:p>
-        </w:tc>
-        <w:tc>
-          <w:tcPr>
-            <w:tcW w:w="2268" w:type="dxa"/>
-          </w:tcPr>
-          <w:p>
-            <w:r>
-              <w:t>POST /api/citas</w:t>
-            </w:r>
-          </w:p>
-        </w:tc>
-        <w:tc>
-          <w:tcPr>
-            <w:tcW w:w="2268" w:type="dxa"/>
-          </w:tcPr>
-          <w:p>
-            <w:pPr>
-              <w:rPr>
-                <w:lang w:val="es-ES"/>
-              </w:rPr>
-            </w:pPr>
-            <w:r>
-              <w:rPr>
-                <w:lang w:val="es-ES"/>
-              </w:rPr>
-              <w:t>Rechaza el cruce de horario</w:t>
-            </w:r>
-          </w:p>
-        </w:tc>
-        <w:tc>
-          <w:tcPr>
-            <w:tcW w:w="2268" w:type="dxa"/>
-          </w:tcPr>
-          <w:p>
-            <w:r>
-              <w:t>409 Conflict</w:t>
-            </w:r>
-          </w:p>
-        </w:tc>
-      </w:tr>
-      <w:tr>
-        <w:tc>
-          <w:tcPr>
-            <w:tcW w:w="2268" w:type="dxa"/>
-          </w:tcPr>
-          <w:p>
-            <w:r>
-              <w:t>Agenda sin token</w:t>
-            </w:r>
-          </w:p>
-        </w:tc>
-        <w:tc>
-          <w:tcPr>
-            <w:tcW w:w="2268" w:type="dxa"/>
-          </w:tcPr>
-          <w:p>
-            <w:r>
-              <w:t>GET /api/admin/citas</w:t>
-            </w:r>
-          </w:p>
-        </w:tc>
-        <w:tc>
-          <w:tcPr>
-            <w:tcW w:w="2268" w:type="dxa"/>
-          </w:tcPr>
-          <w:p>
-            <w:r>
-              <w:t>Rechaza la solicitud</w:t>
-            </w:r>
-          </w:p>
-        </w:tc>
-        <w:tc>
-          <w:tcPr>
-            <w:tcW w:w="2268" w:type="dxa"/>
-          </w:tcPr>
-          <w:p>
-            <w:r>
-              <w:t>401 Unauthorized</w:t>
-            </w:r>
-          </w:p>
-        </w:tc>
-      </w:tr>
-      <w:tr>
-        <w:tc>
-          <w:tcPr>
-            <w:tcW w:w="2268" w:type="dxa"/>
-          </w:tcPr>
-          <w:p>
-            <w:r>
-              <w:lastRenderedPageBreak/>
-              <w:t>Agenda con rol paciente</w:t>
-            </w:r>
-          </w:p>
-        </w:tc>
-        <w:tc>
-          <w:tcPr>
-            <w:tcW w:w="2268" w:type="dxa"/>
-          </w:tcPr>
-          <w:p>
-            <w:r>
-              <w:t>GET /api/admin/citas</w:t>
-            </w:r>
-          </w:p>
-        </w:tc>
-        <w:tc>
-          <w:tcPr>
-            <w:tcW w:w="2268" w:type="dxa"/>
-          </w:tcPr>
-          <w:p>
-            <w:r>
-              <w:t>Deniega el acceso</w:t>
-            </w:r>
-          </w:p>
-        </w:tc>
-        <w:tc>
-          <w:tcPr>
-            <w:tcW w:w="2268" w:type="dxa"/>
-          </w:tcPr>
-          <w:p>
-            <w:r>
-              <w:t>403 Forbidden</w:t>
-            </w:r>
-          </w:p>
-        </w:tc>
-      </w:tr>
-    </w:tbl>
     <w:p>
       <w:pPr>
         <w:spacing w:line="360" w:lineRule="auto"/>
@@ -6615,15 +8574,704 @@
           <w:lang w:val="es-ES"/>
         </w:rPr>
       </w:pPr>
-      <w:r>
-        <w:rPr>
-          <w:lang w:val="es-ES"/>
-        </w:rPr>
-        <w:t>Los resultados de las pruebas deberán registrarse como evidencia del proyecto. La automatización será incorporada progresivamente conforme se implementen los controladores, servicios y repositorios.</w:t>
+    </w:p>
+    <w:p>
+      <w:pPr>
+        <w:spacing w:line="360" w:lineRule="auto"/>
+        <w:ind w:firstLine="720"/>
+        <w:jc w:val="both"/>
+        <w:rPr>
+          <w:lang w:val="es-ES"/>
+        </w:rPr>
+      </w:pPr>
+    </w:p>
+    <w:p>
+      <w:pPr>
+        <w:spacing w:line="360" w:lineRule="auto"/>
+        <w:ind w:firstLine="720"/>
+        <w:jc w:val="both"/>
+        <w:rPr>
+          <w:lang w:val="es-ES"/>
+        </w:rPr>
+      </w:pPr>
+    </w:p>
+    <w:p>
+      <w:pPr>
+        <w:spacing w:line="360" w:lineRule="auto"/>
+        <w:ind w:firstLine="720"/>
+        <w:jc w:val="both"/>
+        <w:rPr>
+          <w:lang w:val="es-ES"/>
+        </w:rPr>
+      </w:pPr>
+    </w:p>
+    <w:p>
+      <w:pPr>
+        <w:spacing w:line="360" w:lineRule="auto"/>
+        <w:ind w:firstLine="720"/>
+        <w:jc w:val="both"/>
+        <w:rPr>
+          <w:lang w:val="es-ES"/>
+        </w:rPr>
+      </w:pPr>
+    </w:p>
+    <w:p>
+      <w:pPr>
+        <w:spacing w:line="360" w:lineRule="auto"/>
+        <w:ind w:firstLine="720"/>
+        <w:jc w:val="both"/>
+        <w:rPr>
+          <w:lang w:val="es-ES"/>
+        </w:rPr>
+      </w:pPr>
+    </w:p>
+    <w:p>
+      <w:pPr>
+        <w:spacing w:line="360" w:lineRule="auto"/>
+        <w:ind w:firstLine="720"/>
+        <w:jc w:val="both"/>
+        <w:rPr>
+          <w:lang w:val="es-ES"/>
+        </w:rPr>
+      </w:pPr>
+    </w:p>
+    <w:p>
+      <w:pPr>
+        <w:spacing w:line="360" w:lineRule="auto"/>
+        <w:ind w:firstLine="720"/>
+        <w:jc w:val="both"/>
+        <w:rPr>
+          <w:lang w:val="es-ES"/>
+        </w:rPr>
+      </w:pPr>
+    </w:p>
+    <w:p>
+      <w:pPr>
+        <w:rPr>
+          <w:lang w:val="es-ES"/>
+        </w:rPr>
+      </w:pPr>
+    </w:p>
+    <w:p>
+      <w:pPr>
+        <w:rPr>
+          <w:lang w:val="es-ES"/>
+        </w:rPr>
+      </w:pPr>
+      <w:r>
+        <w:rPr>
+          <w:lang w:val="es-ES"/>
+        </w:rPr>
+        <w:t xml:space="preserve">Los resultados se conservan como evidencia técnica mediante los reportes de Maven. </w:t>
+      </w:r>
+      <w:proofErr w:type="spellStart"/>
+      <w:r>
+        <w:rPr>
+          <w:lang w:val="es-ES"/>
+        </w:rPr>
+        <w:t>Swagger</w:t>
+      </w:r>
+      <w:proofErr w:type="spellEnd"/>
+      <w:r>
+        <w:rPr>
+          <w:lang w:val="es-ES"/>
+        </w:rPr>
+        <w:t xml:space="preserve"> UI está disponible en http://localhost:8080/swagger-ui.html cuando el </w:t>
+      </w:r>
+      <w:proofErr w:type="spellStart"/>
+      <w:r>
+        <w:rPr>
+          <w:lang w:val="es-ES"/>
+        </w:rPr>
+        <w:t>backend</w:t>
+      </w:r>
+      <w:proofErr w:type="spellEnd"/>
+      <w:r>
+        <w:rPr>
+          <w:lang w:val="es-ES"/>
+        </w:rPr>
+        <w:t xml:space="preserve"> se encuentra en ejecución.</w:t>
+      </w:r>
+    </w:p>
+    <w:p>
+      <w:pPr>
+        <w:spacing w:line="360" w:lineRule="auto"/>
+        <w:ind w:firstLine="720"/>
+        <w:jc w:val="both"/>
+        <w:rPr>
+          <w:lang w:val="es-ES"/>
+        </w:rPr>
+      </w:pPr>
+    </w:p>
+    <w:p>
+      <w:pPr>
+        <w:pStyle w:val="Ttulo2"/>
+        <w:rPr>
+          <w:lang w:val="es-ES"/>
+        </w:rPr>
+      </w:pPr>
+      <w:r>
+        <w:rPr>
+          <w:lang w:val="es-ES"/>
+        </w:rPr>
+        <w:t xml:space="preserve">2.4 Test </w:t>
+      </w:r>
+      <w:proofErr w:type="spellStart"/>
+      <w:r>
+        <w:rPr>
+          <w:lang w:val="es-ES"/>
+        </w:rPr>
+        <w:t>Driven</w:t>
+      </w:r>
+      <w:proofErr w:type="spellEnd"/>
+      <w:r>
+        <w:rPr>
+          <w:lang w:val="es-ES"/>
+        </w:rPr>
+        <w:t xml:space="preserve"> </w:t>
+      </w:r>
+      <w:proofErr w:type="spellStart"/>
+      <w:r>
+        <w:rPr>
+          <w:lang w:val="es-ES"/>
+        </w:rPr>
+        <w:t>Development</w:t>
+      </w:r>
+      <w:proofErr w:type="spellEnd"/>
+    </w:p>
+    <w:p>
+      <w:pPr>
+        <w:rPr>
+          <w:lang w:val="es-ES"/>
+        </w:rPr>
+      </w:pPr>
+      <w:r>
+        <w:rPr>
+          <w:lang w:val="es-ES"/>
+        </w:rPr>
+        <w:t xml:space="preserve">Test </w:t>
+      </w:r>
+      <w:proofErr w:type="spellStart"/>
+      <w:r>
+        <w:rPr>
+          <w:lang w:val="es-ES"/>
+        </w:rPr>
+        <w:t>Driven</w:t>
+      </w:r>
+      <w:proofErr w:type="spellEnd"/>
+      <w:r>
+        <w:rPr>
+          <w:lang w:val="es-ES"/>
+        </w:rPr>
+        <w:t xml:space="preserve"> </w:t>
+      </w:r>
+      <w:proofErr w:type="spellStart"/>
+      <w:r>
+        <w:rPr>
+          <w:lang w:val="es-ES"/>
+        </w:rPr>
+        <w:t>Development</w:t>
+      </w:r>
+      <w:proofErr w:type="spellEnd"/>
+      <w:r>
+        <w:rPr>
+          <w:lang w:val="es-ES"/>
+        </w:rPr>
+        <w:t xml:space="preserve"> (TDD), o desarrollo guiado por pruebas, es una práctica de ingeniería de software en la que las pruebas se escriben antes del código funcional. Su propósito es convertir los requisitos en comportamientos verificables y proporcionar retroalimentación continua durante el desarrollo.</w:t>
+      </w:r>
+    </w:p>
+    <w:p>
+      <w:pPr>
+        <w:pStyle w:val="Ttulo3"/>
+        <w:rPr>
+          <w:lang w:val="es-ES"/>
+        </w:rPr>
+      </w:pPr>
+      <w:r>
+        <w:rPr>
+          <w:lang w:val="es-ES"/>
+        </w:rPr>
+        <w:t>2.4.1 Fundamentos TDD</w:t>
+      </w:r>
+    </w:p>
+    <w:p>
+      <w:pPr>
+        <w:rPr>
+          <w:lang w:val="es-ES"/>
+        </w:rPr>
+      </w:pPr>
+      <w:r>
+        <w:rPr>
+          <w:lang w:val="es-ES"/>
+        </w:rPr>
+        <w:t>TDD se desarrolla mediante un ciclo breve conocido como rojo, verde y refactorización. En la fase roja se escribe una prueba que representa el comportamiento esperado y se comprueba que falle. En la fase verde se implementa el código mínimo necesario para superar la prueba. Finalmente, durante la refactorización se mejora la estructura interna del código sin modificar el comportamiento comprobado.</w:t>
+      </w:r>
+    </w:p>
+    <w:p>
+      <w:pPr>
+        <w:rPr>
+          <w:lang w:val="es-ES"/>
+        </w:rPr>
+      </w:pPr>
+      <w:r>
+        <w:rPr>
+          <w:lang w:val="es-ES"/>
+        </w:rPr>
+        <w:t xml:space="preserve">Este enfoque favorece la claridad de los requisitos, la detección temprana de errores, el diseño modular y la prevención de regresiones. En </w:t>
+      </w:r>
+      <w:proofErr w:type="spellStart"/>
+      <w:r>
+        <w:rPr>
+          <w:lang w:val="es-ES"/>
+        </w:rPr>
+        <w:t>SmartDent</w:t>
+      </w:r>
+      <w:proofErr w:type="spellEnd"/>
+      <w:r>
+        <w:rPr>
+          <w:lang w:val="es-ES"/>
+        </w:rPr>
+        <w:t xml:space="preserve"> puede aplicarse a reglas como impedir cruces de horarios, restringir las operaciones según el rol, validar el registro de pacientes y controlar las transiciones de estado de una cita. TDD no elimina la necesidad de pruebas de integración o validaciones manuales, sino que las complementa.</w:t>
+      </w:r>
+    </w:p>
+    <w:p>
+      <w:pPr>
+        <w:pStyle w:val="Ttulo3"/>
+        <w:rPr>
+          <w:lang w:val="es-ES"/>
+        </w:rPr>
+      </w:pPr>
+      <w:r>
+        <w:rPr>
+          <w:lang w:val="es-ES"/>
+        </w:rPr>
+        <w:t xml:space="preserve">2.4.2 Pruebas Unitarias con </w:t>
+      </w:r>
+      <w:proofErr w:type="spellStart"/>
+      <w:r>
+        <w:rPr>
+          <w:lang w:val="es-ES"/>
+        </w:rPr>
+        <w:t>JUnit</w:t>
+      </w:r>
+      <w:proofErr w:type="spellEnd"/>
+    </w:p>
+    <w:p>
+      <w:pPr>
+        <w:rPr>
+          <w:lang w:val="es-ES"/>
+        </w:rPr>
+      </w:pPr>
+      <w:proofErr w:type="spellStart"/>
+      <w:r>
+        <w:rPr>
+          <w:lang w:val="es-ES"/>
+        </w:rPr>
+        <w:t>JUnit</w:t>
+      </w:r>
+      <w:proofErr w:type="spellEnd"/>
+      <w:r>
+        <w:rPr>
+          <w:lang w:val="es-ES"/>
+        </w:rPr>
+        <w:t xml:space="preserve"> es un </w:t>
+      </w:r>
+      <w:proofErr w:type="spellStart"/>
+      <w:r>
+        <w:rPr>
+          <w:lang w:val="es-ES"/>
+        </w:rPr>
+        <w:t>framework</w:t>
+      </w:r>
+      <w:proofErr w:type="spellEnd"/>
+      <w:r>
+        <w:rPr>
+          <w:lang w:val="es-ES"/>
+        </w:rPr>
+        <w:t xml:space="preserve"> del ecosistema Java que permite definir y ejecutar pruebas automatizadas. </w:t>
+      </w:r>
+      <w:proofErr w:type="spellStart"/>
+      <w:r>
+        <w:rPr>
+          <w:lang w:val="es-ES"/>
+        </w:rPr>
+        <w:t>JUnit</w:t>
+      </w:r>
+      <w:proofErr w:type="spellEnd"/>
+      <w:r>
+        <w:rPr>
+          <w:lang w:val="es-ES"/>
+        </w:rPr>
+        <w:t xml:space="preserve"> 5 utiliza anotaciones como @Test para identificar casos de prueba y métodos de aserción para comparar el resultado obtenido con el esperado. Una prueba unitaria debe evaluar una unidad pequeña de código de manera aislada, ser repetible y producir resultados independientes del orden de ejecución.</w:t>
+      </w:r>
+    </w:p>
+    <w:p>
+      <w:pPr>
+        <w:rPr>
+          <w:lang w:val="es-ES"/>
+        </w:rPr>
+      </w:pPr>
+      <w:r>
+        <w:rPr>
+          <w:lang w:val="es-ES"/>
+        </w:rPr>
+        <w:t xml:space="preserve">Cuando una clase depende de repositorios u otros servicios, </w:t>
+      </w:r>
+      <w:proofErr w:type="spellStart"/>
+      <w:r>
+        <w:rPr>
+          <w:lang w:val="es-ES"/>
+        </w:rPr>
+        <w:t>Mockito</w:t>
+      </w:r>
+      <w:proofErr w:type="spellEnd"/>
+      <w:r>
+        <w:rPr>
+          <w:lang w:val="es-ES"/>
+        </w:rPr>
+        <w:t xml:space="preserve"> puede crear objetos simulados para aislar su comportamiento. Para comprobar la interacción conjunta de controladores, seguridad, servicios y persistencia, Spring </w:t>
+      </w:r>
+      <w:proofErr w:type="spellStart"/>
+      <w:r>
+        <w:rPr>
+          <w:lang w:val="es-ES"/>
+        </w:rPr>
+        <w:t>Boot</w:t>
+      </w:r>
+      <w:proofErr w:type="spellEnd"/>
+      <w:r>
+        <w:rPr>
+          <w:lang w:val="es-ES"/>
+        </w:rPr>
+        <w:t xml:space="preserve"> proporciona @SpringBootTest y </w:t>
+      </w:r>
+      <w:proofErr w:type="spellStart"/>
+      <w:r>
+        <w:rPr>
+          <w:lang w:val="es-ES"/>
+        </w:rPr>
+        <w:t>MockMvc</w:t>
+      </w:r>
+      <w:proofErr w:type="spellEnd"/>
+      <w:r>
+        <w:rPr>
+          <w:lang w:val="es-ES"/>
+        </w:rPr>
+        <w:t xml:space="preserve">. Estas últimas corresponden a pruebas de integración, por lo que deben distinguirse de las pruebas unitarias aunque ambas se ejecuten mediante </w:t>
+      </w:r>
+      <w:proofErr w:type="spellStart"/>
+      <w:r>
+        <w:rPr>
+          <w:lang w:val="es-ES"/>
+        </w:rPr>
+        <w:t>JUnit</w:t>
+      </w:r>
+      <w:proofErr w:type="spellEnd"/>
+      <w:r>
+        <w:rPr>
+          <w:lang w:val="es-ES"/>
+        </w:rPr>
+        <w:t>.</w:t>
+      </w:r>
+    </w:p>
+    <w:p>
+      <w:pPr>
+        <w:rPr>
+          <w:lang w:val="es-ES"/>
+        </w:rPr>
+      </w:pPr>
+      <w:r>
+        <w:rPr>
+          <w:lang w:val="es-ES"/>
+        </w:rPr>
+        <w:t xml:space="preserve">En </w:t>
+      </w:r>
+      <w:proofErr w:type="spellStart"/>
+      <w:r>
+        <w:rPr>
+          <w:lang w:val="es-ES"/>
+        </w:rPr>
+        <w:t>SmartDent</w:t>
+      </w:r>
+      <w:proofErr w:type="spellEnd"/>
+      <w:r>
+        <w:rPr>
+          <w:lang w:val="es-ES"/>
+        </w:rPr>
+        <w:t xml:space="preserve"> se implementaron 34 pruebas automatizadas. La mayoría son pruebas de integración ejecutadas con </w:t>
+      </w:r>
+      <w:proofErr w:type="spellStart"/>
+      <w:r>
+        <w:rPr>
+          <w:lang w:val="es-ES"/>
+        </w:rPr>
+        <w:t>JUnit</w:t>
+      </w:r>
+      <w:proofErr w:type="spellEnd"/>
+      <w:r>
+        <w:rPr>
+          <w:lang w:val="es-ES"/>
+        </w:rPr>
+        <w:t xml:space="preserve">, Spring </w:t>
+      </w:r>
+      <w:proofErr w:type="spellStart"/>
+      <w:r>
+        <w:rPr>
+          <w:lang w:val="es-ES"/>
+        </w:rPr>
+        <w:t>Boot</w:t>
+      </w:r>
+      <w:proofErr w:type="spellEnd"/>
+      <w:r>
+        <w:rPr>
+          <w:lang w:val="es-ES"/>
+        </w:rPr>
+        <w:t xml:space="preserve"> y </w:t>
+      </w:r>
+      <w:proofErr w:type="spellStart"/>
+      <w:r>
+        <w:rPr>
+          <w:lang w:val="es-ES"/>
+        </w:rPr>
+        <w:t>MockMvc</w:t>
+      </w:r>
+      <w:proofErr w:type="spellEnd"/>
+      <w:r>
+        <w:rPr>
+          <w:lang w:val="es-ES"/>
+        </w:rPr>
+        <w:t>; se organizaron en los siguientes grupos:</w:t>
+      </w:r>
+    </w:p>
+    <w:p>
+      <w:pPr>
+        <w:rPr>
+          <w:lang w:val="es-ES"/>
+        </w:rPr>
+      </w:pPr>
+      <w:r>
+        <w:rPr>
+          <w:lang w:val="es-ES"/>
+        </w:rPr>
+        <w:t>• Autenticación y seguridad: registro, inicio de sesión, emisión y validación de JWT, credenciales incorrectas, acceso sin token, CORS y permisos por rol.</w:t>
+      </w:r>
+    </w:p>
+    <w:p>
+      <w:pPr>
+        <w:rPr>
+          <w:lang w:val="es-ES"/>
+        </w:rPr>
+      </w:pPr>
+      <w:r>
+        <w:rPr>
+          <w:lang w:val="es-ES"/>
+        </w:rPr>
+        <w:t xml:space="preserve">• Registro de pacientes: creación válida, cifrado de contraseñas con </w:t>
+      </w:r>
+      <w:proofErr w:type="spellStart"/>
+      <w:r>
+        <w:rPr>
+          <w:lang w:val="es-ES"/>
+        </w:rPr>
+        <w:t>BCrypt</w:t>
+      </w:r>
+      <w:proofErr w:type="spellEnd"/>
+      <w:r>
+        <w:rPr>
+          <w:lang w:val="es-ES"/>
+        </w:rPr>
+        <w:t xml:space="preserve"> y rechazo de correos o documentos duplicados.</w:t>
+      </w:r>
+    </w:p>
+    <w:p>
+      <w:pPr>
+        <w:rPr>
+          <w:lang w:val="es-ES"/>
+        </w:rPr>
+      </w:pPr>
+      <w:r>
+        <w:rPr>
+          <w:lang w:val="es-ES"/>
+        </w:rPr>
+        <w:t>• Catálogo odontológico: consulta pública de servicios y profesionales, y administración de precios, costos, duración y disponibilidad.</w:t>
+      </w:r>
+    </w:p>
+    <w:p>
+      <w:pPr>
+        <w:rPr>
+          <w:lang w:val="es-ES"/>
+        </w:rPr>
+      </w:pPr>
+      <w:r>
+        <w:rPr>
+          <w:lang w:val="es-ES"/>
+        </w:rPr>
+        <w:lastRenderedPageBreak/>
+        <w:t>• Usuarios y odontólogos: listado administrativo, creación y actualización de profesionales con servicios asignados.</w:t>
+      </w:r>
+    </w:p>
+    <w:p>
+      <w:pPr>
+        <w:rPr>
+          <w:lang w:val="es-ES"/>
+        </w:rPr>
+      </w:pPr>
+      <w:r>
+        <w:rPr>
+          <w:lang w:val="es-ES"/>
+        </w:rPr>
+        <w:t>• Gestión de citas: reserva, disponibilidad, prevención de cruces, reprogramación, cancelación y cambios de estado.</w:t>
+      </w:r>
+    </w:p>
+    <w:p>
+      <w:pPr>
+        <w:rPr>
+          <w:lang w:val="es-ES"/>
+        </w:rPr>
+      </w:pPr>
+      <w:r>
+        <w:rPr>
+          <w:lang w:val="es-ES"/>
+        </w:rPr>
+        <w:t>• Historias clínicas: consulta por paciente, acceso restringido al odontólogo asignado y registro de diagnósticos, tratamientos e indicaciones.</w:t>
+      </w:r>
+    </w:p>
+    <w:p>
+      <w:pPr>
+        <w:rPr>
+          <w:lang w:val="es-ES"/>
+        </w:rPr>
+      </w:pPr>
+      <w:r>
+        <w:rPr>
+          <w:lang w:val="es-ES"/>
+        </w:rPr>
+        <w:t>• Bloqueos de agenda: creación y eliminación de horarios no disponibles, además de su aplicación al cálculo de disponibilidad.</w:t>
+      </w:r>
+    </w:p>
+    <w:p>
+      <w:pPr>
+        <w:rPr>
+          <w:lang w:val="es-ES"/>
+        </w:rPr>
+      </w:pPr>
+      <w:r>
+        <w:rPr>
+          <w:lang w:val="es-ES"/>
+        </w:rPr>
+        <w:t>• Configuración del paciente: persistencia del teléfono y de las preferencias de recordatorios.</w:t>
+      </w:r>
+    </w:p>
+    <w:p>
+      <w:pPr>
+        <w:rPr>
+          <w:lang w:val="es-ES"/>
+        </w:rPr>
+      </w:pPr>
+      <w:r>
+        <w:rPr>
+          <w:lang w:val="es-ES"/>
+        </w:rPr>
+        <w:t>• Reportes administrativos: resumen operativo, ingresos, costos variables, costos fijos, utilidad, margen y demanda de servicios.</w:t>
+      </w:r>
+    </w:p>
+    <w:p>
+      <w:pPr>
+        <w:rPr>
+          <w:lang w:val="es-ES"/>
+        </w:rPr>
+      </w:pPr>
+      <w:r>
+        <w:rPr>
+          <w:lang w:val="es-ES"/>
+        </w:rPr>
+        <w:t>• Mensajes de contacto: envío público, consulta administrativa y actualización del estado del mensaje.</w:t>
+      </w:r>
+    </w:p>
+    <w:p>
+      <w:pPr>
+        <w:rPr>
+          <w:lang w:val="es-ES"/>
+        </w:rPr>
+      </w:pPr>
+      <w:r>
+        <w:rPr>
+          <w:lang w:val="es-ES"/>
+        </w:rPr>
+        <w:t xml:space="preserve">• Documentación </w:t>
+      </w:r>
+      <w:proofErr w:type="spellStart"/>
+      <w:r>
+        <w:rPr>
+          <w:lang w:val="es-ES"/>
+        </w:rPr>
+        <w:t>OpenAPI</w:t>
+      </w:r>
+      <w:proofErr w:type="spellEnd"/>
+      <w:r>
+        <w:rPr>
+          <w:lang w:val="es-ES"/>
+        </w:rPr>
+        <w:t>: publicación de /v3/api-</w:t>
+      </w:r>
+      <w:proofErr w:type="spellStart"/>
+      <w:r>
+        <w:rPr>
+          <w:lang w:val="es-ES"/>
+        </w:rPr>
+        <w:t>docs</w:t>
+      </w:r>
+      <w:proofErr w:type="spellEnd"/>
+      <w:r>
+        <w:rPr>
+          <w:lang w:val="es-ES"/>
+        </w:rPr>
+        <w:t xml:space="preserve">, esquema de seguridad JWT y disponibilidad de los </w:t>
+      </w:r>
+      <w:proofErr w:type="spellStart"/>
+      <w:r>
+        <w:rPr>
+          <w:lang w:val="es-ES"/>
+        </w:rPr>
+        <w:t>endpoints</w:t>
+      </w:r>
+      <w:proofErr w:type="spellEnd"/>
+      <w:r>
+        <w:rPr>
+          <w:lang w:val="es-ES"/>
+        </w:rPr>
+        <w:t xml:space="preserve"> en </w:t>
+      </w:r>
+      <w:proofErr w:type="spellStart"/>
+      <w:r>
+        <w:rPr>
+          <w:lang w:val="es-ES"/>
+        </w:rPr>
+        <w:t>Swagger</w:t>
+      </w:r>
+      <w:proofErr w:type="spellEnd"/>
+      <w:r>
+        <w:rPr>
+          <w:lang w:val="es-ES"/>
+        </w:rPr>
+        <w:t>.</w:t>
+      </w:r>
+    </w:p>
+    <w:p>
+      <w:pPr>
+        <w:rPr>
+          <w:lang w:val="es-ES"/>
+        </w:rPr>
+      </w:pPr>
+      <w:r>
+        <w:rPr>
+          <w:lang w:val="es-ES"/>
+        </w:rPr>
+        <w:t>El conjunto completo se ejecuta con .\mvnw.cmd test y actualmente finaliza con 34 pruebas aprobadas, 0 fallos y 0 errores.</w:t>
       </w:r>
     </w:p>
     <w:sectPr>
-      <w:footerReference w:type="default" r:id="rId8"/>
+      <w:footerReference w:type="default" r:id="rId10"/>
       <w:pgSz w:w="12240" w:h="15840"/>
       <w:pgMar w:top="1440" w:right="1440" w:bottom="1440" w:left="1728" w:header="720" w:footer="720" w:gutter="0"/>
       <w:cols w:space="720"/>
@@ -6882,6 +9530,304 @@
       </w:pPr>
       <w:rPr>
         <w:rFonts w:ascii="Symbol" w:hAnsi="Symbol" w:hint="default"/>
+      </w:rPr>
+    </w:lvl>
+  </w:abstractNum>
+  <w:abstractNum w:abstractNumId="9" w15:restartNumberingAfterBreak="0">
+    <w:nsid w:val="24465745"/>
+    <w:multiLevelType w:val="multilevel"/>
+    <w:tmpl w:val="55D2B0BA"/>
+    <w:lvl w:ilvl="0">
+      <w:start w:val="1"/>
+      <w:numFmt w:val="bullet"/>
+      <w:lvlText w:val=""/>
+      <w:lvlJc w:val="left"/>
+      <w:pPr>
+        <w:tabs>
+          <w:tab w:val="num" w:pos="720"/>
+        </w:tabs>
+        <w:ind w:left="720" w:hanging="360"/>
+      </w:pPr>
+      <w:rPr>
+        <w:rFonts w:ascii="Symbol" w:hAnsi="Symbol" w:hint="default"/>
+        <w:sz w:val="20"/>
+      </w:rPr>
+    </w:lvl>
+    <w:lvl w:ilvl="1">
+      <w:start w:val="1"/>
+      <w:numFmt w:val="bullet"/>
+      <w:lvlText w:val="o"/>
+      <w:lvlJc w:val="left"/>
+      <w:pPr>
+        <w:tabs>
+          <w:tab w:val="num" w:pos="1440"/>
+        </w:tabs>
+        <w:ind w:left="1440" w:hanging="360"/>
+      </w:pPr>
+      <w:rPr>
+        <w:rFonts w:ascii="Courier New" w:hAnsi="Courier New" w:hint="default"/>
+        <w:sz w:val="20"/>
+      </w:rPr>
+    </w:lvl>
+    <w:lvl w:ilvl="2" w:tentative="1">
+      <w:start w:val="1"/>
+      <w:numFmt w:val="bullet"/>
+      <w:lvlText w:val=""/>
+      <w:lvlJc w:val="left"/>
+      <w:pPr>
+        <w:tabs>
+          <w:tab w:val="num" w:pos="2160"/>
+        </w:tabs>
+        <w:ind w:left="2160" w:hanging="360"/>
+      </w:pPr>
+      <w:rPr>
+        <w:rFonts w:ascii="Wingdings" w:hAnsi="Wingdings" w:hint="default"/>
+        <w:sz w:val="20"/>
+      </w:rPr>
+    </w:lvl>
+    <w:lvl w:ilvl="3" w:tentative="1">
+      <w:start w:val="1"/>
+      <w:numFmt w:val="bullet"/>
+      <w:lvlText w:val=""/>
+      <w:lvlJc w:val="left"/>
+      <w:pPr>
+        <w:tabs>
+          <w:tab w:val="num" w:pos="2880"/>
+        </w:tabs>
+        <w:ind w:left="2880" w:hanging="360"/>
+      </w:pPr>
+      <w:rPr>
+        <w:rFonts w:ascii="Wingdings" w:hAnsi="Wingdings" w:hint="default"/>
+        <w:sz w:val="20"/>
+      </w:rPr>
+    </w:lvl>
+    <w:lvl w:ilvl="4" w:tentative="1">
+      <w:start w:val="1"/>
+      <w:numFmt w:val="bullet"/>
+      <w:lvlText w:val=""/>
+      <w:lvlJc w:val="left"/>
+      <w:pPr>
+        <w:tabs>
+          <w:tab w:val="num" w:pos="3600"/>
+        </w:tabs>
+        <w:ind w:left="3600" w:hanging="360"/>
+      </w:pPr>
+      <w:rPr>
+        <w:rFonts w:ascii="Wingdings" w:hAnsi="Wingdings" w:hint="default"/>
+        <w:sz w:val="20"/>
+      </w:rPr>
+    </w:lvl>
+    <w:lvl w:ilvl="5" w:tentative="1">
+      <w:start w:val="1"/>
+      <w:numFmt w:val="bullet"/>
+      <w:lvlText w:val=""/>
+      <w:lvlJc w:val="left"/>
+      <w:pPr>
+        <w:tabs>
+          <w:tab w:val="num" w:pos="4320"/>
+        </w:tabs>
+        <w:ind w:left="4320" w:hanging="360"/>
+      </w:pPr>
+      <w:rPr>
+        <w:rFonts w:ascii="Wingdings" w:hAnsi="Wingdings" w:hint="default"/>
+        <w:sz w:val="20"/>
+      </w:rPr>
+    </w:lvl>
+    <w:lvl w:ilvl="6" w:tentative="1">
+      <w:start w:val="1"/>
+      <w:numFmt w:val="bullet"/>
+      <w:lvlText w:val=""/>
+      <w:lvlJc w:val="left"/>
+      <w:pPr>
+        <w:tabs>
+          <w:tab w:val="num" w:pos="5040"/>
+        </w:tabs>
+        <w:ind w:left="5040" w:hanging="360"/>
+      </w:pPr>
+      <w:rPr>
+        <w:rFonts w:ascii="Wingdings" w:hAnsi="Wingdings" w:hint="default"/>
+        <w:sz w:val="20"/>
+      </w:rPr>
+    </w:lvl>
+    <w:lvl w:ilvl="7" w:tentative="1">
+      <w:start w:val="1"/>
+      <w:numFmt w:val="bullet"/>
+      <w:lvlText w:val=""/>
+      <w:lvlJc w:val="left"/>
+      <w:pPr>
+        <w:tabs>
+          <w:tab w:val="num" w:pos="5760"/>
+        </w:tabs>
+        <w:ind w:left="5760" w:hanging="360"/>
+      </w:pPr>
+      <w:rPr>
+        <w:rFonts w:ascii="Wingdings" w:hAnsi="Wingdings" w:hint="default"/>
+        <w:sz w:val="20"/>
+      </w:rPr>
+    </w:lvl>
+    <w:lvl w:ilvl="8" w:tentative="1">
+      <w:start w:val="1"/>
+      <w:numFmt w:val="bullet"/>
+      <w:lvlText w:val=""/>
+      <w:lvlJc w:val="left"/>
+      <w:pPr>
+        <w:tabs>
+          <w:tab w:val="num" w:pos="6480"/>
+        </w:tabs>
+        <w:ind w:left="6480" w:hanging="360"/>
+      </w:pPr>
+      <w:rPr>
+        <w:rFonts w:ascii="Wingdings" w:hAnsi="Wingdings" w:hint="default"/>
+        <w:sz w:val="20"/>
+      </w:rPr>
+    </w:lvl>
+  </w:abstractNum>
+  <w:abstractNum w:abstractNumId="10" w15:restartNumberingAfterBreak="0">
+    <w:nsid w:val="62CA3B38"/>
+    <w:multiLevelType w:val="multilevel"/>
+    <w:tmpl w:val="01F4253C"/>
+    <w:lvl w:ilvl="0">
+      <w:start w:val="1"/>
+      <w:numFmt w:val="bullet"/>
+      <w:lvlText w:val=""/>
+      <w:lvlJc w:val="left"/>
+      <w:pPr>
+        <w:tabs>
+          <w:tab w:val="num" w:pos="720"/>
+        </w:tabs>
+        <w:ind w:left="720" w:hanging="360"/>
+      </w:pPr>
+      <w:rPr>
+        <w:rFonts w:ascii="Symbol" w:hAnsi="Symbol" w:hint="default"/>
+        <w:sz w:val="20"/>
+      </w:rPr>
+    </w:lvl>
+    <w:lvl w:ilvl="1" w:tentative="1">
+      <w:start w:val="1"/>
+      <w:numFmt w:val="bullet"/>
+      <w:lvlText w:val="o"/>
+      <w:lvlJc w:val="left"/>
+      <w:pPr>
+        <w:tabs>
+          <w:tab w:val="num" w:pos="1440"/>
+        </w:tabs>
+        <w:ind w:left="1440" w:hanging="360"/>
+      </w:pPr>
+      <w:rPr>
+        <w:rFonts w:ascii="Courier New" w:hAnsi="Courier New" w:hint="default"/>
+        <w:sz w:val="20"/>
+      </w:rPr>
+    </w:lvl>
+    <w:lvl w:ilvl="2" w:tentative="1">
+      <w:start w:val="1"/>
+      <w:numFmt w:val="bullet"/>
+      <w:lvlText w:val=""/>
+      <w:lvlJc w:val="left"/>
+      <w:pPr>
+        <w:tabs>
+          <w:tab w:val="num" w:pos="2160"/>
+        </w:tabs>
+        <w:ind w:left="2160" w:hanging="360"/>
+      </w:pPr>
+      <w:rPr>
+        <w:rFonts w:ascii="Wingdings" w:hAnsi="Wingdings" w:hint="default"/>
+        <w:sz w:val="20"/>
+      </w:rPr>
+    </w:lvl>
+    <w:lvl w:ilvl="3" w:tentative="1">
+      <w:start w:val="1"/>
+      <w:numFmt w:val="bullet"/>
+      <w:lvlText w:val=""/>
+      <w:lvlJc w:val="left"/>
+      <w:pPr>
+        <w:tabs>
+          <w:tab w:val="num" w:pos="2880"/>
+        </w:tabs>
+        <w:ind w:left="2880" w:hanging="360"/>
+      </w:pPr>
+      <w:rPr>
+        <w:rFonts w:ascii="Wingdings" w:hAnsi="Wingdings" w:hint="default"/>
+        <w:sz w:val="20"/>
+      </w:rPr>
+    </w:lvl>
+    <w:lvl w:ilvl="4" w:tentative="1">
+      <w:start w:val="1"/>
+      <w:numFmt w:val="bullet"/>
+      <w:lvlText w:val=""/>
+      <w:lvlJc w:val="left"/>
+      <w:pPr>
+        <w:tabs>
+          <w:tab w:val="num" w:pos="3600"/>
+        </w:tabs>
+        <w:ind w:left="3600" w:hanging="360"/>
+      </w:pPr>
+      <w:rPr>
+        <w:rFonts w:ascii="Wingdings" w:hAnsi="Wingdings" w:hint="default"/>
+        <w:sz w:val="20"/>
+      </w:rPr>
+    </w:lvl>
+    <w:lvl w:ilvl="5" w:tentative="1">
+      <w:start w:val="1"/>
+      <w:numFmt w:val="bullet"/>
+      <w:lvlText w:val=""/>
+      <w:lvlJc w:val="left"/>
+      <w:pPr>
+        <w:tabs>
+          <w:tab w:val="num" w:pos="4320"/>
+        </w:tabs>
+        <w:ind w:left="4320" w:hanging="360"/>
+      </w:pPr>
+      <w:rPr>
+        <w:rFonts w:ascii="Wingdings" w:hAnsi="Wingdings" w:hint="default"/>
+        <w:sz w:val="20"/>
+      </w:rPr>
+    </w:lvl>
+    <w:lvl w:ilvl="6" w:tentative="1">
+      <w:start w:val="1"/>
+      <w:numFmt w:val="bullet"/>
+      <w:lvlText w:val=""/>
+      <w:lvlJc w:val="left"/>
+      <w:pPr>
+        <w:tabs>
+          <w:tab w:val="num" w:pos="5040"/>
+        </w:tabs>
+        <w:ind w:left="5040" w:hanging="360"/>
+      </w:pPr>
+      <w:rPr>
+        <w:rFonts w:ascii="Wingdings" w:hAnsi="Wingdings" w:hint="default"/>
+        <w:sz w:val="20"/>
+      </w:rPr>
+    </w:lvl>
+    <w:lvl w:ilvl="7" w:tentative="1">
+      <w:start w:val="1"/>
+      <w:numFmt w:val="bullet"/>
+      <w:lvlText w:val=""/>
+      <w:lvlJc w:val="left"/>
+      <w:pPr>
+        <w:tabs>
+          <w:tab w:val="num" w:pos="5760"/>
+        </w:tabs>
+        <w:ind w:left="5760" w:hanging="360"/>
+      </w:pPr>
+      <w:rPr>
+        <w:rFonts w:ascii="Wingdings" w:hAnsi="Wingdings" w:hint="default"/>
+        <w:sz w:val="20"/>
+      </w:rPr>
+    </w:lvl>
+    <w:lvl w:ilvl="8" w:tentative="1">
+      <w:start w:val="1"/>
+      <w:numFmt w:val="bullet"/>
+      <w:lvlText w:val=""/>
+      <w:lvlJc w:val="left"/>
+      <w:pPr>
+        <w:tabs>
+          <w:tab w:val="num" w:pos="6480"/>
+        </w:tabs>
+        <w:ind w:left="6480" w:hanging="360"/>
+      </w:pPr>
+      <w:rPr>
+        <w:rFonts w:ascii="Wingdings" w:hAnsi="Wingdings" w:hint="default"/>
+        <w:sz w:val="20"/>
       </w:rPr>
     </w:lvl>
   </w:abstractNum>
@@ -6911,6 +9857,12 @@
   </w:num>
   <w:num w:numId="9" w16cid:durableId="1664966763">
     <w:abstractNumId w:val="0"/>
+  </w:num>
+  <w:num w:numId="10" w16cid:durableId="737241224">
+    <w:abstractNumId w:val="9"/>
+  </w:num>
+  <w:num w:numId="11" w16cid:durableId="2039314133">
+    <w:abstractNumId w:val="10"/>
   </w:num>
 </w:numbering>
 </file>
@@ -7591,6 +10543,7 @@
   </w:style>
   <w:style w:type="paragraph" w:styleId="Sinespaciado">
     <w:name w:val="No Spacing"/>
+    <w:link w:val="SinespaciadoCar"/>
     <w:uiPriority w:val="1"/>
     <w:qFormat/>
     <w:rsid w:val="00FC693F"/>
@@ -18346,7 +21299,659 @@
       <w:u w:val="single"/>
     </w:rPr>
   </w:style>
+  <w:style w:type="character" w:customStyle="1" w:styleId="SinespaciadoCar">
+    <w:name w:val="Sin espaciado Car"/>
+    <w:basedOn w:val="Fuentedeprrafopredeter"/>
+    <w:link w:val="Sinespaciado"/>
+    <w:uiPriority w:val="1"/>
+    <w:rsid w:val="00037BB3"/>
+  </w:style>
+  <w:style w:type="paragraph" w:customStyle="1" w:styleId="apa">
+    <w:name w:val="apa"/>
+    <w:basedOn w:val="Normal"/>
+    <w:link w:val="apaCar"/>
+    <w:qFormat/>
+    <w:rsid w:val="00037BB3"/>
+    <w:pPr>
+      <w:spacing w:after="0" w:line="480" w:lineRule="auto"/>
+      <w:ind w:firstLine="720"/>
+    </w:pPr>
+    <w:rPr>
+      <w:rFonts w:ascii="Times New Roman" w:eastAsiaTheme="minorHAnsi" w:hAnsi="Times New Roman"/>
+      <w:kern w:val="2"/>
+      <w:sz w:val="24"/>
+      <w:lang w:val="es-PE"/>
+      <w14:ligatures w14:val="standardContextual"/>
+    </w:rPr>
+  </w:style>
+  <w:style w:type="character" w:customStyle="1" w:styleId="apaCar">
+    <w:name w:val="apa Car"/>
+    <w:basedOn w:val="Fuentedeprrafopredeter"/>
+    <w:link w:val="apa"/>
+    <w:qFormat/>
+    <w:rsid w:val="00037BB3"/>
+    <w:rPr>
+      <w:rFonts w:ascii="Times New Roman" w:eastAsiaTheme="minorHAnsi" w:hAnsi="Times New Roman"/>
+      <w:kern w:val="2"/>
+      <w:sz w:val="24"/>
+      <w:lang w:val="es-PE"/>
+      <w14:ligatures w14:val="standardContextual"/>
+    </w:rPr>
+  </w:style>
 </w:styles>
+</file>
+
+<file path=word/glossary/document.xml><?xml version="1.0" encoding="utf-8"?>
+<w:glossaryDocument xmlns:wpc="http://schemas.microsoft.com/office/word/2010/wordprocessingCanvas" xmlns:cx="http://schemas.microsoft.com/office/drawing/2014/chartex" xmlns:cx1="http://schemas.microsoft.com/office/drawing/2015/9/8/chartex" xmlns:cx2="http://schemas.microsoft.com/office/drawing/2015/10/21/chartex" xmlns:cx3="http://schemas.microsoft.com/office/drawing/2016/5/9/chartex" xmlns:cx4="http://schemas.microsoft.com/office/drawing/2016/5/10/chartex" xmlns:cx5="http://schemas.microsoft.com/office/drawing/2016/5/11/chartex" xmlns:cx6="http://schemas.microsoft.com/office/drawing/2016/5/12/chartex" xmlns:cx7="http://schemas.microsoft.com/office/drawing/2016/5/13/chartex" xmlns:cx8="http://schemas.microsoft.com/office/drawing/2016/5/14/chartex" xmlns:mc="http://schemas.openxmlformats.org/markup-compatibility/2006" xmlns:aink="http://schemas.microsoft.com/office/drawing/2016/ink" xmlns:am3d="http://schemas.microsoft.com/office/drawing/2017/model3d" xmlns:o="urn:schemas-microsoft-com:office:office" xmlns:oel="http://schemas.microsoft.com/office/2019/extlst" xmlns:r="http://schemas.openxmlformats.org/officeDocument/2006/relationships" xmlns:m="http://schemas.openxmlformats.org/officeDocument/2006/math" xmlns:v="urn:schemas-microsoft-com:vml" xmlns:wp14="http://schemas.microsoft.com/office/word/2010/wordprocessingDrawing" xmlns:wp="http://schemas.openxmlformats.org/drawingml/2006/wordprocessingDrawing" xmlns:w10="urn:schemas-microsoft-com:office:word" xmlns:w="http://schemas.openxmlformats.org/wordprocessingml/2006/main" xmlns:w14="http://schemas.microsoft.com/office/word/2010/wordml" xmlns:w15="http://schemas.microsoft.com/office/word/2012/wordml" xmlns:w16cex="http://schemas.microsoft.com/office/word/2018/wordml/cex" xmlns:w16cid="http://schemas.microsoft.com/office/word/2016/wordml/cid" xmlns:w16="http://schemas.microsoft.com/office/word/2018/wordml" xmlns:w16sdtdh="http://schemas.microsoft.com/office/word/2020/wordml/sdtdatahash" xmlns:w16se="http://schemas.microsoft.com/office/word/2015/wordml/symex" xmlns:wpg="http://schemas.microsoft.com/office/word/2010/wordprocessingGroup" xmlns:wpi="http://schemas.microsoft.com/office/word/2010/wordprocessingInk" xmlns:wne="http://schemas.microsoft.com/office/word/2006/wordml" xmlns:wps="http://schemas.microsoft.com/office/word/2010/wordprocessingShape" mc:Ignorable="w14 w15 w16se w16cid w16 w16cex w16sdtdh wp14">
+  <w:docParts>
+    <w:docPart>
+      <w:docPartPr>
+        <w:name w:val="4471E38CB3B74F07AAE8D33804B74925"/>
+        <w:category>
+          <w:name w:val="General"/>
+          <w:gallery w:val="placeholder"/>
+        </w:category>
+        <w:types>
+          <w:type w:val="bbPlcHdr"/>
+        </w:types>
+        <w:behaviors>
+          <w:behavior w:val="content"/>
+        </w:behaviors>
+        <w:guid w:val="{00D5430C-CC61-4CF6-B339-CBD3D284BEFD}"/>
+      </w:docPartPr>
+      <w:docPartBody>
+        <w:p>
+          <w:pPr>
+            <w:pStyle w:val="4471E38CB3B74F07AAE8D33804B74925"/>
+          </w:pPr>
+          <w:r>
+            <w:rPr>
+              <w:rFonts w:asciiTheme="majorHAnsi" w:eastAsiaTheme="majorEastAsia" w:hAnsiTheme="majorHAnsi" w:cstheme="majorBidi"/>
+              <w:caps/>
+              <w:color w:val="156082" w:themeColor="accent1"/>
+              <w:sz w:val="80"/>
+              <w:szCs w:val="80"/>
+            </w:rPr>
+            <w:t>[Título del documento]</w:t>
+          </w:r>
+        </w:p>
+      </w:docPartBody>
+    </w:docPart>
+  </w:docParts>
+</w:glossaryDocument>
+</file>
+
+<file path=word/glossary/fontTable.xml><?xml version="1.0" encoding="utf-8"?>
+<w:fonts xmlns:mc="http://schemas.openxmlformats.org/markup-compatibility/2006" xmlns:r="http://schemas.openxmlformats.org/officeDocument/2006/relationships" xmlns:w="http://schemas.openxmlformats.org/wordprocessingml/2006/main" xmlns:w14="http://schemas.microsoft.com/office/word/2010/wordml" xmlns:w15="http://schemas.microsoft.com/office/word/2012/wordml" xmlns:w16cex="http://schemas.microsoft.com/office/word/2018/wordml/cex" xmlns:w16cid="http://schemas.microsoft.com/office/word/2016/wordml/cid" xmlns:w16="http://schemas.microsoft.com/office/word/2018/wordml" xmlns:w16sdtdh="http://schemas.microsoft.com/office/word/2020/wordml/sdtdatahash" xmlns:w16se="http://schemas.microsoft.com/office/word/2015/wordml/symex" mc:Ignorable="w14 w15 w16se w16cid w16 w16cex w16sdtdh">
+  <w:font w:name="Symbol">
+    <w:panose1 w:val="05050102010706020507"/>
+    <w:charset w:val="02"/>
+    <w:family w:val="roman"/>
+    <w:pitch w:val="variable"/>
+    <w:sig w:usb0="00000000" w:usb1="10000000" w:usb2="00000000" w:usb3="00000000" w:csb0="80000000" w:csb1="00000000"/>
+  </w:font>
+  <w:font w:name="Times New Roman">
+    <w:panose1 w:val="02020603050405020304"/>
+    <w:charset w:val="00"/>
+    <w:family w:val="roman"/>
+    <w:pitch w:val="variable"/>
+    <w:sig w:usb0="E0002EFF" w:usb1="C000785B" w:usb2="00000009" w:usb3="00000000" w:csb0="000001FF" w:csb1="00000000"/>
+  </w:font>
+  <w:font w:name="Courier New">
+    <w:panose1 w:val="02070309020205020404"/>
+    <w:charset w:val="00"/>
+    <w:family w:val="modern"/>
+    <w:pitch w:val="fixed"/>
+    <w:sig w:usb0="E0002EFF" w:usb1="C0007843" w:usb2="00000009" w:usb3="00000000" w:csb0="000001FF" w:csb1="00000000"/>
+  </w:font>
+  <w:font w:name="Wingdings">
+    <w:panose1 w:val="05000000000000000000"/>
+    <w:charset w:val="02"/>
+    <w:family w:val="auto"/>
+    <w:pitch w:val="variable"/>
+    <w:sig w:usb0="00000000" w:usb1="10000000" w:usb2="00000000" w:usb3="00000000" w:csb0="80000000" w:csb1="00000000"/>
+  </w:font>
+  <w:font w:name="Cambria">
+    <w:panose1 w:val="02040503050406030204"/>
+    <w:charset w:val="00"/>
+    <w:family w:val="roman"/>
+    <w:pitch w:val="variable"/>
+    <w:sig w:usb0="E00006FF" w:usb1="420024FF" w:usb2="02000000" w:usb3="00000000" w:csb0="0000019F" w:csb1="00000000"/>
+  </w:font>
+  <w:font w:name="MS Mincho">
+    <w:altName w:val="ＭＳ 明朝"/>
+    <w:panose1 w:val="02020609040205080304"/>
+    <w:charset w:val="80"/>
+    <w:family w:val="modern"/>
+    <w:pitch w:val="fixed"/>
+    <w:sig w:usb0="E00002FF" w:usb1="6AC7FDFB" w:usb2="08000012" w:usb3="00000000" w:csb0="0002009F" w:csb1="00000000"/>
+  </w:font>
+  <w:font w:name="Arial">
+    <w:panose1 w:val="020B0604020202020204"/>
+    <w:charset w:val="00"/>
+    <w:family w:val="swiss"/>
+    <w:pitch w:val="variable"/>
+    <w:sig w:usb0="E0002EFF" w:usb1="C000785B" w:usb2="00000009" w:usb3="00000000" w:csb0="000001FF" w:csb1="00000000"/>
+  </w:font>
+  <w:font w:name="Calibri">
+    <w:panose1 w:val="020F0502020204030204"/>
+    <w:charset w:val="00"/>
+    <w:family w:val="swiss"/>
+    <w:pitch w:val="variable"/>
+    <w:sig w:usb0="E4002EFF" w:usb1="C200247B" w:usb2="00000009" w:usb3="00000000" w:csb0="000001FF" w:csb1="00000000"/>
+  </w:font>
+  <w:font w:name="MS Gothic">
+    <w:altName w:val="ＭＳ ゴシック"/>
+    <w:panose1 w:val="020B0609070205080204"/>
+    <w:charset w:val="80"/>
+    <w:family w:val="modern"/>
+    <w:pitch w:val="fixed"/>
+    <w:sig w:usb0="E00002FF" w:usb1="6AC7FDFB" w:usb2="08000012" w:usb3="00000000" w:csb0="0002009F" w:csb1="00000000"/>
+  </w:font>
+  <w:font w:name="Courier">
+    <w:panose1 w:val="02070409020205020404"/>
+    <w:charset w:val="00"/>
+    <w:family w:val="auto"/>
+    <w:pitch w:val="variable"/>
+    <w:sig w:usb0="00000003" w:usb1="00000000" w:usb2="00000000" w:usb3="00000000" w:csb0="00000001" w:csb1="00000000"/>
+  </w:font>
+  <w:font w:name="Aptos">
+    <w:charset w:val="00"/>
+    <w:family w:val="swiss"/>
+    <w:pitch w:val="variable"/>
+    <w:sig w:usb0="20000287" w:usb1="00000003" w:usb2="00000000" w:usb3="00000000" w:csb0="0000019F" w:csb1="00000000"/>
+  </w:font>
+  <w:font w:name="Aptos Display">
+    <w:charset w:val="00"/>
+    <w:family w:val="swiss"/>
+    <w:pitch w:val="variable"/>
+    <w:sig w:usb0="20000287" w:usb1="00000003" w:usb2="00000000" w:usb3="00000000" w:csb0="0000019F" w:csb1="00000000"/>
+  </w:font>
+</w:fonts>
+</file>
+
+<file path=word/glossary/settings.xml><?xml version="1.0" encoding="utf-8"?>
+<w:settings xmlns:mc="http://schemas.openxmlformats.org/markup-compatibility/2006" xmlns:o="urn:schemas-microsoft-com:office:office" xmlns:r="http://schemas.openxmlformats.org/officeDocument/2006/relationships" xmlns:m="http://schemas.openxmlformats.org/officeDocument/2006/math" xmlns:v="urn:schemas-microsoft-com:vml" xmlns:w10="urn:schemas-microsoft-com:office:word" xmlns:w="http://schemas.openxmlformats.org/wordprocessingml/2006/main" xmlns:w14="http://schemas.microsoft.com/office/word/2010/wordml" xmlns:w15="http://schemas.microsoft.com/office/word/2012/wordml" xmlns:w16cex="http://schemas.microsoft.com/office/word/2018/wordml/cex" xmlns:w16cid="http://schemas.microsoft.com/office/word/2016/wordml/cid" xmlns:w16="http://schemas.microsoft.com/office/word/2018/wordml" xmlns:w16sdtdh="http://schemas.microsoft.com/office/word/2020/wordml/sdtdatahash" xmlns:w16se="http://schemas.microsoft.com/office/word/2015/wordml/symex" xmlns:sl="http://schemas.openxmlformats.org/schemaLibrary/2006/main" mc:Ignorable="w14 w15 w16se w16cid w16 w16cex w16sdtdh">
+  <w:view w:val="normal"/>
+  <w:defaultTabStop w:val="708"/>
+  <w:hyphenationZone w:val="425"/>
+  <w:characterSpacingControl w:val="doNotCompress"/>
+  <w:compat>
+    <w:useFELayout/>
+    <w:compatSetting w:name="compatibilityMode" w:uri="http://schemas.microsoft.com/office/word" w:val="15"/>
+    <w:compatSetting w:name="overrideTableStyleFontSizeAndJustification" w:uri="http://schemas.microsoft.com/office/word" w:val="1"/>
+    <w:compatSetting w:name="enableOpenTypeFeatures" w:uri="http://schemas.microsoft.com/office/word" w:val="1"/>
+    <w:compatSetting w:name="doNotFlipMirrorIndents" w:uri="http://schemas.microsoft.com/office/word" w:val="1"/>
+    <w:compatSetting w:name="differentiateMultirowTableHeaders" w:uri="http://schemas.microsoft.com/office/word" w:val="1"/>
+    <w:compatSetting w:name="useWord2013TrackBottomHyphenation" w:uri="http://schemas.microsoft.com/office/word" w:val="0"/>
+  </w:compat>
+  <w:rsids>
+    <w:rsidRoot w:val="006B7EBC"/>
+    <w:rsid w:val="00467796"/>
+    <w:rsid w:val="006B7EBC"/>
+    <w:rsid w:val="00CC3D37"/>
+  </w:rsids>
+  <m:mathPr>
+    <m:mathFont m:val="Cambria Math"/>
+    <m:brkBin m:val="before"/>
+    <m:brkBinSub m:val="--"/>
+    <m:smallFrac m:val="0"/>
+    <m:dispDef/>
+    <m:lMargin m:val="0"/>
+    <m:rMargin m:val="0"/>
+    <m:defJc m:val="centerGroup"/>
+    <m:wrapIndent m:val="1440"/>
+    <m:intLim m:val="subSup"/>
+    <m:naryLim m:val="undOvr"/>
+  </m:mathPr>
+  <w:themeFontLang w:val="es-ES"/>
+  <w:clrSchemeMapping w:bg1="light1" w:t1="dark1" w:bg2="light2" w:t2="dark2" w:accent1="accent1" w:accent2="accent2" w:accent3="accent3" w:accent4="accent4" w:accent5="accent5" w:accent6="accent6" w:hyperlink="hyperlink" w:followedHyperlink="followedHyperlink"/>
+  <w:decimalSymbol w:val="."/>
+  <w:listSeparator w:val=";"/>
+  <w15:chartTrackingRefBased/>
+</w:settings>
+</file>
+
+<file path=word/glossary/styles.xml><?xml version="1.0" encoding="utf-8"?>
+<w:styles xmlns:mc="http://schemas.openxmlformats.org/markup-compatibility/2006" xmlns:r="http://schemas.openxmlformats.org/officeDocument/2006/relationships" xmlns:w="http://schemas.openxmlformats.org/wordprocessingml/2006/main" xmlns:w14="http://schemas.microsoft.com/office/word/2010/wordml" xmlns:w15="http://schemas.microsoft.com/office/word/2012/wordml" xmlns:w16cex="http://schemas.microsoft.com/office/word/2018/wordml/cex" xmlns:w16cid="http://schemas.microsoft.com/office/word/2016/wordml/cid" xmlns:w16="http://schemas.microsoft.com/office/word/2018/wordml" xmlns:w16sdtdh="http://schemas.microsoft.com/office/word/2020/wordml/sdtdatahash" xmlns:w16se="http://schemas.microsoft.com/office/word/2015/wordml/symex" mc:Ignorable="w14 w15 w16se w16cid w16 w16cex w16sdtdh">
+  <w:docDefaults>
+    <w:rPrDefault>
+      <w:rPr>
+        <w:rFonts w:asciiTheme="minorHAnsi" w:eastAsiaTheme="minorEastAsia" w:hAnsiTheme="minorHAnsi" w:cstheme="minorBidi"/>
+        <w:kern w:val="2"/>
+        <w:sz w:val="24"/>
+        <w:szCs w:val="24"/>
+        <w:lang w:val="es-ES" w:eastAsia="es-ES" w:bidi="ar-SA"/>
+        <w14:ligatures w14:val="standardContextual"/>
+      </w:rPr>
+    </w:rPrDefault>
+    <w:pPrDefault>
+      <w:pPr>
+        <w:spacing w:after="160" w:line="278" w:lineRule="auto"/>
+      </w:pPr>
+    </w:pPrDefault>
+  </w:docDefaults>
+  <w:latentStyles w:defLockedState="0" w:defUIPriority="99" w:defSemiHidden="0" w:defUnhideWhenUsed="0" w:defQFormat="0" w:count="376">
+    <w:lsdException w:name="Normal" w:uiPriority="0" w:qFormat="1"/>
+    <w:lsdException w:name="heading 1" w:uiPriority="9" w:qFormat="1"/>
+    <w:lsdException w:name="heading 2" w:semiHidden="1" w:uiPriority="9" w:unhideWhenUsed="1" w:qFormat="1"/>
+    <w:lsdException w:name="heading 3" w:semiHidden="1" w:uiPriority="9" w:unhideWhenUsed="1" w:qFormat="1"/>
+    <w:lsdException w:name="heading 4" w:semiHidden="1" w:uiPriority="9" w:unhideWhenUsed="1" w:qFormat="1"/>
+    <w:lsdException w:name="heading 5" w:semiHidden="1" w:uiPriority="9" w:unhideWhenUsed="1" w:qFormat="1"/>
+    <w:lsdException w:name="heading 6" w:semiHidden="1" w:uiPriority="9" w:unhideWhenUsed="1" w:qFormat="1"/>
+    <w:lsdException w:name="heading 7" w:semiHidden="1" w:uiPriority="9" w:unhideWhenUsed="1" w:qFormat="1"/>
+    <w:lsdException w:name="heading 8" w:semiHidden="1" w:uiPriority="9" w:unhideWhenUsed="1" w:qFormat="1"/>
+    <w:lsdException w:name="heading 9" w:semiHidden="1" w:uiPriority="9" w:unhideWhenUsed="1" w:qFormat="1"/>
+    <w:lsdException w:name="index 1" w:semiHidden="1" w:unhideWhenUsed="1"/>
+    <w:lsdException w:name="index 2" w:semiHidden="1" w:unhideWhenUsed="1"/>
+    <w:lsdException w:name="index 3" w:semiHidden="1" w:unhideWhenUsed="1"/>
+    <w:lsdException w:name="index 4" w:semiHidden="1" w:unhideWhenUsed="1"/>
+    <w:lsdException w:name="index 5" w:semiHidden="1" w:unhideWhenUsed="1"/>
+    <w:lsdException w:name="index 6" w:semiHidden="1" w:unhideWhenUsed="1"/>
+    <w:lsdException w:name="index 7" w:semiHidden="1" w:unhideWhenUsed="1"/>
+    <w:lsdException w:name="index 8" w:semiHidden="1" w:unhideWhenUsed="1"/>
+    <w:lsdException w:name="index 9" w:semiHidden="1" w:unhideWhenUsed="1"/>
+    <w:lsdException w:name="toc 1" w:semiHidden="1" w:uiPriority="39" w:unhideWhenUsed="1"/>
+    <w:lsdException w:name="toc 2" w:semiHidden="1" w:uiPriority="39" w:unhideWhenUsed="1"/>
+    <w:lsdException w:name="toc 3" w:semiHidden="1" w:uiPriority="39" w:unhideWhenUsed="1"/>
+    <w:lsdException w:name="toc 4" w:semiHidden="1" w:uiPriority="39" w:unhideWhenUsed="1"/>
+    <w:lsdException w:name="toc 5" w:semiHidden="1" w:uiPriority="39" w:unhideWhenUsed="1"/>
+    <w:lsdException w:name="toc 6" w:semiHidden="1" w:uiPriority="39" w:unhideWhenUsed="1"/>
+    <w:lsdException w:name="toc 7" w:semiHidden="1" w:uiPriority="39" w:unhideWhenUsed="1"/>
+    <w:lsdException w:name="toc 8" w:semiHidden="1" w:uiPriority="39" w:unhideWhenUsed="1"/>
+    <w:lsdException w:name="toc 9" w:semiHidden="1" w:uiPriority="39" w:unhideWhenUsed="1"/>
+    <w:lsdException w:name="Normal Indent" w:semiHidden="1" w:unhideWhenUsed="1"/>
+    <w:lsdException w:name="footnote text" w:semiHidden="1" w:unhideWhenUsed="1"/>
+    <w:lsdException w:name="annotation text" w:semiHidden="1" w:unhideWhenUsed="1"/>
+    <w:lsdException w:name="header" w:semiHidden="1" w:unhideWhenUsed="1"/>
+    <w:lsdException w:name="footer" w:semiHidden="1" w:unhideWhenUsed="1"/>
+    <w:lsdException w:name="index heading" w:semiHidden="1" w:unhideWhenUsed="1"/>
+    <w:lsdException w:name="caption" w:semiHidden="1" w:uiPriority="35" w:unhideWhenUsed="1" w:qFormat="1"/>
+    <w:lsdException w:name="table of figures" w:semiHidden="1" w:unhideWhenUsed="1"/>
+    <w:lsdException w:name="envelope address" w:semiHidden="1" w:unhideWhenUsed="1"/>
+    <w:lsdException w:name="envelope return" w:semiHidden="1" w:unhideWhenUsed="1"/>
+    <w:lsdException w:name="footnote reference" w:semiHidden="1" w:unhideWhenUsed="1"/>
+    <w:lsdException w:name="annotation reference" w:semiHidden="1" w:unhideWhenUsed="1"/>
+    <w:lsdException w:name="line number" w:semiHidden="1" w:unhideWhenUsed="1"/>
+    <w:lsdException w:name="page number" w:semiHidden="1" w:unhideWhenUsed="1"/>
+    <w:lsdException w:name="endnote reference" w:semiHidden="1" w:unhideWhenUsed="1"/>
+    <w:lsdException w:name="endnote text" w:semiHidden="1" w:unhideWhenUsed="1"/>
+    <w:lsdException w:name="table of authorities" w:semiHidden="1" w:unhideWhenUsed="1"/>
+    <w:lsdException w:name="macro" w:semiHidden="1" w:unhideWhenUsed="1"/>
+    <w:lsdException w:name="toa heading" w:semiHidden="1" w:unhideWhenUsed="1"/>
+    <w:lsdException w:name="List" w:semiHidden="1" w:unhideWhenUsed="1"/>
+    <w:lsdException w:name="List Bullet" w:semiHidden="1" w:unhideWhenUsed="1"/>
+    <w:lsdException w:name="List Number" w:semiHidden="1" w:unhideWhenUsed="1"/>
+    <w:lsdException w:name="List 2" w:semiHidden="1" w:unhideWhenUsed="1"/>
+    <w:lsdException w:name="List 3" w:semiHidden="1" w:unhideWhenUsed="1"/>
+    <w:lsdException w:name="List 4" w:semiHidden="1" w:unhideWhenUsed="1"/>
+    <w:lsdException w:name="List 5" w:semiHidden="1" w:unhideWhenUsed="1"/>
+    <w:lsdException w:name="List Bullet 2" w:semiHidden="1" w:unhideWhenUsed="1"/>
+    <w:lsdException w:name="List Bullet 3" w:semiHidden="1" w:unhideWhenUsed="1"/>
+    <w:lsdException w:name="List Bullet 4" w:semiHidden="1" w:unhideWhenUsed="1"/>
+    <w:lsdException w:name="List Bullet 5" w:semiHidden="1" w:unhideWhenUsed="1"/>
+    <w:lsdException w:name="List Number 2" w:semiHidden="1" w:unhideWhenUsed="1"/>
+    <w:lsdException w:name="List Number 3" w:semiHidden="1" w:unhideWhenUsed="1"/>
+    <w:lsdException w:name="List Number 4" w:semiHidden="1" w:unhideWhenUsed="1"/>
+    <w:lsdException w:name="List Number 5" w:semiHidden="1" w:unhideWhenUsed="1"/>
+    <w:lsdException w:name="Title" w:uiPriority="10" w:qFormat="1"/>
+    <w:lsdException w:name="Closing" w:semiHidden="1" w:unhideWhenUsed="1"/>
+    <w:lsdException w:name="Signature" w:semiHidden="1" w:unhideWhenUsed="1"/>
+    <w:lsdException w:name="Default Paragraph Font" w:semiHidden="1" w:uiPriority="1" w:unhideWhenUsed="1"/>
+    <w:lsdException w:name="Body Text" w:semiHidden="1" w:unhideWhenUsed="1"/>
+    <w:lsdException w:name="Body Text Indent" w:semiHidden="1" w:unhideWhenUsed="1"/>
+    <w:lsdException w:name="List Continue" w:semiHidden="1" w:unhideWhenUsed="1"/>
+    <w:lsdException w:name="List Continue 2" w:semiHidden="1" w:unhideWhenUsed="1"/>
+    <w:lsdException w:name="List Continue 3" w:semiHidden="1" w:unhideWhenUsed="1"/>
+    <w:lsdException w:name="List Continue 4" w:semiHidden="1" w:unhideWhenUsed="1"/>
+    <w:lsdException w:name="List Continue 5" w:semiHidden="1" w:unhideWhenUsed="1"/>
+    <w:lsdException w:name="Message Header" w:semiHidden="1" w:unhideWhenUsed="1"/>
+    <w:lsdException w:name="Subtitle" w:uiPriority="11" w:qFormat="1"/>
+    <w:lsdException w:name="Salutation" w:semiHidden="1" w:unhideWhenUsed="1"/>
+    <w:lsdException w:name="Date" w:semiHidden="1" w:unhideWhenUsed="1"/>
+    <w:lsdException w:name="Body Text First Indent" w:semiHidden="1" w:unhideWhenUsed="1"/>
+    <w:lsdException w:name="Body Text First Indent 2" w:semiHidden="1" w:unhideWhenUsed="1"/>
+    <w:lsdException w:name="Note Heading" w:semiHidden="1" w:unhideWhenUsed="1"/>
+    <w:lsdException w:name="Body Text 2" w:semiHidden="1" w:unhideWhenUsed="1"/>
+    <w:lsdException w:name="Body Text 3" w:semiHidden="1" w:unhideWhenUsed="1"/>
+    <w:lsdException w:name="Body Text Indent 2" w:semiHidden="1" w:unhideWhenUsed="1"/>
+    <w:lsdException w:name="Body Text Indent 3" w:semiHidden="1" w:unhideWhenUsed="1"/>
+    <w:lsdException w:name="Block Text" w:semiHidden="1" w:unhideWhenUsed="1"/>
+    <w:lsdException w:name="Hyperlink" w:semiHidden="1" w:unhideWhenUsed="1"/>
+    <w:lsdException w:name="FollowedHyperlink" w:semiHidden="1" w:unhideWhenUsed="1"/>
+    <w:lsdException w:name="Strong" w:uiPriority="22" w:qFormat="1"/>
+    <w:lsdException w:name="Emphasis" w:uiPriority="20" w:qFormat="1"/>
+    <w:lsdException w:name="Document Map" w:semiHidden="1" w:unhideWhenUsed="1"/>
+    <w:lsdException w:name="Plain Text" w:semiHidden="1" w:unhideWhenUsed="1"/>
+    <w:lsdException w:name="E-mail Signature" w:semiHidden="1" w:unhideWhenUsed="1"/>
+    <w:lsdException w:name="HTML Top of Form" w:semiHidden="1" w:unhideWhenUsed="1"/>
+    <w:lsdException w:name="HTML Bottom of Form" w:semiHidden="1" w:unhideWhenUsed="1"/>
+    <w:lsdException w:name="Normal (Web)" w:semiHidden="1" w:unhideWhenUsed="1"/>
+    <w:lsdException w:name="HTML Acronym" w:semiHidden="1" w:unhideWhenUsed="1"/>
+    <w:lsdException w:name="HTML Address" w:semiHidden="1" w:unhideWhenUsed="1"/>
+    <w:lsdException w:name="HTML Cite" w:semiHidden="1" w:unhideWhenUsed="1"/>
+    <w:lsdException w:name="HTML Code" w:semiHidden="1" w:unhideWhenUsed="1"/>
+    <w:lsdException w:name="HTML Definition" w:semiHidden="1" w:unhideWhenUsed="1"/>
+    <w:lsdException w:name="HTML Keyboard" w:semiHidden="1" w:unhideWhenUsed="1"/>
+    <w:lsdException w:name="HTML Preformatted" w:semiHidden="1" w:unhideWhenUsed="1"/>
+    <w:lsdException w:name="HTML Sample" w:semiHidden="1" w:unhideWhenUsed="1"/>
+    <w:lsdException w:name="HTML Typewriter" w:semiHidden="1" w:unhideWhenUsed="1"/>
+    <w:lsdException w:name="HTML Variable" w:semiHidden="1" w:unhideWhenUsed="1"/>
+    <w:lsdException w:name="Normal Table" w:semiHidden="1" w:unhideWhenUsed="1"/>
+    <w:lsdException w:name="annotation subject" w:semiHidden="1" w:unhideWhenUsed="1"/>
+    <w:lsdException w:name="No List" w:semiHidden="1" w:unhideWhenUsed="1"/>
+    <w:lsdException w:name="Outline List 1" w:semiHidden="1" w:unhideWhenUsed="1"/>
+    <w:lsdException w:name="Outline List 2" w:semiHidden="1" w:unhideWhenUsed="1"/>
+    <w:lsdException w:name="Outline List 3" w:semiHidden="1" w:unhideWhenUsed="1"/>
+    <w:lsdException w:name="Table Simple 1" w:semiHidden="1" w:unhideWhenUsed="1"/>
+    <w:lsdException w:name="Table Simple 2" w:semiHidden="1" w:unhideWhenUsed="1"/>
+    <w:lsdException w:name="Table Simple 3" w:semiHidden="1" w:unhideWhenUsed="1"/>
+    <w:lsdException w:name="Table Classic 1" w:semiHidden="1" w:unhideWhenUsed="1"/>
+    <w:lsdException w:name="Table Classic 2" w:semiHidden="1" w:unhideWhenUsed="1"/>
+    <w:lsdException w:name="Table Classic 3" w:semiHidden="1" w:unhideWhenUsed="1"/>
+    <w:lsdException w:name="Table Classic 4" w:semiHidden="1" w:unhideWhenUsed="1"/>
+    <w:lsdException w:name="Table Colorful 1" w:semiHidden="1" w:unhideWhenUsed="1"/>
+    <w:lsdException w:name="Table Colorful 2" w:semiHidden="1" w:unhideWhenUsed="1"/>
+    <w:lsdException w:name="Table Colorful 3" w:semiHidden="1" w:unhideWhenUsed="1"/>
+    <w:lsdException w:name="Table Columns 1" w:semiHidden="1" w:unhideWhenUsed="1"/>
+    <w:lsdException w:name="Table Columns 2" w:semiHidden="1" w:unhideWhenUsed="1"/>
+    <w:lsdException w:name="Table Columns 3" w:semiHidden="1" w:unhideWhenUsed="1"/>
+    <w:lsdException w:name="Table Columns 4" w:semiHidden="1" w:unhideWhenUsed="1"/>
+    <w:lsdException w:name="Table Columns 5" w:semiHidden="1" w:unhideWhenUsed="1"/>
+    <w:lsdException w:name="Table Grid 1" w:semiHidden="1" w:unhideWhenUsed="1"/>
+    <w:lsdException w:name="Table Grid 2" w:semiHidden="1" w:unhideWhenUsed="1"/>
+    <w:lsdException w:name="Table Grid 3" w:semiHidden="1" w:unhideWhenUsed="1"/>
+    <w:lsdException w:name="Table Grid 4" w:semiHidden="1" w:unhideWhenUsed="1"/>
+    <w:lsdException w:name="Table Grid 5" w:semiHidden="1" w:unhideWhenUsed="1"/>
+    <w:lsdException w:name="Table Grid 6" w:semiHidden="1" w:unhideWhenUsed="1"/>
+    <w:lsdException w:name="Table Grid 7" w:semiHidden="1" w:unhideWhenUsed="1"/>
+    <w:lsdException w:name="Table Grid 8" w:semiHidden="1" w:unhideWhenUsed="1"/>
+    <w:lsdException w:name="Table List 1" w:semiHidden="1" w:unhideWhenUsed="1"/>
+    <w:lsdException w:name="Table List 2" w:semiHidden="1" w:unhideWhenUsed="1"/>
+    <w:lsdException w:name="Table List 3" w:semiHidden="1" w:unhideWhenUsed="1"/>
+    <w:lsdException w:name="Table List 4" w:semiHidden="1" w:unhideWhenUsed="1"/>
+    <w:lsdException w:name="Table List 5" w:semiHidden="1" w:unhideWhenUsed="1"/>
+    <w:lsdException w:name="Table List 6" w:semiHidden="1" w:unhideWhenUsed="1"/>
+    <w:lsdException w:name="Table List 7" w:semiHidden="1" w:unhideWhenUsed="1"/>
+    <w:lsdException w:name="Table List 8" w:semiHidden="1" w:unhideWhenUsed="1"/>
+    <w:lsdException w:name="Table 3D effects 1" w:semiHidden="1" w:unhideWhenUsed="1"/>
+    <w:lsdException w:name="Table 3D effects 2" w:semiHidden="1" w:unhideWhenUsed="1"/>
+    <w:lsdException w:name="Table 3D effects 3" w:semiHidden="1" w:unhideWhenUsed="1"/>
+    <w:lsdException w:name="Table Contemporary" w:semiHidden="1" w:unhideWhenUsed="1"/>
+    <w:lsdException w:name="Table Elegant" w:semiHidden="1" w:unhideWhenUsed="1"/>
+    <w:lsdException w:name="Table Professional" w:semiHidden="1" w:unhideWhenUsed="1"/>
+    <w:lsdException w:name="Table Subtle 1" w:semiHidden="1" w:unhideWhenUsed="1"/>
+    <w:lsdException w:name="Table Subtle 2" w:semiHidden="1" w:unhideWhenUsed="1"/>
+    <w:lsdException w:name="Table Web 1" w:semiHidden="1" w:unhideWhenUsed="1"/>
+    <w:lsdException w:name="Table Web 2" w:semiHidden="1" w:unhideWhenUsed="1"/>
+    <w:lsdException w:name="Table Web 3" w:semiHidden="1" w:unhideWhenUsed="1"/>
+    <w:lsdException w:name="Balloon Text" w:semiHidden="1" w:unhideWhenUsed="1"/>
+    <w:lsdException w:name="Table Grid" w:uiPriority="39"/>
+    <w:lsdException w:name="Table Theme" w:semiHidden="1" w:unhideWhenUsed="1"/>
+    <w:lsdException w:name="Placeholder Text" w:semiHidden="1"/>
+    <w:lsdException w:name="No Spacing" w:uiPriority="1" w:qFormat="1"/>
+    <w:lsdException w:name="Light Shading" w:uiPriority="60"/>
+    <w:lsdException w:name="Light List" w:uiPriority="61"/>
+    <w:lsdException w:name="Light Grid" w:uiPriority="62"/>
+    <w:lsdException w:name="Medium Shading 1" w:uiPriority="63"/>
+    <w:lsdException w:name="Medium Shading 2" w:uiPriority="64"/>
+    <w:lsdException w:name="Medium List 1" w:uiPriority="65"/>
+    <w:lsdException w:name="Medium List 2" w:uiPriority="66"/>
+    <w:lsdException w:name="Medium Grid 1" w:uiPriority="67"/>
+    <w:lsdException w:name="Medium Grid 2" w:uiPriority="68"/>
+    <w:lsdException w:name="Medium Grid 3" w:uiPriority="69"/>
+    <w:lsdException w:name="Dark List" w:uiPriority="70"/>
+    <w:lsdException w:name="Colorful Shading" w:uiPriority="71"/>
+    <w:lsdException w:name="Colorful List" w:uiPriority="72"/>
+    <w:lsdException w:name="Colorful Grid" w:uiPriority="73"/>
+    <w:lsdException w:name="Light Shading Accent 1" w:uiPriority="60"/>
+    <w:lsdException w:name="Light List Accent 1" w:uiPriority="61"/>
+    <w:lsdException w:name="Light Grid Accent 1" w:uiPriority="62"/>
+    <w:lsdException w:name="Medium Shading 1 Accent 1" w:uiPriority="63"/>
+    <w:lsdException w:name="Medium Shading 2 Accent 1" w:uiPriority="64"/>
+    <w:lsdException w:name="Medium List 1 Accent 1" w:uiPriority="65"/>
+    <w:lsdException w:name="Revision" w:semiHidden="1"/>
+    <w:lsdException w:name="List Paragraph" w:uiPriority="34" w:qFormat="1"/>
+    <w:lsdException w:name="Quote" w:uiPriority="29" w:qFormat="1"/>
+    <w:lsdException w:name="Intense Quote" w:uiPriority="30" w:qFormat="1"/>
+    <w:lsdException w:name="Medium List 2 Accent 1" w:uiPriority="66"/>
+    <w:lsdException w:name="Medium Grid 1 Accent 1" w:uiPriority="67"/>
+    <w:lsdException w:name="Medium Grid 2 Accent 1" w:uiPriority="68"/>
+    <w:lsdException w:name="Medium Grid 3 Accent 1" w:uiPriority="69"/>
+    <w:lsdException w:name="Dark List Accent 1" w:uiPriority="70"/>
+    <w:lsdException w:name="Colorful Shading Accent 1" w:uiPriority="71"/>
+    <w:lsdException w:name="Colorful List Accent 1" w:uiPriority="72"/>
+    <w:lsdException w:name="Colorful Grid Accent 1" w:uiPriority="73"/>
+    <w:lsdException w:name="Light Shading Accent 2" w:uiPriority="60"/>
+    <w:lsdException w:name="Light List Accent 2" w:uiPriority="61"/>
+    <w:lsdException w:name="Light Grid Accent 2" w:uiPriority="62"/>
+    <w:lsdException w:name="Medium Shading 1 Accent 2" w:uiPriority="63"/>
+    <w:lsdException w:name="Medium Shading 2 Accent 2" w:uiPriority="64"/>
+    <w:lsdException w:name="Medium List 1 Accent 2" w:uiPriority="65"/>
+    <w:lsdException w:name="Medium List 2 Accent 2" w:uiPriority="66"/>
+    <w:lsdException w:name="Medium Grid 1 Accent 2" w:uiPriority="67"/>
+    <w:lsdException w:name="Medium Grid 2 Accent 2" w:uiPriority="68"/>
+    <w:lsdException w:name="Medium Grid 3 Accent 2" w:uiPriority="69"/>
+    <w:lsdException w:name="Dark List Accent 2" w:uiPriority="70"/>
+    <w:lsdException w:name="Colorful Shading Accent 2" w:uiPriority="71"/>
+    <w:lsdException w:name="Colorful List Accent 2" w:uiPriority="72"/>
+    <w:lsdException w:name="Colorful Grid Accent 2" w:uiPriority="73"/>
+    <w:lsdException w:name="Light Shading Accent 3" w:uiPriority="60"/>
+    <w:lsdException w:name="Light List Accent 3" w:uiPriority="61"/>
+    <w:lsdException w:name="Light Grid Accent 3" w:uiPriority="62"/>
+    <w:lsdException w:name="Medium Shading 1 Accent 3" w:uiPriority="63"/>
+    <w:lsdException w:name="Medium Shading 2 Accent 3" w:uiPriority="64"/>
+    <w:lsdException w:name="Medium List 1 Accent 3" w:uiPriority="65"/>
+    <w:lsdException w:name="Medium List 2 Accent 3" w:uiPriority="66"/>
+    <w:lsdException w:name="Medium Grid 1 Accent 3" w:uiPriority="67"/>
+    <w:lsdException w:name="Medium Grid 2 Accent 3" w:uiPriority="68"/>
+    <w:lsdException w:name="Medium Grid 3 Accent 3" w:uiPriority="69"/>
+    <w:lsdException w:name="Dark List Accent 3" w:uiPriority="70"/>
+    <w:lsdException w:name="Colorful Shading Accent 3" w:uiPriority="71"/>
+    <w:lsdException w:name="Colorful List Accent 3" w:uiPriority="72"/>
+    <w:lsdException w:name="Colorful Grid Accent 3" w:uiPriority="73"/>
+    <w:lsdException w:name="Light Shading Accent 4" w:uiPriority="60"/>
+    <w:lsdException w:name="Light List Accent 4" w:uiPriority="61"/>
+    <w:lsdException w:name="Light Grid Accent 4" w:uiPriority="62"/>
+    <w:lsdException w:name="Medium Shading 1 Accent 4" w:uiPriority="63"/>
+    <w:lsdException w:name="Medium Shading 2 Accent 4" w:uiPriority="64"/>
+    <w:lsdException w:name="Medium List 1 Accent 4" w:uiPriority="65"/>
+    <w:lsdException w:name="Medium List 2 Accent 4" w:uiPriority="66"/>
+    <w:lsdException w:name="Medium Grid 1 Accent 4" w:uiPriority="67"/>
+    <w:lsdException w:name="Medium Grid 2 Accent 4" w:uiPriority="68"/>
+    <w:lsdException w:name="Medium Grid 3 Accent 4" w:uiPriority="69"/>
+    <w:lsdException w:name="Dark List Accent 4" w:uiPriority="70"/>
+    <w:lsdException w:name="Colorful Shading Accent 4" w:uiPriority="71"/>
+    <w:lsdException w:name="Colorful List Accent 4" w:uiPriority="72"/>
+    <w:lsdException w:name="Colorful Grid Accent 4" w:uiPriority="73"/>
+    <w:lsdException w:name="Light Shading Accent 5" w:uiPriority="60"/>
+    <w:lsdException w:name="Light List Accent 5" w:uiPriority="61"/>
+    <w:lsdException w:name="Light Grid Accent 5" w:uiPriority="62"/>
+    <w:lsdException w:name="Medium Shading 1 Accent 5" w:uiPriority="63"/>
+    <w:lsdException w:name="Medium Shading 2 Accent 5" w:uiPriority="64"/>
+    <w:lsdException w:name="Medium List 1 Accent 5" w:uiPriority="65"/>
+    <w:lsdException w:name="Medium List 2 Accent 5" w:uiPriority="66"/>
+    <w:lsdException w:name="Medium Grid 1 Accent 5" w:uiPriority="67"/>
+    <w:lsdException w:name="Medium Grid 2 Accent 5" w:uiPriority="68"/>
+    <w:lsdException w:name="Medium Grid 3 Accent 5" w:uiPriority="69"/>
+    <w:lsdException w:name="Dark List Accent 5" w:uiPriority="70"/>
+    <w:lsdException w:name="Colorful Shading Accent 5" w:uiPriority="71"/>
+    <w:lsdException w:name="Colorful List Accent 5" w:uiPriority="72"/>
+    <w:lsdException w:name="Colorful Grid Accent 5" w:uiPriority="73"/>
+    <w:lsdException w:name="Light Shading Accent 6" w:uiPriority="60"/>
+    <w:lsdException w:name="Light List Accent 6" w:uiPriority="61"/>
+    <w:lsdException w:name="Light Grid Accent 6" w:uiPriority="62"/>
+    <w:lsdException w:name="Medium Shading 1 Accent 6" w:uiPriority="63"/>
+    <w:lsdException w:name="Medium Shading 2 Accent 6" w:uiPriority="64"/>
+    <w:lsdException w:name="Medium List 1 Accent 6" w:uiPriority="65"/>
+    <w:lsdException w:name="Medium List 2 Accent 6" w:uiPriority="66"/>
+    <w:lsdException w:name="Medium Grid 1 Accent 6" w:uiPriority="67"/>
+    <w:lsdException w:name="Medium Grid 2 Accent 6" w:uiPriority="68"/>
+    <w:lsdException w:name="Medium Grid 3 Accent 6" w:uiPriority="69"/>
+    <w:lsdException w:name="Dark List Accent 6" w:uiPriority="70"/>
+    <w:lsdException w:name="Colorful Shading Accent 6" w:uiPriority="71"/>
+    <w:lsdException w:name="Colorful List Accent 6" w:uiPriority="72"/>
+    <w:lsdException w:name="Colorful Grid Accent 6" w:uiPriority="73"/>
+    <w:lsdException w:name="Subtle Emphasis" w:uiPriority="19" w:qFormat="1"/>
+    <w:lsdException w:name="Intense Emphasis" w:uiPriority="21" w:qFormat="1"/>
+    <w:lsdException w:name="Subtle Reference" w:uiPriority="31" w:qFormat="1"/>
+    <w:lsdException w:name="Intense Reference" w:uiPriority="32" w:qFormat="1"/>
+    <w:lsdException w:name="Book Title" w:uiPriority="33" w:qFormat="1"/>
+    <w:lsdException w:name="Bibliography" w:semiHidden="1" w:uiPriority="37" w:unhideWhenUsed="1"/>
+    <w:lsdException w:name="TOC Heading" w:semiHidden="1" w:uiPriority="39" w:unhideWhenUsed="1" w:qFormat="1"/>
+    <w:lsdException w:name="Plain Table 1" w:uiPriority="41"/>
+    <w:lsdException w:name="Plain Table 2" w:uiPriority="42"/>
+    <w:lsdException w:name="Plain Table 3" w:uiPriority="43"/>
+    <w:lsdException w:name="Plain Table 4" w:uiPriority="44"/>
+    <w:lsdException w:name="Plain Table 5" w:uiPriority="45"/>
+    <w:lsdException w:name="Grid Table Light" w:uiPriority="40"/>
+    <w:lsdException w:name="Grid Table 1 Light" w:uiPriority="46"/>
+    <w:lsdException w:name="Grid Table 2" w:uiPriority="47"/>
+    <w:lsdException w:name="Grid Table 3" w:uiPriority="48"/>
+    <w:lsdException w:name="Grid Table 4" w:uiPriority="49"/>
+    <w:lsdException w:name="Grid Table 5 Dark" w:uiPriority="50"/>
+    <w:lsdException w:name="Grid Table 6 Colorful" w:uiPriority="51"/>
+    <w:lsdException w:name="Grid Table 7 Colorful" w:uiPriority="52"/>
+    <w:lsdException w:name="Grid Table 1 Light Accent 1" w:uiPriority="46"/>
+    <w:lsdException w:name="Grid Table 2 Accent 1" w:uiPriority="47"/>
+    <w:lsdException w:name="Grid Table 3 Accent 1" w:uiPriority="48"/>
+    <w:lsdException w:name="Grid Table 4 Accent 1" w:uiPriority="49"/>
+    <w:lsdException w:name="Grid Table 5 Dark Accent 1" w:uiPriority="50"/>
+    <w:lsdException w:name="Grid Table 6 Colorful Accent 1" w:uiPriority="51"/>
+    <w:lsdException w:name="Grid Table 7 Colorful Accent 1" w:uiPriority="52"/>
+    <w:lsdException w:name="Grid Table 1 Light Accent 2" w:uiPriority="46"/>
+    <w:lsdException w:name="Grid Table 2 Accent 2" w:uiPriority="47"/>
+    <w:lsdException w:name="Grid Table 3 Accent 2" w:uiPriority="48"/>
+    <w:lsdException w:name="Grid Table 4 Accent 2" w:uiPriority="49"/>
+    <w:lsdException w:name="Grid Table 5 Dark Accent 2" w:uiPriority="50"/>
+    <w:lsdException w:name="Grid Table 6 Colorful Accent 2" w:uiPriority="51"/>
+    <w:lsdException w:name="Grid Table 7 Colorful Accent 2" w:uiPriority="52"/>
+    <w:lsdException w:name="Grid Table 1 Light Accent 3" w:uiPriority="46"/>
+    <w:lsdException w:name="Grid Table 2 Accent 3" w:uiPriority="47"/>
+    <w:lsdException w:name="Grid Table 3 Accent 3" w:uiPriority="48"/>
+    <w:lsdException w:name="Grid Table 4 Accent 3" w:uiPriority="49"/>
+    <w:lsdException w:name="Grid Table 5 Dark Accent 3" w:uiPriority="50"/>
+    <w:lsdException w:name="Grid Table 6 Colorful Accent 3" w:uiPriority="51"/>
+    <w:lsdException w:name="Grid Table 7 Colorful Accent 3" w:uiPriority="52"/>
+    <w:lsdException w:name="Grid Table 1 Light Accent 4" w:uiPriority="46"/>
+    <w:lsdException w:name="Grid Table 2 Accent 4" w:uiPriority="47"/>
+    <w:lsdException w:name="Grid Table 3 Accent 4" w:uiPriority="48"/>
+    <w:lsdException w:name="Grid Table 4 Accent 4" w:uiPriority="49"/>
+    <w:lsdException w:name="Grid Table 5 Dark Accent 4" w:uiPriority="50"/>
+    <w:lsdException w:name="Grid Table 6 Colorful Accent 4" w:uiPriority="51"/>
+    <w:lsdException w:name="Grid Table 7 Colorful Accent 4" w:uiPriority="52"/>
+    <w:lsdException w:name="Grid Table 1 Light Accent 5" w:uiPriority="46"/>
+    <w:lsdException w:name="Grid Table 2 Accent 5" w:uiPriority="47"/>
+    <w:lsdException w:name="Grid Table 3 Accent 5" w:uiPriority="48"/>
+    <w:lsdException w:name="Grid Table 4 Accent 5" w:uiPriority="49"/>
+    <w:lsdException w:name="Grid Table 5 Dark Accent 5" w:uiPriority="50"/>
+    <w:lsdException w:name="Grid Table 6 Colorful Accent 5" w:uiPriority="51"/>
+    <w:lsdException w:name="Grid Table 7 Colorful Accent 5" w:uiPriority="52"/>
+    <w:lsdException w:name="Grid Table 1 Light Accent 6" w:uiPriority="46"/>
+    <w:lsdException w:name="Grid Table 2 Accent 6" w:uiPriority="47"/>
+    <w:lsdException w:name="Grid Table 3 Accent 6" w:uiPriority="48"/>
+    <w:lsdException w:name="Grid Table 4 Accent 6" w:uiPriority="49"/>
+    <w:lsdException w:name="Grid Table 5 Dark Accent 6" w:uiPriority="50"/>
+    <w:lsdException w:name="Grid Table 6 Colorful Accent 6" w:uiPriority="51"/>
+    <w:lsdException w:name="Grid Table 7 Colorful Accent 6" w:uiPriority="52"/>
+    <w:lsdException w:name="List Table 1 Light" w:uiPriority="46"/>
+    <w:lsdException w:name="List Table 2" w:uiPriority="47"/>
+    <w:lsdException w:name="List Table 3" w:uiPriority="48"/>
+    <w:lsdException w:name="List Table 4" w:uiPriority="49"/>
+    <w:lsdException w:name="List Table 5 Dark" w:uiPriority="50"/>
+    <w:lsdException w:name="List Table 6 Colorful" w:uiPriority="51"/>
+    <w:lsdException w:name="List Table 7 Colorful" w:uiPriority="52"/>
+    <w:lsdException w:name="List Table 1 Light Accent 1" w:uiPriority="46"/>
+    <w:lsdException w:name="List Table 2 Accent 1" w:uiPriority="47"/>
+    <w:lsdException w:name="List Table 3 Accent 1" w:uiPriority="48"/>
+    <w:lsdException w:name="List Table 4 Accent 1" w:uiPriority="49"/>
+    <w:lsdException w:name="List Table 5 Dark Accent 1" w:uiPriority="50"/>
+    <w:lsdException w:name="List Table 6 Colorful Accent 1" w:uiPriority="51"/>
+    <w:lsdException w:name="List Table 7 Colorful Accent 1" w:uiPriority="52"/>
+    <w:lsdException w:name="List Table 1 Light Accent 2" w:uiPriority="46"/>
+    <w:lsdException w:name="List Table 2 Accent 2" w:uiPriority="47"/>
+    <w:lsdException w:name="List Table 3 Accent 2" w:uiPriority="48"/>
+    <w:lsdException w:name="List Table 4 Accent 2" w:uiPriority="49"/>
+    <w:lsdException w:name="List Table 5 Dark Accent 2" w:uiPriority="50"/>
+    <w:lsdException w:name="List Table 6 Colorful Accent 2" w:uiPriority="51"/>
+    <w:lsdException w:name="List Table 7 Colorful Accent 2" w:uiPriority="52"/>
+    <w:lsdException w:name="List Table 1 Light Accent 3" w:uiPriority="46"/>
+    <w:lsdException w:name="List Table 2 Accent 3" w:uiPriority="47"/>
+    <w:lsdException w:name="List Table 3 Accent 3" w:uiPriority="48"/>
+    <w:lsdException w:name="List Table 4 Accent 3" w:uiPriority="49"/>
+    <w:lsdException w:name="List Table 5 Dark Accent 3" w:uiPriority="50"/>
+    <w:lsdException w:name="List Table 6 Colorful Accent 3" w:uiPriority="51"/>
+    <w:lsdException w:name="List Table 7 Colorful Accent 3" w:uiPriority="52"/>
+    <w:lsdException w:name="List Table 1 Light Accent 4" w:uiPriority="46"/>
+    <w:lsdException w:name="List Table 2 Accent 4" w:uiPriority="47"/>
+    <w:lsdException w:name="List Table 3 Accent 4" w:uiPriority="48"/>
+    <w:lsdException w:name="List Table 4 Accent 4" w:uiPriority="49"/>
+    <w:lsdException w:name="List Table 5 Dark Accent 4" w:uiPriority="50"/>
+    <w:lsdException w:name="List Table 6 Colorful Accent 4" w:uiPriority="51"/>
+    <w:lsdException w:name="List Table 7 Colorful Accent 4" w:uiPriority="52"/>
+    <w:lsdException w:name="List Table 1 Light Accent 5" w:uiPriority="46"/>
+    <w:lsdException w:name="List Table 2 Accent 5" w:uiPriority="47"/>
+    <w:lsdException w:name="List Table 3 Accent 5" w:uiPriority="48"/>
+    <w:lsdException w:name="List Table 4 Accent 5" w:uiPriority="49"/>
+    <w:lsdException w:name="List Table 5 Dark Accent 5" w:uiPriority="50"/>
+    <w:lsdException w:name="List Table 6 Colorful Accent 5" w:uiPriority="51"/>
+    <w:lsdException w:name="List Table 7 Colorful Accent 5" w:uiPriority="52"/>
+    <w:lsdException w:name="List Table 1 Light Accent 6" w:uiPriority="46"/>
+    <w:lsdException w:name="List Table 2 Accent 6" w:uiPriority="47"/>
+    <w:lsdException w:name="List Table 3 Accent 6" w:uiPriority="48"/>
+    <w:lsdException w:name="List Table 4 Accent 6" w:uiPriority="49"/>
+    <w:lsdException w:name="List Table 5 Dark Accent 6" w:uiPriority="50"/>
+    <w:lsdException w:name="List Table 6 Colorful Accent 6" w:uiPriority="51"/>
+    <w:lsdException w:name="List Table 7 Colorful Accent 6" w:uiPriority="52"/>
+    <w:lsdException w:name="Mention" w:semiHidden="1" w:unhideWhenUsed="1"/>
+    <w:lsdException w:name="Smart Hyperlink" w:semiHidden="1" w:unhideWhenUsed="1"/>
+    <w:lsdException w:name="Hashtag" w:semiHidden="1" w:unhideWhenUsed="1"/>
+    <w:lsdException w:name="Unresolved Mention" w:semiHidden="1" w:unhideWhenUsed="1"/>
+    <w:lsdException w:name="Smart Link" w:semiHidden="1" w:unhideWhenUsed="1"/>
+  </w:latentStyles>
+  <w:style w:type="paragraph" w:default="1" w:styleId="Normal">
+    <w:name w:val="Normal"/>
+    <w:qFormat/>
+  </w:style>
+  <w:style w:type="character" w:default="1" w:styleId="Fuentedeprrafopredeter">
+    <w:name w:val="Default Paragraph Font"/>
+    <w:uiPriority w:val="1"/>
+    <w:semiHidden/>
+    <w:unhideWhenUsed/>
+  </w:style>
+  <w:style w:type="table" w:default="1" w:styleId="Tablanormal">
+    <w:name w:val="Normal Table"/>
+    <w:uiPriority w:val="99"/>
+    <w:semiHidden/>
+    <w:unhideWhenUsed/>
+    <w:tblPr>
+      <w:tblInd w:w="0" w:type="dxa"/>
+      <w:tblCellMar>
+        <w:top w:w="0" w:type="dxa"/>
+        <w:left w:w="108" w:type="dxa"/>
+        <w:bottom w:w="0" w:type="dxa"/>
+        <w:right w:w="108" w:type="dxa"/>
+      </w:tblCellMar>
+    </w:tblPr>
+  </w:style>
+  <w:style w:type="numbering" w:default="1" w:styleId="Sinlista">
+    <w:name w:val="No List"/>
+    <w:uiPriority w:val="99"/>
+    <w:semiHidden/>
+    <w:unhideWhenUsed/>
+  </w:style>
+  <w:style w:type="paragraph" w:customStyle="1" w:styleId="4471E38CB3B74F07AAE8D33804B74925">
+    <w:name w:val="4471E38CB3B74F07AAE8D33804B74925"/>
+    <w:rsid w:val="006B7EBC"/>
+  </w:style>
+</w:styles>
+</file>
+
+<file path=word/glossary/webSettings.xml><?xml version="1.0" encoding="utf-8"?>
+<w:webSettings xmlns:mc="http://schemas.openxmlformats.org/markup-compatibility/2006" xmlns:r="http://schemas.openxmlformats.org/officeDocument/2006/relationships" xmlns:w="http://schemas.openxmlformats.org/wordprocessingml/2006/main" xmlns:w14="http://schemas.microsoft.com/office/word/2010/wordml" xmlns:w15="http://schemas.microsoft.com/office/word/2012/wordml" xmlns:w16cex="http://schemas.microsoft.com/office/word/2018/wordml/cex" xmlns:w16cid="http://schemas.microsoft.com/office/word/2016/wordml/cid" xmlns:w16="http://schemas.microsoft.com/office/word/2018/wordml" xmlns:w16sdtdh="http://schemas.microsoft.com/office/word/2020/wordml/sdtdatahash" xmlns:w16se="http://schemas.microsoft.com/office/word/2015/wordml/symex" mc:Ignorable="w14 w15 w16se w16cid w16 w16cex w16sdtdh">
+  <w:optimizeForBrowser/>
+  <w:allowPNG/>
+</w:webSettings>
 </file>
 
 <file path=word/theme/theme1.xml><?xml version="1.0" encoding="utf-8"?>
